--- a/Установка на хостинг.docx
+++ b/Установка на хостинг.docx
@@ -405,7 +405,7 @@
                     <pic:cNvPicPr/>
                   </pic:nvPicPr>
                   <pic:blipFill rotWithShape="1">
-                    <a:blip r:embed="rId5"/>
+                    <a:blip r:embed="rId6"/>
                     <a:srcRect t="12548" r="74345" b="18726"/>
                     <a:stretch/>
                   </pic:blipFill>
@@ -457,7 +457,7 @@
                     <pic:cNvPicPr/>
                   </pic:nvPicPr>
                   <pic:blipFill rotWithShape="1">
-                    <a:blip r:embed="rId6"/>
+                    <a:blip r:embed="rId7"/>
                     <a:srcRect t="5704" r="74506" b="26997"/>
                     <a:stretch/>
                   </pic:blipFill>
@@ -698,7 +698,7 @@
           <w:szCs w:val="21"/>
           <w:lang w:val="en-US"/>
         </w:rPr>
-        <w:t>add .</w:t>
+        <w:t>add</w:t>
       </w:r>
       <w:proofErr w:type="gramEnd"/>
     </w:p>
@@ -789,7 +789,17 @@
           <w:szCs w:val="21"/>
           <w:lang w:val="en-US"/>
         </w:rPr>
-        <w:t>git remote add origin https://github.com/USERNAME/REPO.git</w:t>
+        <w:t xml:space="preserve">git remote add origin </w:t>
+      </w:r>
+      <w:r>
+        <w:rPr>
+          <w:rFonts w:ascii="Segoe UI" w:hAnsi="Segoe UI" w:cs="Segoe UI"/>
+          <w:color w:val="1A1C1F"/>
+          <w:sz w:val="21"/>
+          <w:szCs w:val="21"/>
+          <w:lang w:val="en-US"/>
+        </w:rPr>
+        <w:t>https://github.com/danilapischikov-ux/ascent-private.git</w:t>
       </w:r>
     </w:p>
     <w:p>
@@ -960,191 +970,196 @@
           <w:shd w:val="clear" w:color="auto" w:fill="FFFFFF"/>
         </w:rPr>
       </w:pPr>
-      <w:r>
-        <w:rPr>
-          <w:rStyle w:val="a3"/>
-          <w:rFonts w:ascii="Segoe UI" w:hAnsi="Segoe UI" w:cs="Segoe UI"/>
-          <w:color w:val="1A1C1F"/>
-          <w:sz w:val="21"/>
-          <w:szCs w:val="21"/>
-          <w:bdr w:val="single" w:sz="2" w:space="0" w:color="auto" w:frame="1"/>
-          <w:shd w:val="clear" w:color="auto" w:fill="FFFFFF"/>
-        </w:rPr>
-        <w:t>3. Подготовь сервер</w:t>
-      </w:r>
-      <w:r>
-        <w:rPr>
-          <w:rFonts w:ascii="Segoe UI" w:hAnsi="Segoe UI" w:cs="Segoe UI"/>
-          <w:color w:val="1A1C1F"/>
-          <w:sz w:val="21"/>
-          <w:szCs w:val="21"/>
-        </w:rPr>
-        <w:br/>
-      </w:r>
-      <w:r>
-        <w:rPr>
-          <w:rFonts w:ascii="Segoe UI" w:hAnsi="Segoe UI" w:cs="Segoe UI"/>
-          <w:color w:val="1A1C1F"/>
-          <w:sz w:val="21"/>
-          <w:szCs w:val="21"/>
-          <w:shd w:val="clear" w:color="auto" w:fill="FFFFFF"/>
-        </w:rPr>
-        <w:t xml:space="preserve">На сервере желательно иметь </w:t>
-      </w:r>
-      <w:proofErr w:type="spellStart"/>
-      <w:r>
-        <w:rPr>
-          <w:rFonts w:ascii="Segoe UI" w:hAnsi="Segoe UI" w:cs="Segoe UI"/>
-          <w:color w:val="1A1C1F"/>
-          <w:sz w:val="21"/>
-          <w:szCs w:val="21"/>
-          <w:shd w:val="clear" w:color="auto" w:fill="FFFFFF"/>
-        </w:rPr>
-        <w:t>Nginx</w:t>
-      </w:r>
-      <w:proofErr w:type="spellEnd"/>
-      <w:r>
-        <w:rPr>
-          <w:rFonts w:ascii="Segoe UI" w:hAnsi="Segoe UI" w:cs="Segoe UI"/>
-          <w:color w:val="1A1C1F"/>
-          <w:sz w:val="21"/>
-          <w:szCs w:val="21"/>
-          <w:shd w:val="clear" w:color="auto" w:fill="FFFFFF"/>
-        </w:rPr>
-        <w:t xml:space="preserve">. Обычно для </w:t>
-      </w:r>
-      <w:proofErr w:type="spellStart"/>
-      <w:r>
-        <w:rPr>
-          <w:rFonts w:ascii="Segoe UI" w:hAnsi="Segoe UI" w:cs="Segoe UI"/>
-          <w:color w:val="1A1C1F"/>
-          <w:sz w:val="21"/>
-          <w:szCs w:val="21"/>
-          <w:shd w:val="clear" w:color="auto" w:fill="FFFFFF"/>
-        </w:rPr>
-        <w:t>Ubuntu</w:t>
-      </w:r>
-      <w:proofErr w:type="spellEnd"/>
-      <w:r>
-        <w:rPr>
-          <w:rFonts w:ascii="Segoe UI" w:hAnsi="Segoe UI" w:cs="Segoe UI"/>
-          <w:color w:val="1A1C1F"/>
-          <w:sz w:val="21"/>
-          <w:szCs w:val="21"/>
-          <w:shd w:val="clear" w:color="auto" w:fill="FFFFFF"/>
-        </w:rPr>
-        <w:t>:</w:t>
-      </w:r>
-    </w:p>
-    <w:p>
-      <w:pPr>
-        <w:ind w:left="360"/>
-        <w:rPr>
-          <w:lang w:val="en-US"/>
-        </w:rPr>
-      </w:pPr>
-      <w:proofErr w:type="spellStart"/>
-      <w:r>
-        <w:rPr>
-          <w:lang w:val="en-US"/>
-        </w:rPr>
-        <w:t>sudo</w:t>
-      </w:r>
-      <w:proofErr w:type="spellEnd"/>
-      <w:r>
-        <w:rPr>
-          <w:lang w:val="en-US"/>
-        </w:rPr>
-        <w:t xml:space="preserve"> apt update</w:t>
-      </w:r>
-    </w:p>
-    <w:p>
-      <w:pPr>
-        <w:ind w:left="360"/>
-        <w:rPr>
-          <w:lang w:val="en-US"/>
-        </w:rPr>
-      </w:pPr>
-      <w:proofErr w:type="spellStart"/>
-      <w:r>
-        <w:rPr>
-          <w:lang w:val="en-US"/>
-        </w:rPr>
-        <w:t>sudo</w:t>
-      </w:r>
-      <w:proofErr w:type="spellEnd"/>
-      <w:r>
-        <w:rPr>
-          <w:lang w:val="en-US"/>
-        </w:rPr>
-        <w:t xml:space="preserve"> apt install </w:t>
-      </w:r>
-      <w:proofErr w:type="spellStart"/>
-      <w:r>
-        <w:rPr>
-          <w:lang w:val="en-US"/>
-        </w:rPr>
-        <w:t>nginx</w:t>
-      </w:r>
-      <w:proofErr w:type="spellEnd"/>
-    </w:p>
-    <w:p>
-      <w:pPr>
-        <w:ind w:left="360"/>
-        <w:rPr>
-          <w:rFonts w:ascii="Segoe UI" w:hAnsi="Segoe UI" w:cs="Segoe UI"/>
-          <w:color w:val="1A1C1F"/>
-          <w:sz w:val="21"/>
-          <w:szCs w:val="21"/>
-          <w:shd w:val="clear" w:color="auto" w:fill="FFFFFF"/>
-        </w:rPr>
-      </w:pPr>
-      <w:r>
-        <w:rPr>
-          <w:rFonts w:ascii="Segoe UI" w:hAnsi="Segoe UI" w:cs="Segoe UI"/>
-          <w:color w:val="1A1C1F"/>
-          <w:sz w:val="21"/>
-          <w:szCs w:val="21"/>
-          <w:shd w:val="clear" w:color="auto" w:fill="FFFFFF"/>
-        </w:rPr>
-        <w:t>Создай папку для сайта:</w:t>
-      </w:r>
-    </w:p>
-    <w:p>
-      <w:pPr>
-        <w:ind w:left="360"/>
-        <w:rPr>
-          <w:lang w:val="en-US"/>
-        </w:rPr>
-      </w:pPr>
-      <w:proofErr w:type="spellStart"/>
-      <w:r>
-        <w:rPr>
-          <w:lang w:val="en-US"/>
-        </w:rPr>
-        <w:t>sudo</w:t>
-      </w:r>
-      <w:proofErr w:type="spellEnd"/>
-      <w:r>
-        <w:rPr>
-          <w:lang w:val="en-US"/>
-        </w:rPr>
-        <w:t xml:space="preserve"> </w:t>
-      </w:r>
-      <w:proofErr w:type="spellStart"/>
-      <w:r>
-        <w:rPr>
-          <w:lang w:val="en-US"/>
-        </w:rPr>
-        <w:t>mkdir</w:t>
-      </w:r>
-      <w:proofErr w:type="spellEnd"/>
-      <w:r>
-        <w:rPr>
-          <w:lang w:val="en-US"/>
-        </w:rPr>
-        <w:t xml:space="preserve"> -p /var/www/ascent-private</w:t>
-      </w:r>
+    </w:p>
+    <w:p>
+      <w:pPr>
+        <w:ind w:left="360"/>
+        <w:rPr>
+          <w:rFonts w:ascii="Segoe UI" w:hAnsi="Segoe UI" w:cs="Segoe UI"/>
+          <w:color w:val="1A1C1F"/>
+          <w:sz w:val="21"/>
+          <w:szCs w:val="21"/>
+          <w:shd w:val="clear" w:color="auto" w:fill="FFFFFF"/>
+        </w:rPr>
+      </w:pPr>
+      <w:r>
+        <w:rPr>
+          <w:noProof/>
+        </w:rPr>
+        <w:drawing>
+          <wp:inline distT="0" distB="0" distL="0" distR="0" wp14:anchorId="760487F6" wp14:editId="145E368A">
+            <wp:extent cx="5940425" cy="3340100"/>
+            <wp:effectExtent l="0" t="0" r="3175" b="0"/>
+            <wp:docPr id="4" name="Рисунок 4"/>
+            <wp:cNvGraphicFramePr>
+              <a:graphicFrameLocks xmlns:a="http://schemas.openxmlformats.org/drawingml/2006/main" noChangeAspect="1"/>
+            </wp:cNvGraphicFramePr>
+            <a:graphic xmlns:a="http://schemas.openxmlformats.org/drawingml/2006/main">
+              <a:graphicData uri="http://schemas.openxmlformats.org/drawingml/2006/picture">
+                <pic:pic xmlns:pic="http://schemas.openxmlformats.org/drawingml/2006/picture">
+                  <pic:nvPicPr>
+                    <pic:cNvPr id="1" name=""/>
+                    <pic:cNvPicPr/>
+                  </pic:nvPicPr>
+                  <pic:blipFill>
+                    <a:blip r:embed="rId8"/>
+                    <a:stretch>
+                      <a:fillRect/>
+                    </a:stretch>
+                  </pic:blipFill>
+                  <pic:spPr>
+                    <a:xfrm>
+                      <a:off x="0" y="0"/>
+                      <a:ext cx="5940425" cy="3340100"/>
+                    </a:xfrm>
+                    <a:prstGeom prst="rect">
+                      <a:avLst/>
+                    </a:prstGeom>
+                  </pic:spPr>
+                </pic:pic>
+              </a:graphicData>
+            </a:graphic>
+          </wp:inline>
+        </w:drawing>
+      </w:r>
+    </w:p>
+    <w:p>
+      <w:pPr>
+        <w:ind w:left="360"/>
+        <w:rPr>
+          <w:rFonts w:ascii="Segoe UI" w:hAnsi="Segoe UI" w:cs="Segoe UI"/>
+          <w:color w:val="1A1C1F"/>
+          <w:sz w:val="21"/>
+          <w:szCs w:val="21"/>
+          <w:shd w:val="clear" w:color="auto" w:fill="FFFFFF"/>
+        </w:rPr>
+      </w:pPr>
+      <w:r>
+        <w:rPr>
+          <w:noProof/>
+        </w:rPr>
+        <w:lastRenderedPageBreak/>
+        <w:drawing>
+          <wp:inline distT="0" distB="0" distL="0" distR="0" wp14:anchorId="3A6FCF35" wp14:editId="144FA815">
+            <wp:extent cx="5940425" cy="3340100"/>
+            <wp:effectExtent l="0" t="0" r="3175" b="0"/>
+            <wp:docPr id="6" name="Рисунок 6"/>
+            <wp:cNvGraphicFramePr>
+              <a:graphicFrameLocks xmlns:a="http://schemas.openxmlformats.org/drawingml/2006/main" noChangeAspect="1"/>
+            </wp:cNvGraphicFramePr>
+            <a:graphic xmlns:a="http://schemas.openxmlformats.org/drawingml/2006/main">
+              <a:graphicData uri="http://schemas.openxmlformats.org/drawingml/2006/picture">
+                <pic:pic xmlns:pic="http://schemas.openxmlformats.org/drawingml/2006/picture">
+                  <pic:nvPicPr>
+                    <pic:cNvPr id="1" name=""/>
+                    <pic:cNvPicPr/>
+                  </pic:nvPicPr>
+                  <pic:blipFill>
+                    <a:blip r:embed="rId9"/>
+                    <a:stretch>
+                      <a:fillRect/>
+                    </a:stretch>
+                  </pic:blipFill>
+                  <pic:spPr>
+                    <a:xfrm>
+                      <a:off x="0" y="0"/>
+                      <a:ext cx="5940425" cy="3340100"/>
+                    </a:xfrm>
+                    <a:prstGeom prst="rect">
+                      <a:avLst/>
+                    </a:prstGeom>
+                  </pic:spPr>
+                </pic:pic>
+              </a:graphicData>
+            </a:graphic>
+          </wp:inline>
+        </w:drawing>
+      </w:r>
+    </w:p>
+    <w:p>
+      <w:pPr>
+        <w:ind w:left="360"/>
+        <w:rPr>
+          <w:rFonts w:ascii="Segoe UI" w:hAnsi="Segoe UI" w:cs="Segoe UI"/>
+          <w:color w:val="1A1C1F"/>
+          <w:sz w:val="21"/>
+          <w:szCs w:val="21"/>
+          <w:shd w:val="clear" w:color="auto" w:fill="FFFFFF"/>
+        </w:rPr>
+      </w:pPr>
+      <w:r>
+        <w:rPr>
+          <w:noProof/>
+        </w:rPr>
+        <w:drawing>
+          <wp:inline distT="0" distB="0" distL="0" distR="0" wp14:anchorId="0015D636" wp14:editId="3413F699">
+            <wp:extent cx="2505075" cy="3871480"/>
+            <wp:effectExtent l="0" t="0" r="0" b="0"/>
+            <wp:docPr id="5" name="Рисунок 5"/>
+            <wp:cNvGraphicFramePr>
+              <a:graphicFrameLocks xmlns:a="http://schemas.openxmlformats.org/drawingml/2006/main" noChangeAspect="1"/>
+            </wp:cNvGraphicFramePr>
+            <a:graphic xmlns:a="http://schemas.openxmlformats.org/drawingml/2006/main">
+              <a:graphicData uri="http://schemas.openxmlformats.org/drawingml/2006/picture">
+                <pic:pic xmlns:pic="http://schemas.openxmlformats.org/drawingml/2006/picture">
+                  <pic:nvPicPr>
+                    <pic:cNvPr id="1" name=""/>
+                    <pic:cNvPicPr/>
+                  </pic:nvPicPr>
+                  <pic:blipFill rotWithShape="1">
+                    <a:blip r:embed="rId10"/>
+                    <a:srcRect t="12548" r="75307" b="19582"/>
+                    <a:stretch/>
+                  </pic:blipFill>
+                  <pic:spPr bwMode="auto">
+                    <a:xfrm>
+                      <a:off x="0" y="0"/>
+                      <a:ext cx="2507908" cy="3875859"/>
+                    </a:xfrm>
+                    <a:prstGeom prst="rect">
+                      <a:avLst/>
+                    </a:prstGeom>
+                    <a:ln>
+                      <a:noFill/>
+                    </a:ln>
+                    <a:extLst>
+                      <a:ext uri="{53640926-AAD7-44D8-BBD7-CCE9431645EC}">
+                        <a14:shadowObscured xmlns:a14="http://schemas.microsoft.com/office/drawing/2010/main"/>
+                      </a:ext>
+                    </a:extLst>
+                  </pic:spPr>
+                </pic:pic>
+              </a:graphicData>
+            </a:graphic>
+          </wp:inline>
+        </w:drawing>
+      </w:r>
+    </w:p>
+    <w:p>
+      <w:pPr>
+        <w:ind w:left="360"/>
+        <w:rPr>
+          <w:rFonts w:ascii="Segoe UI" w:hAnsi="Segoe UI" w:cs="Segoe UI"/>
+          <w:b/>
+          <w:color w:val="1A1C1F"/>
+          <w:sz w:val="21"/>
+          <w:szCs w:val="21"/>
+          <w:shd w:val="clear" w:color="auto" w:fill="FFFFFF"/>
+        </w:rPr>
+      </w:pPr>
+      <w:hyperlink r:id="rId11" w:history="1">
+        <w:r>
+          <w:rPr>
+            <w:rStyle w:val="a5"/>
+            <w:rFonts w:ascii="Segoe UI" w:hAnsi="Segoe UI" w:cs="Segoe UI"/>
+            <w:b/>
+            <w:sz w:val="21"/>
+            <w:szCs w:val="21"/>
+            <w:shd w:val="clear" w:color="auto" w:fill="FFFFFF"/>
+          </w:rPr>
+          <w:t>https://git-scm.com/install/windows</w:t>
+        </w:r>
+      </w:hyperlink>
     </w:p>
     <w:p>
       <w:pPr>
@@ -1172,19 +1187,18 @@
           <w:szCs w:val="21"/>
           <w:lang w:eastAsia="ru-RU"/>
         </w:rPr>
-        <w:t>Загрузи содержимое локальной папки </w:t>
-      </w:r>
-      <w:proofErr w:type="spellStart"/>
-      <w:r>
-        <w:rPr>
-          <w:rFonts w:ascii="Consolas" w:eastAsia="Times New Roman" w:hAnsi="Consolas" w:cs="Segoe UI"/>
-          <w:color w:val="1A1C1F"/>
-          <w:sz w:val="20"/>
-          <w:szCs w:val="20"/>
-          <w:bdr w:val="single" w:sz="2" w:space="0" w:color="auto" w:frame="1"/>
+        <w:t xml:space="preserve">При установке оставляй настройки по умолчанию. Важно, чтобы был выбран вариант добавления </w:t>
+      </w:r>
+      <w:proofErr w:type="spellStart"/>
+      <w:r>
+        <w:rPr>
+          <w:rFonts w:ascii="Segoe UI" w:eastAsia="Times New Roman" w:hAnsi="Segoe UI" w:cs="Segoe UI"/>
+          <w:color w:val="1A1C1F"/>
+          <w:sz w:val="21"/>
+          <w:szCs w:val="21"/>
           <w:lang w:eastAsia="ru-RU"/>
         </w:rPr>
-        <w:t>dist</w:t>
+        <w:t>Git</w:t>
       </w:r>
       <w:proofErr w:type="spellEnd"/>
       <w:r>
@@ -1195,7 +1209,7 @@
           <w:szCs w:val="21"/>
           <w:lang w:eastAsia="ru-RU"/>
         </w:rPr>
-        <w:t> в эту папку на сервере.</w:t>
+        <w:t xml:space="preserve"> в PATH. Обычно он выбран автоматически.</w:t>
       </w:r>
     </w:p>
     <w:p>
@@ -1216,7 +1230,6 @@
           <w:lang w:eastAsia="ru-RU"/>
         </w:rPr>
       </w:pPr>
-      <w:proofErr w:type="gramStart"/>
       <w:r>
         <w:rPr>
           <w:rFonts w:ascii="Segoe UI" w:eastAsia="Times New Roman" w:hAnsi="Segoe UI" w:cs="Segoe UI"/>
@@ -1225,845 +1238,58 @@
           <w:szCs w:val="21"/>
           <w:lang w:eastAsia="ru-RU"/>
         </w:rPr>
-        <w:t>Например</w:t>
-      </w:r>
-      <w:proofErr w:type="gramEnd"/>
+        <w:t>После установки </w:t>
+      </w:r>
       <w:r>
         <w:rPr>
           <w:rFonts w:ascii="Segoe UI" w:eastAsia="Times New Roman" w:hAnsi="Segoe UI" w:cs="Segoe UI"/>
-          <w:color w:val="1A1C1F"/>
-          <w:sz w:val="21"/>
-          <w:szCs w:val="21"/>
-          <w:lang w:eastAsia="ru-RU"/>
-        </w:rPr>
-        <w:t xml:space="preserve"> через </w:t>
-      </w:r>
-      <w:proofErr w:type="spellStart"/>
-      <w:r>
-        <w:rPr>
-          <w:rFonts w:ascii="Consolas" w:eastAsia="Times New Roman" w:hAnsi="Consolas" w:cs="Segoe UI"/>
-          <w:color w:val="1A1C1F"/>
-          <w:sz w:val="20"/>
-          <w:szCs w:val="20"/>
+          <w:b/>
+          <w:bCs/>
+          <w:color w:val="1A1C1F"/>
+          <w:sz w:val="21"/>
+          <w:szCs w:val="21"/>
           <w:bdr w:val="single" w:sz="2" w:space="0" w:color="auto" w:frame="1"/>
           <w:lang w:eastAsia="ru-RU"/>
         </w:rPr>
-        <w:t>scp</w:t>
-      </w:r>
-      <w:proofErr w:type="spellEnd"/>
+        <w:t xml:space="preserve">закрой </w:t>
+      </w:r>
+      <w:proofErr w:type="spellStart"/>
       <w:r>
         <w:rPr>
           <w:rFonts w:ascii="Segoe UI" w:eastAsia="Times New Roman" w:hAnsi="Segoe UI" w:cs="Segoe UI"/>
-          <w:color w:val="1A1C1F"/>
-          <w:sz w:val="21"/>
-          <w:szCs w:val="21"/>
+          <w:b/>
+          <w:bCs/>
+          <w:color w:val="1A1C1F"/>
+          <w:sz w:val="21"/>
+          <w:szCs w:val="21"/>
+          <w:bdr w:val="single" w:sz="2" w:space="0" w:color="auto" w:frame="1"/>
           <w:lang w:eastAsia="ru-RU"/>
         </w:rPr>
-        <w:t>:</w:t>
-      </w:r>
-    </w:p>
-    <w:p>
-      <w:pPr>
-        <w:ind w:left="360"/>
-      </w:pPr>
-      <w:proofErr w:type="spellStart"/>
-      <w:r>
-        <w:rPr>
-          <w:lang w:val="en-US"/>
-        </w:rPr>
-        <w:t>scp</w:t>
-      </w:r>
-      <w:proofErr w:type="spellEnd"/>
-      <w:r>
-        <w:t xml:space="preserve"> -</w:t>
-      </w:r>
-      <w:r>
-        <w:rPr>
-          <w:lang w:val="en-US"/>
-        </w:rPr>
-        <w:t>r</w:t>
-      </w:r>
-      <w:r>
-        <w:t xml:space="preserve"> </w:t>
-      </w:r>
-      <w:proofErr w:type="spellStart"/>
-      <w:r>
-        <w:rPr>
-          <w:lang w:val="en-US"/>
-        </w:rPr>
-        <w:t>dist</w:t>
-      </w:r>
-      <w:proofErr w:type="spellEnd"/>
-      <w:r>
-        <w:t xml:space="preserve">/* </w:t>
-      </w:r>
-      <w:r>
-        <w:rPr>
-          <w:lang w:val="en-US"/>
-        </w:rPr>
-        <w:t>user</w:t>
-      </w:r>
-      <w:r>
-        <w:t>@</w:t>
-      </w:r>
-      <w:r>
-        <w:rPr>
-          <w:lang w:val="en-US"/>
-        </w:rPr>
-        <w:t>SERVER</w:t>
-      </w:r>
-      <w:r>
-        <w:t>_</w:t>
-      </w:r>
-      <w:r>
-        <w:rPr>
-          <w:lang w:val="en-US"/>
-        </w:rPr>
-        <w:t>IP</w:t>
-      </w:r>
-      <w:r>
-        <w:t>:/</w:t>
-      </w:r>
-      <w:r>
-        <w:rPr>
-          <w:lang w:val="en-US"/>
-        </w:rPr>
-        <w:t>var</w:t>
-      </w:r>
-      <w:r>
-        <w:t>/</w:t>
-      </w:r>
-      <w:r>
-        <w:rPr>
-          <w:lang w:val="en-US"/>
-        </w:rPr>
-        <w:t>www</w:t>
-      </w:r>
-      <w:r>
-        <w:t>/</w:t>
-      </w:r>
-      <w:r>
-        <w:rPr>
-          <w:lang w:val="en-US"/>
-        </w:rPr>
-        <w:t>ascent</w:t>
-      </w:r>
-      <w:r>
-        <w:t>-</w:t>
-      </w:r>
-      <w:r>
-        <w:rPr>
-          <w:lang w:val="en-US"/>
-        </w:rPr>
-        <w:t>private</w:t>
-      </w:r>
-      <w:r>
-        <w:t>/</w:t>
-      </w:r>
-    </w:p>
-    <w:p>
-      <w:pPr>
-        <w:ind w:left="360"/>
-        <w:rPr>
-          <w:rFonts w:ascii="Segoe UI" w:hAnsi="Segoe UI" w:cs="Segoe UI"/>
-          <w:color w:val="1A1C1F"/>
-          <w:sz w:val="21"/>
-          <w:szCs w:val="21"/>
-          <w:shd w:val="clear" w:color="auto" w:fill="FFFFFF"/>
-        </w:rPr>
-      </w:pPr>
-      <w:r>
-        <w:rPr>
-          <w:rStyle w:val="a3"/>
-          <w:rFonts w:ascii="Segoe UI" w:hAnsi="Segoe UI" w:cs="Segoe UI"/>
+        <w:t>PowerShell</w:t>
+      </w:r>
+      <w:proofErr w:type="spellEnd"/>
+      <w:r>
+        <w:rPr>
+          <w:rFonts w:ascii="Segoe UI" w:eastAsia="Times New Roman" w:hAnsi="Segoe UI" w:cs="Segoe UI"/>
+          <w:b/>
+          <w:bCs/>
           <w:color w:val="1A1C1F"/>
           <w:sz w:val="21"/>
           <w:szCs w:val="21"/>
           <w:bdr w:val="single" w:sz="2" w:space="0" w:color="auto" w:frame="1"/>
-          <w:shd w:val="clear" w:color="auto" w:fill="FFFFFF"/>
-        </w:rPr>
-        <w:t xml:space="preserve">4. Настрой </w:t>
-      </w:r>
-      <w:proofErr w:type="spellStart"/>
-      <w:r>
-        <w:rPr>
-          <w:rStyle w:val="a3"/>
-          <w:rFonts w:ascii="Segoe UI" w:hAnsi="Segoe UI" w:cs="Segoe UI"/>
-          <w:color w:val="1A1C1F"/>
-          <w:sz w:val="21"/>
-          <w:szCs w:val="21"/>
-          <w:bdr w:val="single" w:sz="2" w:space="0" w:color="auto" w:frame="1"/>
-          <w:shd w:val="clear" w:color="auto" w:fill="FFFFFF"/>
-        </w:rPr>
-        <w:t>Nginx</w:t>
-      </w:r>
-      <w:proofErr w:type="spellEnd"/>
-      <w:r>
-        <w:rPr>
-          <w:rFonts w:ascii="Segoe UI" w:hAnsi="Segoe UI" w:cs="Segoe UI"/>
-          <w:color w:val="1A1C1F"/>
-          <w:sz w:val="21"/>
-          <w:szCs w:val="21"/>
-        </w:rPr>
-        <w:br/>
-      </w:r>
-      <w:r>
-        <w:rPr>
-          <w:rFonts w:ascii="Segoe UI" w:hAnsi="Segoe UI" w:cs="Segoe UI"/>
-          <w:color w:val="1A1C1F"/>
-          <w:sz w:val="21"/>
-          <w:szCs w:val="21"/>
-          <w:shd w:val="clear" w:color="auto" w:fill="FFFFFF"/>
-        </w:rPr>
-        <w:t>Создай конфиг:</w:t>
-      </w:r>
-    </w:p>
-    <w:p>
-      <w:pPr>
-        <w:ind w:left="360"/>
-        <w:rPr>
-          <w:lang w:val="en-US"/>
-        </w:rPr>
-      </w:pPr>
-      <w:proofErr w:type="spellStart"/>
-      <w:r>
-        <w:rPr>
-          <w:lang w:val="en-US"/>
-        </w:rPr>
-        <w:t>sudo</w:t>
-      </w:r>
-      <w:proofErr w:type="spellEnd"/>
-      <w:r>
-        <w:rPr>
-          <w:lang w:val="en-US"/>
-        </w:rPr>
-        <w:t xml:space="preserve"> </w:t>
-      </w:r>
-      <w:proofErr w:type="spellStart"/>
-      <w:r>
-        <w:rPr>
-          <w:lang w:val="en-US"/>
-        </w:rPr>
-        <w:t>nano</w:t>
-      </w:r>
-      <w:proofErr w:type="spellEnd"/>
-      <w:r>
-        <w:rPr>
-          <w:lang w:val="en-US"/>
-        </w:rPr>
-        <w:t xml:space="preserve"> /</w:t>
-      </w:r>
-      <w:proofErr w:type="spellStart"/>
-      <w:r>
-        <w:rPr>
-          <w:lang w:val="en-US"/>
-        </w:rPr>
-        <w:t>etc</w:t>
-      </w:r>
-      <w:proofErr w:type="spellEnd"/>
-      <w:r>
-        <w:rPr>
-          <w:lang w:val="en-US"/>
-        </w:rPr>
-        <w:t>/</w:t>
-      </w:r>
-      <w:proofErr w:type="spellStart"/>
-      <w:r>
-        <w:rPr>
-          <w:lang w:val="en-US"/>
-        </w:rPr>
-        <w:t>nginx</w:t>
-      </w:r>
-      <w:proofErr w:type="spellEnd"/>
-      <w:r>
-        <w:rPr>
-          <w:lang w:val="en-US"/>
-        </w:rPr>
-        <w:t>/sites-available/ascent-private</w:t>
-      </w:r>
-    </w:p>
-    <w:p>
-      <w:pPr>
-        <w:ind w:left="360"/>
-        <w:rPr>
-          <w:rFonts w:ascii="Segoe UI" w:hAnsi="Segoe UI" w:cs="Segoe UI"/>
-          <w:color w:val="1A1C1F"/>
-          <w:sz w:val="21"/>
-          <w:szCs w:val="21"/>
-          <w:shd w:val="clear" w:color="auto" w:fill="FFFFFF"/>
-        </w:rPr>
-      </w:pPr>
-      <w:r>
-        <w:rPr>
-          <w:rFonts w:ascii="Segoe UI" w:hAnsi="Segoe UI" w:cs="Segoe UI"/>
-          <w:color w:val="1A1C1F"/>
-          <w:sz w:val="21"/>
-          <w:szCs w:val="21"/>
-          <w:shd w:val="clear" w:color="auto" w:fill="FFFFFF"/>
-        </w:rPr>
-        <w:t>Вставь:</w:t>
-      </w:r>
-    </w:p>
-    <w:p>
-      <w:pPr>
-        <w:ind w:left="360"/>
-        <w:rPr>
-          <w:lang w:val="en-US"/>
-        </w:rPr>
-      </w:pPr>
-      <w:r>
-        <w:rPr>
-          <w:lang w:val="en-US"/>
-        </w:rPr>
-        <w:t>server {</w:t>
-      </w:r>
-    </w:p>
-    <w:p>
-      <w:pPr>
-        <w:ind w:left="360"/>
-        <w:rPr>
-          <w:lang w:val="en-US"/>
-        </w:rPr>
-      </w:pPr>
-      <w:r>
-        <w:rPr>
-          <w:lang w:val="en-US"/>
-        </w:rPr>
-        <w:t xml:space="preserve">    listen 80;</w:t>
-      </w:r>
-    </w:p>
-    <w:p>
-      <w:pPr>
-        <w:ind w:left="360"/>
-        <w:rPr>
-          <w:lang w:val="en-US"/>
-        </w:rPr>
-      </w:pPr>
-      <w:r>
-        <w:rPr>
-          <w:lang w:val="en-US"/>
-        </w:rPr>
-        <w:t xml:space="preserve">    </w:t>
-      </w:r>
-      <w:proofErr w:type="spellStart"/>
-      <w:r>
-        <w:rPr>
-          <w:lang w:val="en-US"/>
-        </w:rPr>
-        <w:t>server_name</w:t>
-      </w:r>
-      <w:proofErr w:type="spellEnd"/>
-      <w:r>
-        <w:rPr>
-          <w:lang w:val="en-US"/>
-        </w:rPr>
-        <w:t xml:space="preserve"> your-domain.com www.your-domain.com;</w:t>
-      </w:r>
-    </w:p>
-    <w:p>
-      <w:pPr>
-        <w:ind w:left="360"/>
-        <w:rPr>
-          <w:lang w:val="en-US"/>
-        </w:rPr>
-      </w:pPr>
-    </w:p>
-    <w:p>
-      <w:pPr>
-        <w:ind w:left="360"/>
-        <w:rPr>
-          <w:lang w:val="en-US"/>
-        </w:rPr>
-      </w:pPr>
-      <w:r>
-        <w:rPr>
-          <w:lang w:val="en-US"/>
-        </w:rPr>
-        <w:t xml:space="preserve">    root /var/www/ascent-private;</w:t>
-      </w:r>
-    </w:p>
-    <w:p>
-      <w:pPr>
-        <w:ind w:left="360"/>
-        <w:rPr>
-          <w:lang w:val="en-US"/>
-        </w:rPr>
-      </w:pPr>
-      <w:r>
-        <w:rPr>
-          <w:lang w:val="en-US"/>
-        </w:rPr>
-        <w:t xml:space="preserve">    index index.html;</w:t>
-      </w:r>
-    </w:p>
-    <w:p>
-      <w:pPr>
-        <w:ind w:left="360"/>
-        <w:rPr>
-          <w:lang w:val="en-US"/>
-        </w:rPr>
-      </w:pPr>
-    </w:p>
-    <w:p>
-      <w:pPr>
-        <w:ind w:left="360"/>
-        <w:rPr>
-          <w:lang w:val="en-US"/>
-        </w:rPr>
-      </w:pPr>
-      <w:r>
-        <w:rPr>
-          <w:lang w:val="en-US"/>
-        </w:rPr>
-        <w:lastRenderedPageBreak/>
-        <w:t xml:space="preserve">    location / {</w:t>
-      </w:r>
-    </w:p>
-    <w:p>
-      <w:pPr>
-        <w:ind w:left="360"/>
-        <w:rPr>
-          <w:lang w:val="en-US"/>
-        </w:rPr>
-      </w:pPr>
-      <w:r>
-        <w:rPr>
-          <w:lang w:val="en-US"/>
-        </w:rPr>
-        <w:t xml:space="preserve">        </w:t>
-      </w:r>
-      <w:proofErr w:type="spellStart"/>
-      <w:r>
-        <w:rPr>
-          <w:lang w:val="en-US"/>
-        </w:rPr>
-        <w:t>try_files</w:t>
-      </w:r>
-      <w:proofErr w:type="spellEnd"/>
-      <w:r>
-        <w:rPr>
-          <w:lang w:val="en-US"/>
-        </w:rPr>
-        <w:t xml:space="preserve"> $</w:t>
-      </w:r>
-      <w:proofErr w:type="spellStart"/>
-      <w:r>
-        <w:rPr>
-          <w:lang w:val="en-US"/>
-        </w:rPr>
-        <w:t>uri</w:t>
-      </w:r>
-      <w:proofErr w:type="spellEnd"/>
-      <w:r>
-        <w:rPr>
-          <w:lang w:val="en-US"/>
-        </w:rPr>
-        <w:t xml:space="preserve"> $</w:t>
-      </w:r>
-      <w:proofErr w:type="spellStart"/>
-      <w:r>
-        <w:rPr>
-          <w:lang w:val="en-US"/>
-        </w:rPr>
-        <w:t>uri</w:t>
-      </w:r>
-      <w:proofErr w:type="spellEnd"/>
-      <w:r>
-        <w:rPr>
-          <w:lang w:val="en-US"/>
-        </w:rPr>
-        <w:t>/ /index.html;</w:t>
-      </w:r>
-    </w:p>
-    <w:p>
-      <w:pPr>
-        <w:ind w:left="360"/>
-        <w:rPr>
-          <w:lang w:val="en-US"/>
-        </w:rPr>
-      </w:pPr>
-      <w:r>
-        <w:rPr>
-          <w:lang w:val="en-US"/>
-        </w:rPr>
-        <w:t xml:space="preserve">    }</w:t>
-      </w:r>
-    </w:p>
-    <w:p>
-      <w:pPr>
-        <w:ind w:left="360"/>
-        <w:rPr>
-          <w:lang w:val="en-US"/>
-        </w:rPr>
-      </w:pPr>
-      <w:r>
-        <w:rPr>
-          <w:lang w:val="en-US"/>
-        </w:rPr>
-        <w:t>}</w:t>
-      </w:r>
-    </w:p>
-    <w:p>
-      <w:pPr>
-        <w:ind w:left="360"/>
-        <w:rPr>
-          <w:rFonts w:ascii="Segoe UI" w:hAnsi="Segoe UI" w:cs="Segoe UI"/>
-          <w:color w:val="1A1C1F"/>
-          <w:sz w:val="21"/>
-          <w:szCs w:val="21"/>
-          <w:shd w:val="clear" w:color="auto" w:fill="FFFFFF"/>
-        </w:rPr>
-      </w:pPr>
-      <w:r>
-        <w:rPr>
-          <w:rFonts w:ascii="Segoe UI" w:hAnsi="Segoe UI" w:cs="Segoe UI"/>
-          <w:color w:val="1A1C1F"/>
-          <w:sz w:val="21"/>
-          <w:szCs w:val="21"/>
-          <w:shd w:val="clear" w:color="auto" w:fill="FFFFFF"/>
-        </w:rPr>
-        <w:t>Активируй сайт:</w:t>
-      </w:r>
-    </w:p>
-    <w:p>
-      <w:pPr>
-        <w:ind w:left="360"/>
-        <w:rPr>
-          <w:lang w:val="en-US"/>
-        </w:rPr>
-      </w:pPr>
-      <w:proofErr w:type="spellStart"/>
-      <w:r>
-        <w:rPr>
-          <w:lang w:val="en-US"/>
-        </w:rPr>
-        <w:t>sudo</w:t>
-      </w:r>
-      <w:proofErr w:type="spellEnd"/>
-      <w:r>
-        <w:rPr>
-          <w:lang w:val="en-US"/>
-        </w:rPr>
-        <w:t xml:space="preserve"> ln -s /</w:t>
-      </w:r>
-      <w:proofErr w:type="spellStart"/>
-      <w:r>
-        <w:rPr>
-          <w:lang w:val="en-US"/>
-        </w:rPr>
-        <w:t>etc</w:t>
-      </w:r>
-      <w:proofErr w:type="spellEnd"/>
-      <w:r>
-        <w:rPr>
-          <w:lang w:val="en-US"/>
-        </w:rPr>
-        <w:t>/</w:t>
-      </w:r>
-      <w:proofErr w:type="spellStart"/>
-      <w:r>
-        <w:rPr>
-          <w:lang w:val="en-US"/>
-        </w:rPr>
-        <w:t>nginx</w:t>
-      </w:r>
-      <w:proofErr w:type="spellEnd"/>
-      <w:r>
-        <w:rPr>
-          <w:lang w:val="en-US"/>
-        </w:rPr>
-        <w:t>/sites-available/ascent-private /</w:t>
-      </w:r>
-      <w:proofErr w:type="spellStart"/>
-      <w:r>
-        <w:rPr>
-          <w:lang w:val="en-US"/>
-        </w:rPr>
-        <w:t>etc</w:t>
-      </w:r>
-      <w:proofErr w:type="spellEnd"/>
-      <w:r>
-        <w:rPr>
-          <w:lang w:val="en-US"/>
-        </w:rPr>
-        <w:t>/</w:t>
-      </w:r>
-      <w:proofErr w:type="spellStart"/>
-      <w:r>
-        <w:rPr>
-          <w:lang w:val="en-US"/>
-        </w:rPr>
-        <w:t>nginx</w:t>
-      </w:r>
-      <w:proofErr w:type="spellEnd"/>
-      <w:r>
-        <w:rPr>
-          <w:lang w:val="en-US"/>
-        </w:rPr>
-        <w:t>/sites-enabled/</w:t>
-      </w:r>
-    </w:p>
-    <w:p>
-      <w:pPr>
-        <w:ind w:left="360"/>
-        <w:rPr>
-          <w:lang w:val="en-US"/>
-        </w:rPr>
-      </w:pPr>
-      <w:proofErr w:type="spellStart"/>
-      <w:r>
-        <w:rPr>
-          <w:lang w:val="en-US"/>
-        </w:rPr>
-        <w:t>sudo</w:t>
-      </w:r>
-      <w:proofErr w:type="spellEnd"/>
-      <w:r>
-        <w:rPr>
-          <w:lang w:val="en-US"/>
-        </w:rPr>
-        <w:t xml:space="preserve"> </w:t>
-      </w:r>
-      <w:proofErr w:type="spellStart"/>
-      <w:r>
-        <w:rPr>
-          <w:lang w:val="en-US"/>
-        </w:rPr>
-        <w:t>nginx</w:t>
-      </w:r>
-      <w:proofErr w:type="spellEnd"/>
-      <w:r>
-        <w:rPr>
-          <w:lang w:val="en-US"/>
-        </w:rPr>
-        <w:t xml:space="preserve"> -t</w:t>
-      </w:r>
-    </w:p>
-    <w:p>
-      <w:pPr>
-        <w:ind w:left="360"/>
-        <w:rPr>
-          <w:lang w:val="en-US"/>
-        </w:rPr>
-      </w:pPr>
-      <w:proofErr w:type="spellStart"/>
-      <w:r>
-        <w:rPr>
-          <w:lang w:val="en-US"/>
-        </w:rPr>
-        <w:t>sudo</w:t>
-      </w:r>
-      <w:proofErr w:type="spellEnd"/>
-      <w:r>
-        <w:rPr>
-          <w:lang w:val="en-US"/>
-        </w:rPr>
-        <w:t xml:space="preserve"> </w:t>
-      </w:r>
-      <w:proofErr w:type="spellStart"/>
-      <w:r>
-        <w:rPr>
-          <w:lang w:val="en-US"/>
-        </w:rPr>
-        <w:t>systemctl</w:t>
-      </w:r>
-      <w:proofErr w:type="spellEnd"/>
-      <w:r>
-        <w:rPr>
-          <w:lang w:val="en-US"/>
-        </w:rPr>
-        <w:t xml:space="preserve"> reload </w:t>
-      </w:r>
-      <w:proofErr w:type="spellStart"/>
-      <w:r>
-        <w:rPr>
-          <w:lang w:val="en-US"/>
-        </w:rPr>
-        <w:t>nginx</w:t>
-      </w:r>
-      <w:proofErr w:type="spellEnd"/>
-    </w:p>
-    <w:p>
-      <w:pPr>
-        <w:ind w:left="360"/>
-        <w:rPr>
-          <w:rFonts w:ascii="Segoe UI" w:hAnsi="Segoe UI" w:cs="Segoe UI"/>
-          <w:color w:val="1A1C1F"/>
-          <w:sz w:val="21"/>
-          <w:szCs w:val="21"/>
-          <w:shd w:val="clear" w:color="auto" w:fill="FFFFFF"/>
-        </w:rPr>
-      </w:pPr>
-      <w:proofErr w:type="spellStart"/>
-      <w:r>
-        <w:rPr>
-          <w:rStyle w:val="inlinemarkdown1dyy3149"/>
-          <w:rFonts w:ascii="Consolas" w:hAnsi="Consolas"/>
-          <w:color w:val="1A1C1F"/>
-          <w:sz w:val="20"/>
-          <w:szCs w:val="20"/>
-          <w:bdr w:val="single" w:sz="2" w:space="0" w:color="auto" w:frame="1"/>
-        </w:rPr>
-        <w:t>try_files</w:t>
-      </w:r>
-      <w:proofErr w:type="spellEnd"/>
-      <w:r>
-        <w:rPr>
-          <w:rStyle w:val="inlinemarkdown1dyy3149"/>
-          <w:rFonts w:ascii="Consolas" w:hAnsi="Consolas"/>
-          <w:color w:val="1A1C1F"/>
-          <w:sz w:val="20"/>
-          <w:szCs w:val="20"/>
-          <w:bdr w:val="single" w:sz="2" w:space="0" w:color="auto" w:frame="1"/>
-        </w:rPr>
-        <w:t xml:space="preserve"> ... /index.html</w:t>
-      </w:r>
-      <w:r>
-        <w:rPr>
-          <w:rFonts w:ascii="Segoe UI" w:hAnsi="Segoe UI" w:cs="Segoe UI"/>
-          <w:color w:val="1A1C1F"/>
-          <w:sz w:val="21"/>
-          <w:szCs w:val="21"/>
-          <w:shd w:val="clear" w:color="auto" w:fill="FFFFFF"/>
-        </w:rPr>
-        <w:t xml:space="preserve"> важен, потому что сайт на </w:t>
-      </w:r>
-      <w:proofErr w:type="spellStart"/>
-      <w:r>
-        <w:rPr>
-          <w:rFonts w:ascii="Segoe UI" w:hAnsi="Segoe UI" w:cs="Segoe UI"/>
-          <w:color w:val="1A1C1F"/>
-          <w:sz w:val="21"/>
-          <w:szCs w:val="21"/>
-          <w:shd w:val="clear" w:color="auto" w:fill="FFFFFF"/>
-        </w:rPr>
-        <w:t>React</w:t>
-      </w:r>
-      <w:proofErr w:type="spellEnd"/>
-      <w:r>
-        <w:rPr>
-          <w:rFonts w:ascii="Segoe UI" w:hAnsi="Segoe UI" w:cs="Segoe UI"/>
-          <w:color w:val="1A1C1F"/>
-          <w:sz w:val="21"/>
-          <w:szCs w:val="21"/>
-          <w:shd w:val="clear" w:color="auto" w:fill="FFFFFF"/>
-        </w:rPr>
-        <w:t>/</w:t>
-      </w:r>
-      <w:proofErr w:type="spellStart"/>
-      <w:r>
-        <w:rPr>
-          <w:rFonts w:ascii="Segoe UI" w:hAnsi="Segoe UI" w:cs="Segoe UI"/>
-          <w:color w:val="1A1C1F"/>
-          <w:sz w:val="21"/>
-          <w:szCs w:val="21"/>
-          <w:shd w:val="clear" w:color="auto" w:fill="FFFFFF"/>
-        </w:rPr>
-        <w:t>TanStack</w:t>
-      </w:r>
-      <w:proofErr w:type="spellEnd"/>
-      <w:r>
-        <w:rPr>
-          <w:rFonts w:ascii="Segoe UI" w:hAnsi="Segoe UI" w:cs="Segoe UI"/>
-          <w:color w:val="1A1C1F"/>
-          <w:sz w:val="21"/>
-          <w:szCs w:val="21"/>
-          <w:shd w:val="clear" w:color="auto" w:fill="FFFFFF"/>
-        </w:rPr>
-        <w:t xml:space="preserve"> </w:t>
-      </w:r>
-      <w:proofErr w:type="spellStart"/>
-      <w:r>
-        <w:rPr>
-          <w:rFonts w:ascii="Segoe UI" w:hAnsi="Segoe UI" w:cs="Segoe UI"/>
-          <w:color w:val="1A1C1F"/>
-          <w:sz w:val="21"/>
-          <w:szCs w:val="21"/>
-          <w:shd w:val="clear" w:color="auto" w:fill="FFFFFF"/>
-        </w:rPr>
-        <w:t>Router</w:t>
-      </w:r>
-      <w:proofErr w:type="spellEnd"/>
-      <w:r>
-        <w:rPr>
-          <w:rFonts w:ascii="Segoe UI" w:hAnsi="Segoe UI" w:cs="Segoe UI"/>
-          <w:color w:val="1A1C1F"/>
-          <w:sz w:val="21"/>
-          <w:szCs w:val="21"/>
-          <w:shd w:val="clear" w:color="auto" w:fill="FFFFFF"/>
-        </w:rPr>
-        <w:t>: без этого прямые переходы по внутренним адресам могут давать 404.</w:t>
-      </w:r>
-    </w:p>
-    <w:p>
-      <w:pPr>
-        <w:ind w:left="360"/>
-        <w:rPr>
-          <w:rFonts w:ascii="Segoe UI" w:hAnsi="Segoe UI" w:cs="Segoe UI"/>
-          <w:color w:val="1A1C1F"/>
-          <w:sz w:val="21"/>
-          <w:szCs w:val="21"/>
-          <w:shd w:val="clear" w:color="auto" w:fill="FFFFFF"/>
-        </w:rPr>
-      </w:pPr>
-      <w:r>
-        <w:rPr>
-          <w:rStyle w:val="a3"/>
-          <w:rFonts w:ascii="Segoe UI" w:hAnsi="Segoe UI" w:cs="Segoe UI"/>
-          <w:color w:val="1A1C1F"/>
-          <w:sz w:val="21"/>
-          <w:szCs w:val="21"/>
-          <w:bdr w:val="single" w:sz="2" w:space="0" w:color="auto" w:frame="1"/>
-          <w:shd w:val="clear" w:color="auto" w:fill="FFFFFF"/>
-        </w:rPr>
-        <w:t>5. Привяжи домен</w:t>
-      </w:r>
-      <w:r>
-        <w:rPr>
-          <w:rFonts w:ascii="Segoe UI" w:hAnsi="Segoe UI" w:cs="Segoe UI"/>
-          <w:color w:val="1A1C1F"/>
-          <w:sz w:val="21"/>
-          <w:szCs w:val="21"/>
-        </w:rPr>
-        <w:br/>
-      </w:r>
-      <w:r>
-        <w:rPr>
-          <w:rFonts w:ascii="Segoe UI" w:hAnsi="Segoe UI" w:cs="Segoe UI"/>
-          <w:color w:val="1A1C1F"/>
-          <w:sz w:val="21"/>
-          <w:szCs w:val="21"/>
-          <w:shd w:val="clear" w:color="auto" w:fill="FFFFFF"/>
-        </w:rPr>
-        <w:t>В DNS домена добавь записи:</w:t>
-      </w:r>
-    </w:p>
-    <w:p>
-      <w:pPr>
-        <w:ind w:left="360"/>
-        <w:rPr>
-          <w:lang w:val="en-US"/>
-        </w:rPr>
-      </w:pPr>
-      <w:r>
-        <w:rPr>
-          <w:lang w:val="en-US"/>
-        </w:rPr>
-        <w:t>A     @      SERVER_IP</w:t>
-      </w:r>
-    </w:p>
-    <w:p>
-      <w:pPr>
-        <w:ind w:left="360"/>
-        <w:rPr>
-          <w:lang w:val="en-US"/>
-        </w:rPr>
-      </w:pPr>
-      <w:r>
-        <w:rPr>
-          <w:lang w:val="en-US"/>
-        </w:rPr>
-        <w:t>A     www    SERVER_IP</w:t>
+          <w:lang w:eastAsia="ru-RU"/>
+        </w:rPr>
+        <w:t xml:space="preserve"> полностью и открой заново</w:t>
+      </w:r>
+      <w:r>
+        <w:rPr>
+          <w:rFonts w:ascii="Segoe UI" w:eastAsia="Times New Roman" w:hAnsi="Segoe UI" w:cs="Segoe UI"/>
+          <w:color w:val="1A1C1F"/>
+          <w:sz w:val="21"/>
+          <w:szCs w:val="21"/>
+          <w:lang w:eastAsia="ru-RU"/>
+        </w:rPr>
+        <w:t>.</w:t>
       </w:r>
     </w:p>
     <w:p>
@@ -2092,52 +1318,69 @@
           <w:szCs w:val="21"/>
           <w:lang w:eastAsia="ru-RU"/>
         </w:rPr>
-        <w:t xml:space="preserve">Если используешь </w:t>
-      </w:r>
-      <w:proofErr w:type="spellStart"/>
-      <w:r>
-        <w:rPr>
-          <w:rFonts w:ascii="Segoe UI" w:eastAsia="Times New Roman" w:hAnsi="Segoe UI" w:cs="Segoe UI"/>
-          <w:color w:val="1A1C1F"/>
-          <w:sz w:val="21"/>
-          <w:szCs w:val="21"/>
-          <w:lang w:eastAsia="ru-RU"/>
-        </w:rPr>
-        <w:t>Cloudflare</w:t>
-      </w:r>
-      <w:proofErr w:type="spellEnd"/>
-      <w:r>
-        <w:rPr>
-          <w:rFonts w:ascii="Segoe UI" w:eastAsia="Times New Roman" w:hAnsi="Segoe UI" w:cs="Segoe UI"/>
-          <w:color w:val="1A1C1F"/>
-          <w:sz w:val="21"/>
-          <w:szCs w:val="21"/>
-          <w:lang w:eastAsia="ru-RU"/>
-        </w:rPr>
-        <w:t xml:space="preserve">, можно включить </w:t>
-      </w:r>
-      <w:proofErr w:type="spellStart"/>
-      <w:r>
-        <w:rPr>
-          <w:rFonts w:ascii="Segoe UI" w:eastAsia="Times New Roman" w:hAnsi="Segoe UI" w:cs="Segoe UI"/>
-          <w:color w:val="1A1C1F"/>
-          <w:sz w:val="21"/>
-          <w:szCs w:val="21"/>
-          <w:lang w:eastAsia="ru-RU"/>
-        </w:rPr>
-        <w:t>proxy</w:t>
-      </w:r>
-      <w:proofErr w:type="spellEnd"/>
-      <w:r>
-        <w:rPr>
-          <w:rFonts w:ascii="Segoe UI" w:eastAsia="Times New Roman" w:hAnsi="Segoe UI" w:cs="Segoe UI"/>
-          <w:color w:val="1A1C1F"/>
-          <w:sz w:val="21"/>
-          <w:szCs w:val="21"/>
-          <w:lang w:eastAsia="ru-RU"/>
-        </w:rPr>
-        <w:t>, но сначала проще проверить без него.</w:t>
-      </w:r>
+        <w:t>Проверь:</w:t>
+      </w:r>
+    </w:p>
+    <w:p>
+      <w:pPr>
+        <w:ind w:left="360"/>
+        <w:rPr>
+          <w:rFonts w:ascii="Segoe UI" w:hAnsi="Segoe UI" w:cs="Segoe UI"/>
+          <w:b/>
+          <w:color w:val="1A1C1F"/>
+          <w:sz w:val="21"/>
+          <w:szCs w:val="21"/>
+          <w:shd w:val="clear" w:color="auto" w:fill="FFFFFF"/>
+        </w:rPr>
+      </w:pPr>
+      <w:proofErr w:type="spellStart"/>
+      <w:r>
+        <w:rPr>
+          <w:rFonts w:ascii="Segoe UI" w:hAnsi="Segoe UI" w:cs="Segoe UI"/>
+          <w:b/>
+          <w:color w:val="1A1C1F"/>
+          <w:sz w:val="21"/>
+          <w:szCs w:val="21"/>
+          <w:shd w:val="clear" w:color="auto" w:fill="FFFFFF"/>
+        </w:rPr>
+        <w:t>git</w:t>
+      </w:r>
+      <w:proofErr w:type="spellEnd"/>
+      <w:r>
+        <w:rPr>
+          <w:rFonts w:ascii="Segoe UI" w:hAnsi="Segoe UI" w:cs="Segoe UI"/>
+          <w:b/>
+          <w:color w:val="1A1C1F"/>
+          <w:sz w:val="21"/>
+          <w:szCs w:val="21"/>
+          <w:shd w:val="clear" w:color="auto" w:fill="FFFFFF"/>
+        </w:rPr>
+        <w:t xml:space="preserve"> </w:t>
+      </w:r>
+      <w:r>
+        <w:rPr>
+          <w:rFonts w:ascii="Segoe UI" w:hAnsi="Segoe UI" w:cs="Segoe UI"/>
+          <w:b/>
+          <w:color w:val="1A1C1F"/>
+          <w:sz w:val="21"/>
+          <w:szCs w:val="21"/>
+          <w:shd w:val="clear" w:color="auto" w:fill="FFFFFF"/>
+        </w:rPr>
+        <w:t>–</w:t>
+      </w:r>
+      <w:proofErr w:type="spellStart"/>
+      <w:r>
+        <w:rPr>
+          <w:rFonts w:ascii="Segoe UI" w:hAnsi="Segoe UI" w:cs="Segoe UI"/>
+          <w:b/>
+          <w:color w:val="1A1C1F"/>
+          <w:sz w:val="21"/>
+          <w:szCs w:val="21"/>
+          <w:shd w:val="clear" w:color="auto" w:fill="FFFFFF"/>
+        </w:rPr>
+        <w:t>version</w:t>
+      </w:r>
+      <w:proofErr w:type="spellEnd"/>
     </w:p>
     <w:p>
       <w:pPr>
@@ -2160,6 +1403,57 @@
       <w:r>
         <w:rPr>
           <w:rFonts w:ascii="Segoe UI" w:eastAsia="Times New Roman" w:hAnsi="Segoe UI" w:cs="Segoe UI"/>
+          <w:color w:val="1A1C1F"/>
+          <w:sz w:val="21"/>
+          <w:szCs w:val="21"/>
+          <w:lang w:eastAsia="ru-RU"/>
+        </w:rPr>
+        <w:t xml:space="preserve">Если появится версия </w:t>
+      </w:r>
+      <w:proofErr w:type="spellStart"/>
+      <w:r>
+        <w:rPr>
+          <w:rFonts w:ascii="Segoe UI" w:eastAsia="Times New Roman" w:hAnsi="Segoe UI" w:cs="Segoe UI"/>
+          <w:color w:val="1A1C1F"/>
+          <w:sz w:val="21"/>
+          <w:szCs w:val="21"/>
+          <w:lang w:eastAsia="ru-RU"/>
+        </w:rPr>
+        <w:t>Git</w:t>
+      </w:r>
+      <w:proofErr w:type="spellEnd"/>
+      <w:r>
+        <w:rPr>
+          <w:rFonts w:ascii="Segoe UI" w:eastAsia="Times New Roman" w:hAnsi="Segoe UI" w:cs="Segoe UI"/>
+          <w:color w:val="1A1C1F"/>
+          <w:sz w:val="21"/>
+          <w:szCs w:val="21"/>
+          <w:lang w:eastAsia="ru-RU"/>
+        </w:rPr>
+        <w:t>, всё нормально.</w:t>
+      </w:r>
+    </w:p>
+    <w:p>
+      <w:pPr>
+        <w:pBdr>
+          <w:top w:val="single" w:sz="2" w:space="0" w:color="auto"/>
+          <w:left w:val="single" w:sz="2" w:space="0" w:color="auto"/>
+          <w:bottom w:val="single" w:sz="2" w:space="0" w:color="auto"/>
+          <w:right w:val="single" w:sz="2" w:space="0" w:color="auto"/>
+        </w:pBdr>
+        <w:shd w:val="clear" w:color="auto" w:fill="FFFFFF"/>
+        <w:spacing w:after="0" w:line="330" w:lineRule="atLeast"/>
+        <w:rPr>
+          <w:rFonts w:ascii="Segoe UI" w:eastAsia="Times New Roman" w:hAnsi="Segoe UI" w:cs="Segoe UI"/>
+          <w:color w:val="1A1C1F"/>
+          <w:sz w:val="21"/>
+          <w:szCs w:val="21"/>
+          <w:lang w:eastAsia="ru-RU"/>
+        </w:rPr>
+      </w:pPr>
+      <w:r>
+        <w:rPr>
+          <w:rFonts w:ascii="Segoe UI" w:eastAsia="Times New Roman" w:hAnsi="Segoe UI" w:cs="Segoe UI"/>
           <w:b/>
           <w:bCs/>
           <w:color w:val="1A1C1F"/>
@@ -2168,6 +1462,2468 @@
           <w:bdr w:val="single" w:sz="2" w:space="0" w:color="auto" w:frame="1"/>
           <w:lang w:eastAsia="ru-RU"/>
         </w:rPr>
+        <w:lastRenderedPageBreak/>
+        <w:t>Выполни команды заново, но по одной</w:t>
+      </w:r>
+      <w:r>
+        <w:rPr>
+          <w:rFonts w:ascii="Segoe UI" w:eastAsia="Times New Roman" w:hAnsi="Segoe UI" w:cs="Segoe UI"/>
+          <w:color w:val="1A1C1F"/>
+          <w:sz w:val="21"/>
+          <w:szCs w:val="21"/>
+          <w:lang w:eastAsia="ru-RU"/>
+        </w:rPr>
+        <w:br/>
+        <w:t>У тебя ещё была маленькая ошибка: нужно </w:t>
+      </w:r>
+      <w:proofErr w:type="spellStart"/>
+      <w:r>
+        <w:rPr>
+          <w:rFonts w:ascii="Consolas" w:eastAsia="Times New Roman" w:hAnsi="Consolas" w:cs="Segoe UI"/>
+          <w:color w:val="1A1C1F"/>
+          <w:sz w:val="20"/>
+          <w:szCs w:val="20"/>
+          <w:bdr w:val="single" w:sz="2" w:space="0" w:color="auto" w:frame="1"/>
+          <w:lang w:eastAsia="ru-RU"/>
+        </w:rPr>
+        <w:t>git</w:t>
+      </w:r>
+      <w:proofErr w:type="spellEnd"/>
+      <w:r>
+        <w:rPr>
+          <w:rFonts w:ascii="Consolas" w:eastAsia="Times New Roman" w:hAnsi="Consolas" w:cs="Segoe UI"/>
+          <w:color w:val="1A1C1F"/>
+          <w:sz w:val="20"/>
+          <w:szCs w:val="20"/>
+          <w:bdr w:val="single" w:sz="2" w:space="0" w:color="auto" w:frame="1"/>
+          <w:lang w:eastAsia="ru-RU"/>
+        </w:rPr>
+        <w:t xml:space="preserve"> </w:t>
+      </w:r>
+      <w:proofErr w:type="spellStart"/>
+      <w:proofErr w:type="gramStart"/>
+      <w:r>
+        <w:rPr>
+          <w:rFonts w:ascii="Consolas" w:eastAsia="Times New Roman" w:hAnsi="Consolas" w:cs="Segoe UI"/>
+          <w:color w:val="1A1C1F"/>
+          <w:sz w:val="20"/>
+          <w:szCs w:val="20"/>
+          <w:bdr w:val="single" w:sz="2" w:space="0" w:color="auto" w:frame="1"/>
+          <w:lang w:eastAsia="ru-RU"/>
+        </w:rPr>
+        <w:t>add</w:t>
+      </w:r>
+      <w:proofErr w:type="spellEnd"/>
+      <w:r>
+        <w:rPr>
+          <w:rFonts w:ascii="Consolas" w:eastAsia="Times New Roman" w:hAnsi="Consolas" w:cs="Segoe UI"/>
+          <w:color w:val="1A1C1F"/>
+          <w:sz w:val="20"/>
+          <w:szCs w:val="20"/>
+          <w:bdr w:val="single" w:sz="2" w:space="0" w:color="auto" w:frame="1"/>
+          <w:lang w:eastAsia="ru-RU"/>
+        </w:rPr>
+        <w:t xml:space="preserve"> .</w:t>
+      </w:r>
+      <w:proofErr w:type="gramEnd"/>
+      <w:r>
+        <w:rPr>
+          <w:rFonts w:ascii="Segoe UI" w:eastAsia="Times New Roman" w:hAnsi="Segoe UI" w:cs="Segoe UI"/>
+          <w:color w:val="1A1C1F"/>
+          <w:sz w:val="21"/>
+          <w:szCs w:val="21"/>
+          <w:lang w:eastAsia="ru-RU"/>
+        </w:rPr>
+        <w:t>, с точкой.</w:t>
+      </w:r>
+    </w:p>
+    <w:p>
+      <w:pPr>
+        <w:ind w:left="360"/>
+        <w:rPr>
+          <w:rFonts w:ascii="Segoe UI" w:hAnsi="Segoe UI" w:cs="Segoe UI"/>
+          <w:b/>
+          <w:color w:val="1A1C1F"/>
+          <w:sz w:val="21"/>
+          <w:szCs w:val="21"/>
+          <w:shd w:val="clear" w:color="auto" w:fill="FFFFFF"/>
+          <w:lang w:val="en-US"/>
+        </w:rPr>
+      </w:pPr>
+      <w:r>
+        <w:rPr>
+          <w:rFonts w:ascii="Segoe UI" w:hAnsi="Segoe UI" w:cs="Segoe UI"/>
+          <w:b/>
+          <w:color w:val="1A1C1F"/>
+          <w:sz w:val="21"/>
+          <w:szCs w:val="21"/>
+          <w:shd w:val="clear" w:color="auto" w:fill="FFFFFF"/>
+          <w:lang w:val="en-US"/>
+        </w:rPr>
+        <w:t>cd "E:\</w:t>
+      </w:r>
+      <w:r>
+        <w:rPr>
+          <w:rFonts w:ascii="Segoe UI" w:hAnsi="Segoe UI" w:cs="Segoe UI"/>
+          <w:b/>
+          <w:color w:val="1A1C1F"/>
+          <w:sz w:val="21"/>
+          <w:szCs w:val="21"/>
+          <w:shd w:val="clear" w:color="auto" w:fill="FFFFFF"/>
+        </w:rPr>
+        <w:t>Маркетинг</w:t>
+      </w:r>
+      <w:r>
+        <w:rPr>
+          <w:rFonts w:ascii="Segoe UI" w:hAnsi="Segoe UI" w:cs="Segoe UI"/>
+          <w:b/>
+          <w:color w:val="1A1C1F"/>
+          <w:sz w:val="21"/>
+          <w:szCs w:val="21"/>
+          <w:shd w:val="clear" w:color="auto" w:fill="FFFFFF"/>
+          <w:lang w:val="en-US"/>
+        </w:rPr>
+        <w:t>\</w:t>
+      </w:r>
+      <w:r>
+        <w:rPr>
+          <w:rFonts w:ascii="Segoe UI" w:hAnsi="Segoe UI" w:cs="Segoe UI"/>
+          <w:b/>
+          <w:color w:val="1A1C1F"/>
+          <w:sz w:val="21"/>
+          <w:szCs w:val="21"/>
+          <w:shd w:val="clear" w:color="auto" w:fill="FFFFFF"/>
+        </w:rPr>
+        <w:t>Сайт</w:t>
+      </w:r>
+      <w:r>
+        <w:rPr>
+          <w:rFonts w:ascii="Segoe UI" w:hAnsi="Segoe UI" w:cs="Segoe UI"/>
+          <w:b/>
+          <w:color w:val="1A1C1F"/>
+          <w:sz w:val="21"/>
+          <w:szCs w:val="21"/>
+          <w:shd w:val="clear" w:color="auto" w:fill="FFFFFF"/>
+          <w:lang w:val="en-US"/>
+        </w:rPr>
+        <w:t>\ascent-responsive-design-main"</w:t>
+      </w:r>
+    </w:p>
+    <w:p>
+      <w:pPr>
+        <w:ind w:left="360"/>
+        <w:rPr>
+          <w:rFonts w:ascii="Segoe UI" w:hAnsi="Segoe UI" w:cs="Segoe UI"/>
+          <w:b/>
+          <w:color w:val="1A1C1F"/>
+          <w:sz w:val="21"/>
+          <w:szCs w:val="21"/>
+          <w:shd w:val="clear" w:color="auto" w:fill="FFFFFF"/>
+          <w:lang w:val="en-US"/>
+        </w:rPr>
+      </w:pPr>
+      <w:r>
+        <w:rPr>
+          <w:rFonts w:ascii="Segoe UI" w:hAnsi="Segoe UI" w:cs="Segoe UI"/>
+          <w:b/>
+          <w:color w:val="1A1C1F"/>
+          <w:sz w:val="21"/>
+          <w:szCs w:val="21"/>
+          <w:shd w:val="clear" w:color="auto" w:fill="FFFFFF"/>
+          <w:lang w:val="en-US"/>
+        </w:rPr>
+        <w:t xml:space="preserve">git </w:t>
+      </w:r>
+      <w:proofErr w:type="spellStart"/>
+      <w:r>
+        <w:rPr>
+          <w:rFonts w:ascii="Segoe UI" w:hAnsi="Segoe UI" w:cs="Segoe UI"/>
+          <w:b/>
+          <w:color w:val="1A1C1F"/>
+          <w:sz w:val="21"/>
+          <w:szCs w:val="21"/>
+          <w:shd w:val="clear" w:color="auto" w:fill="FFFFFF"/>
+          <w:lang w:val="en-US"/>
+        </w:rPr>
+        <w:t>init</w:t>
+      </w:r>
+      <w:proofErr w:type="spellEnd"/>
+    </w:p>
+    <w:p>
+      <w:pPr>
+        <w:ind w:left="360"/>
+        <w:rPr>
+          <w:rFonts w:ascii="Segoe UI" w:hAnsi="Segoe UI" w:cs="Segoe UI"/>
+          <w:b/>
+          <w:color w:val="1A1C1F"/>
+          <w:sz w:val="21"/>
+          <w:szCs w:val="21"/>
+          <w:shd w:val="clear" w:color="auto" w:fill="FFFFFF"/>
+          <w:lang w:val="en-US"/>
+        </w:rPr>
+      </w:pPr>
+      <w:r>
+        <w:rPr>
+          <w:rFonts w:ascii="Segoe UI" w:hAnsi="Segoe UI" w:cs="Segoe UI"/>
+          <w:b/>
+          <w:color w:val="1A1C1F"/>
+          <w:sz w:val="21"/>
+          <w:szCs w:val="21"/>
+          <w:shd w:val="clear" w:color="auto" w:fill="FFFFFF"/>
+          <w:lang w:val="en-US"/>
+        </w:rPr>
+        <w:t xml:space="preserve">git </w:t>
+      </w:r>
+      <w:proofErr w:type="gramStart"/>
+      <w:r>
+        <w:rPr>
+          <w:rFonts w:ascii="Segoe UI" w:hAnsi="Segoe UI" w:cs="Segoe UI"/>
+          <w:b/>
+          <w:color w:val="1A1C1F"/>
+          <w:sz w:val="21"/>
+          <w:szCs w:val="21"/>
+          <w:shd w:val="clear" w:color="auto" w:fill="FFFFFF"/>
+          <w:lang w:val="en-US"/>
+        </w:rPr>
+        <w:t>add .</w:t>
+      </w:r>
+      <w:proofErr w:type="gramEnd"/>
+    </w:p>
+    <w:p>
+      <w:pPr>
+        <w:ind w:left="360"/>
+        <w:rPr>
+          <w:rFonts w:ascii="Segoe UI" w:hAnsi="Segoe UI" w:cs="Segoe UI"/>
+          <w:b/>
+          <w:color w:val="1A1C1F"/>
+          <w:sz w:val="21"/>
+          <w:szCs w:val="21"/>
+          <w:shd w:val="clear" w:color="auto" w:fill="FFFFFF"/>
+          <w:lang w:val="en-US"/>
+        </w:rPr>
+      </w:pPr>
+      <w:r>
+        <w:rPr>
+          <w:rFonts w:ascii="Segoe UI" w:hAnsi="Segoe UI" w:cs="Segoe UI"/>
+          <w:b/>
+          <w:color w:val="1A1C1F"/>
+          <w:sz w:val="21"/>
+          <w:szCs w:val="21"/>
+          <w:shd w:val="clear" w:color="auto" w:fill="FFFFFF"/>
+          <w:lang w:val="en-US"/>
+        </w:rPr>
+        <w:t>git commit -m "Initial site"</w:t>
+      </w:r>
+    </w:p>
+    <w:p>
+      <w:pPr>
+        <w:ind w:left="360"/>
+        <w:rPr>
+          <w:rFonts w:ascii="Segoe UI" w:hAnsi="Segoe UI" w:cs="Segoe UI"/>
+          <w:b/>
+          <w:color w:val="1A1C1F"/>
+          <w:sz w:val="21"/>
+          <w:szCs w:val="21"/>
+          <w:shd w:val="clear" w:color="auto" w:fill="FFFFFF"/>
+          <w:lang w:val="en-US"/>
+        </w:rPr>
+      </w:pPr>
+      <w:r>
+        <w:rPr>
+          <w:rFonts w:ascii="Segoe UI" w:hAnsi="Segoe UI" w:cs="Segoe UI"/>
+          <w:b/>
+          <w:color w:val="1A1C1F"/>
+          <w:sz w:val="21"/>
+          <w:szCs w:val="21"/>
+          <w:shd w:val="clear" w:color="auto" w:fill="FFFFFF"/>
+          <w:lang w:val="en-US"/>
+        </w:rPr>
+        <w:t>git branch -M main</w:t>
+      </w:r>
+    </w:p>
+    <w:p>
+      <w:pPr>
+        <w:ind w:left="360"/>
+        <w:rPr>
+          <w:rFonts w:ascii="Segoe UI" w:hAnsi="Segoe UI" w:cs="Segoe UI"/>
+          <w:b/>
+          <w:color w:val="1A1C1F"/>
+          <w:sz w:val="21"/>
+          <w:szCs w:val="21"/>
+          <w:shd w:val="clear" w:color="auto" w:fill="FFFFFF"/>
+          <w:lang w:val="en-US"/>
+        </w:rPr>
+      </w:pPr>
+      <w:r>
+        <w:rPr>
+          <w:rFonts w:ascii="Segoe UI" w:hAnsi="Segoe UI" w:cs="Segoe UI"/>
+          <w:b/>
+          <w:color w:val="1A1C1F"/>
+          <w:sz w:val="21"/>
+          <w:szCs w:val="21"/>
+          <w:shd w:val="clear" w:color="auto" w:fill="FFFFFF"/>
+          <w:lang w:val="en-US"/>
+        </w:rPr>
+        <w:t>git remote add origin https://github.com/danilapischikov-ux/ascent-private.git</w:t>
+      </w:r>
+    </w:p>
+    <w:p>
+      <w:pPr>
+        <w:ind w:left="360"/>
+        <w:rPr>
+          <w:rFonts w:ascii="Segoe UI" w:hAnsi="Segoe UI" w:cs="Segoe UI"/>
+          <w:b/>
+          <w:color w:val="1A1C1F"/>
+          <w:sz w:val="21"/>
+          <w:szCs w:val="21"/>
+          <w:shd w:val="clear" w:color="auto" w:fill="FFFFFF"/>
+        </w:rPr>
+      </w:pPr>
+      <w:proofErr w:type="spellStart"/>
+      <w:r>
+        <w:rPr>
+          <w:rFonts w:ascii="Segoe UI" w:hAnsi="Segoe UI" w:cs="Segoe UI"/>
+          <w:b/>
+          <w:color w:val="1A1C1F"/>
+          <w:sz w:val="21"/>
+          <w:szCs w:val="21"/>
+          <w:shd w:val="clear" w:color="auto" w:fill="FFFFFF"/>
+        </w:rPr>
+        <w:t>git</w:t>
+      </w:r>
+      <w:proofErr w:type="spellEnd"/>
+      <w:r>
+        <w:rPr>
+          <w:rFonts w:ascii="Segoe UI" w:hAnsi="Segoe UI" w:cs="Segoe UI"/>
+          <w:b/>
+          <w:color w:val="1A1C1F"/>
+          <w:sz w:val="21"/>
+          <w:szCs w:val="21"/>
+          <w:shd w:val="clear" w:color="auto" w:fill="FFFFFF"/>
+        </w:rPr>
+        <w:t xml:space="preserve"> </w:t>
+      </w:r>
+      <w:proofErr w:type="spellStart"/>
+      <w:r>
+        <w:rPr>
+          <w:rFonts w:ascii="Segoe UI" w:hAnsi="Segoe UI" w:cs="Segoe UI"/>
+          <w:b/>
+          <w:color w:val="1A1C1F"/>
+          <w:sz w:val="21"/>
+          <w:szCs w:val="21"/>
+          <w:shd w:val="clear" w:color="auto" w:fill="FFFFFF"/>
+        </w:rPr>
+        <w:t>push</w:t>
+      </w:r>
+      <w:proofErr w:type="spellEnd"/>
+      <w:r>
+        <w:rPr>
+          <w:rFonts w:ascii="Segoe UI" w:hAnsi="Segoe UI" w:cs="Segoe UI"/>
+          <w:b/>
+          <w:color w:val="1A1C1F"/>
+          <w:sz w:val="21"/>
+          <w:szCs w:val="21"/>
+          <w:shd w:val="clear" w:color="auto" w:fill="FFFFFF"/>
+        </w:rPr>
+        <w:t xml:space="preserve"> -u </w:t>
+      </w:r>
+      <w:proofErr w:type="spellStart"/>
+      <w:r>
+        <w:rPr>
+          <w:rFonts w:ascii="Segoe UI" w:hAnsi="Segoe UI" w:cs="Segoe UI"/>
+          <w:b/>
+          <w:color w:val="1A1C1F"/>
+          <w:sz w:val="21"/>
+          <w:szCs w:val="21"/>
+          <w:shd w:val="clear" w:color="auto" w:fill="FFFFFF"/>
+        </w:rPr>
+        <w:t>origin</w:t>
+      </w:r>
+      <w:proofErr w:type="spellEnd"/>
+      <w:r>
+        <w:rPr>
+          <w:rFonts w:ascii="Segoe UI" w:hAnsi="Segoe UI" w:cs="Segoe UI"/>
+          <w:b/>
+          <w:color w:val="1A1C1F"/>
+          <w:sz w:val="21"/>
+          <w:szCs w:val="21"/>
+          <w:shd w:val="clear" w:color="auto" w:fill="FFFFFF"/>
+        </w:rPr>
+        <w:t xml:space="preserve"> </w:t>
+      </w:r>
+      <w:proofErr w:type="spellStart"/>
+      <w:r>
+        <w:rPr>
+          <w:rFonts w:ascii="Segoe UI" w:hAnsi="Segoe UI" w:cs="Segoe UI"/>
+          <w:b/>
+          <w:color w:val="1A1C1F"/>
+          <w:sz w:val="21"/>
+          <w:szCs w:val="21"/>
+          <w:shd w:val="clear" w:color="auto" w:fill="FFFFFF"/>
+        </w:rPr>
+        <w:t>main</w:t>
+      </w:r>
+      <w:proofErr w:type="spellEnd"/>
+    </w:p>
+    <w:p>
+      <w:pPr>
+        <w:ind w:left="360"/>
+        <w:rPr>
+          <w:rFonts w:ascii="Segoe UI" w:hAnsi="Segoe UI" w:cs="Segoe UI"/>
+          <w:color w:val="1A1C1F"/>
+          <w:sz w:val="21"/>
+          <w:szCs w:val="21"/>
+          <w:shd w:val="clear" w:color="auto" w:fill="FFFFFF"/>
+        </w:rPr>
+      </w:pPr>
+      <w:r>
+        <w:rPr>
+          <w:rStyle w:val="a3"/>
+          <w:rFonts w:ascii="Segoe UI" w:hAnsi="Segoe UI" w:cs="Segoe UI"/>
+          <w:color w:val="1A1C1F"/>
+          <w:sz w:val="21"/>
+          <w:szCs w:val="21"/>
+          <w:bdr w:val="single" w:sz="2" w:space="0" w:color="auto" w:frame="1"/>
+          <w:shd w:val="clear" w:color="auto" w:fill="FFFFFF"/>
+        </w:rPr>
+        <w:t>Важный момент</w:t>
+      </w:r>
+      <w:r>
+        <w:rPr>
+          <w:rFonts w:ascii="Segoe UI" w:hAnsi="Segoe UI" w:cs="Segoe UI"/>
+          <w:color w:val="1A1C1F"/>
+          <w:sz w:val="21"/>
+          <w:szCs w:val="21"/>
+        </w:rPr>
+        <w:br/>
+      </w:r>
+      <w:r>
+        <w:rPr>
+          <w:rFonts w:ascii="Segoe UI" w:hAnsi="Segoe UI" w:cs="Segoe UI"/>
+          <w:color w:val="1A1C1F"/>
+          <w:sz w:val="21"/>
+          <w:szCs w:val="21"/>
+          <w:shd w:val="clear" w:color="auto" w:fill="FFFFFF"/>
+        </w:rPr>
+        <w:t xml:space="preserve">На </w:t>
+      </w:r>
+      <w:proofErr w:type="spellStart"/>
+      <w:r>
+        <w:rPr>
+          <w:rFonts w:ascii="Segoe UI" w:hAnsi="Segoe UI" w:cs="Segoe UI"/>
+          <w:color w:val="1A1C1F"/>
+          <w:sz w:val="21"/>
+          <w:szCs w:val="21"/>
+          <w:shd w:val="clear" w:color="auto" w:fill="FFFFFF"/>
+        </w:rPr>
+        <w:t>GitHub</w:t>
+      </w:r>
+      <w:proofErr w:type="spellEnd"/>
+      <w:r>
+        <w:rPr>
+          <w:rFonts w:ascii="Segoe UI" w:hAnsi="Segoe UI" w:cs="Segoe UI"/>
+          <w:color w:val="1A1C1F"/>
+          <w:sz w:val="21"/>
+          <w:szCs w:val="21"/>
+          <w:shd w:val="clear" w:color="auto" w:fill="FFFFFF"/>
+        </w:rPr>
+        <w:t xml:space="preserve"> у тебя уже есть </w:t>
+      </w:r>
+      <w:r>
+        <w:rPr>
+          <w:rStyle w:val="inlinemarkdown1dyy3149"/>
+          <w:rFonts w:ascii="Consolas" w:hAnsi="Consolas"/>
+          <w:color w:val="1A1C1F"/>
+          <w:sz w:val="20"/>
+          <w:szCs w:val="20"/>
+          <w:bdr w:val="single" w:sz="2" w:space="0" w:color="auto" w:frame="1"/>
+        </w:rPr>
+        <w:t>README.md</w:t>
+      </w:r>
+      <w:r>
+        <w:rPr>
+          <w:rFonts w:ascii="Segoe UI" w:hAnsi="Segoe UI" w:cs="Segoe UI"/>
+          <w:color w:val="1A1C1F"/>
+          <w:sz w:val="21"/>
+          <w:szCs w:val="21"/>
+          <w:shd w:val="clear" w:color="auto" w:fill="FFFFFF"/>
+        </w:rPr>
+        <w:t xml:space="preserve">, значит репозиторий не пустой. Если на последней команде будет ошибка про то, что удалённый репозиторий уже содержит </w:t>
+      </w:r>
+      <w:proofErr w:type="spellStart"/>
+      <w:r>
+        <w:rPr>
+          <w:rFonts w:ascii="Segoe UI" w:hAnsi="Segoe UI" w:cs="Segoe UI"/>
+          <w:color w:val="1A1C1F"/>
+          <w:sz w:val="21"/>
+          <w:szCs w:val="21"/>
+          <w:shd w:val="clear" w:color="auto" w:fill="FFFFFF"/>
+        </w:rPr>
+        <w:t>коммиты</w:t>
+      </w:r>
+      <w:proofErr w:type="spellEnd"/>
+      <w:r>
+        <w:rPr>
+          <w:rFonts w:ascii="Segoe UI" w:hAnsi="Segoe UI" w:cs="Segoe UI"/>
+          <w:color w:val="1A1C1F"/>
+          <w:sz w:val="21"/>
+          <w:szCs w:val="21"/>
+          <w:shd w:val="clear" w:color="auto" w:fill="FFFFFF"/>
+        </w:rPr>
+        <w:t>, проще всего выполнить:</w:t>
+      </w:r>
+    </w:p>
+    <w:p>
+      <w:pPr>
+        <w:ind w:left="360"/>
+        <w:rPr>
+          <w:rFonts w:ascii="Segoe UI" w:hAnsi="Segoe UI" w:cs="Segoe UI"/>
+          <w:b/>
+          <w:color w:val="1A1C1F"/>
+          <w:sz w:val="21"/>
+          <w:szCs w:val="21"/>
+          <w:shd w:val="clear" w:color="auto" w:fill="FFFFFF"/>
+          <w:lang w:val="en-US"/>
+        </w:rPr>
+      </w:pPr>
+      <w:r>
+        <w:rPr>
+          <w:rFonts w:ascii="Segoe UI" w:hAnsi="Segoe UI" w:cs="Segoe UI"/>
+          <w:b/>
+          <w:color w:val="1A1C1F"/>
+          <w:sz w:val="21"/>
+          <w:szCs w:val="21"/>
+          <w:shd w:val="clear" w:color="auto" w:fill="FFFFFF"/>
+          <w:lang w:val="en-US"/>
+        </w:rPr>
+        <w:t xml:space="preserve">git push -u origin main </w:t>
+      </w:r>
+      <w:r>
+        <w:rPr>
+          <w:rFonts w:ascii="Segoe UI" w:hAnsi="Segoe UI" w:cs="Segoe UI"/>
+          <w:b/>
+          <w:color w:val="1A1C1F"/>
+          <w:sz w:val="21"/>
+          <w:szCs w:val="21"/>
+          <w:shd w:val="clear" w:color="auto" w:fill="FFFFFF"/>
+          <w:lang w:val="en-US"/>
+        </w:rPr>
+        <w:t>–</w:t>
+      </w:r>
+      <w:r>
+        <w:rPr>
+          <w:rFonts w:ascii="Segoe UI" w:hAnsi="Segoe UI" w:cs="Segoe UI"/>
+          <w:b/>
+          <w:color w:val="1A1C1F"/>
+          <w:sz w:val="21"/>
+          <w:szCs w:val="21"/>
+          <w:shd w:val="clear" w:color="auto" w:fill="FFFFFF"/>
+          <w:lang w:val="en-US"/>
+        </w:rPr>
+        <w:t>force</w:t>
+      </w:r>
+    </w:p>
+    <w:p>
+      <w:pPr>
+        <w:ind w:left="360"/>
+        <w:rPr>
+          <w:rFonts w:ascii="Segoe UI" w:hAnsi="Segoe UI" w:cs="Segoe UI"/>
+          <w:color w:val="1A1C1F"/>
+          <w:sz w:val="21"/>
+          <w:szCs w:val="21"/>
+          <w:shd w:val="clear" w:color="auto" w:fill="FFFFFF"/>
+        </w:rPr>
+      </w:pPr>
+      <w:r>
+        <w:rPr>
+          <w:rFonts w:ascii="Segoe UI" w:hAnsi="Segoe UI" w:cs="Segoe UI"/>
+          <w:color w:val="1A1C1F"/>
+          <w:sz w:val="21"/>
+          <w:szCs w:val="21"/>
+          <w:shd w:val="clear" w:color="auto" w:fill="FFFFFF"/>
+        </w:rPr>
+        <w:t xml:space="preserve">Это заменит текущий README на </w:t>
+      </w:r>
+      <w:proofErr w:type="spellStart"/>
+      <w:r>
+        <w:rPr>
+          <w:rFonts w:ascii="Segoe UI" w:hAnsi="Segoe UI" w:cs="Segoe UI"/>
+          <w:color w:val="1A1C1F"/>
+          <w:sz w:val="21"/>
+          <w:szCs w:val="21"/>
+          <w:shd w:val="clear" w:color="auto" w:fill="FFFFFF"/>
+        </w:rPr>
+        <w:t>GitHub</w:t>
+      </w:r>
+      <w:proofErr w:type="spellEnd"/>
+      <w:r>
+        <w:rPr>
+          <w:rFonts w:ascii="Segoe UI" w:hAnsi="Segoe UI" w:cs="Segoe UI"/>
+          <w:color w:val="1A1C1F"/>
+          <w:sz w:val="21"/>
+          <w:szCs w:val="21"/>
+          <w:shd w:val="clear" w:color="auto" w:fill="FFFFFF"/>
+        </w:rPr>
+        <w:t xml:space="preserve"> твоим локальным проектом. Для нового репозитория это нормально.</w:t>
+      </w:r>
+    </w:p>
+    <w:p>
+      <w:pPr>
+        <w:ind w:left="360"/>
+        <w:rPr>
+          <w:rFonts w:ascii="Segoe UI" w:hAnsi="Segoe UI" w:cs="Segoe UI"/>
+          <w:b/>
+          <w:color w:val="1A1C1F"/>
+          <w:sz w:val="21"/>
+          <w:szCs w:val="21"/>
+          <w:shd w:val="clear" w:color="auto" w:fill="FFFFFF"/>
+        </w:rPr>
+      </w:pPr>
+      <w:r>
+        <w:rPr>
+          <w:rStyle w:val="a3"/>
+          <w:rFonts w:ascii="Segoe UI" w:hAnsi="Segoe UI" w:cs="Segoe UI"/>
+          <w:color w:val="1A1C1F"/>
+          <w:sz w:val="21"/>
+          <w:szCs w:val="21"/>
+          <w:bdr w:val="single" w:sz="2" w:space="0" w:color="auto" w:frame="1"/>
+          <w:shd w:val="clear" w:color="auto" w:fill="FFFFFF"/>
+        </w:rPr>
+        <w:t>Альтернатива проще</w:t>
+      </w:r>
+      <w:r>
+        <w:rPr>
+          <w:rFonts w:ascii="Segoe UI" w:hAnsi="Segoe UI" w:cs="Segoe UI"/>
+          <w:color w:val="1A1C1F"/>
+          <w:sz w:val="21"/>
+          <w:szCs w:val="21"/>
+        </w:rPr>
+        <w:br/>
+      </w:r>
+      <w:r>
+        <w:rPr>
+          <w:rFonts w:ascii="Segoe UI" w:hAnsi="Segoe UI" w:cs="Segoe UI"/>
+          <w:color w:val="1A1C1F"/>
+          <w:sz w:val="21"/>
+          <w:szCs w:val="21"/>
+          <w:shd w:val="clear" w:color="auto" w:fill="FFFFFF"/>
+        </w:rPr>
+        <w:t>Можно поставить </w:t>
+      </w:r>
+      <w:proofErr w:type="spellStart"/>
+      <w:r>
+        <w:rPr>
+          <w:rStyle w:val="a3"/>
+          <w:rFonts w:ascii="Segoe UI" w:hAnsi="Segoe UI" w:cs="Segoe UI"/>
+          <w:color w:val="1A1C1F"/>
+          <w:sz w:val="21"/>
+          <w:szCs w:val="21"/>
+          <w:bdr w:val="single" w:sz="2" w:space="0" w:color="auto" w:frame="1"/>
+          <w:shd w:val="clear" w:color="auto" w:fill="FFFFFF"/>
+        </w:rPr>
+        <w:t>GitHub</w:t>
+      </w:r>
+      <w:proofErr w:type="spellEnd"/>
+      <w:r>
+        <w:rPr>
+          <w:rStyle w:val="a3"/>
+          <w:rFonts w:ascii="Segoe UI" w:hAnsi="Segoe UI" w:cs="Segoe UI"/>
+          <w:color w:val="1A1C1F"/>
+          <w:sz w:val="21"/>
+          <w:szCs w:val="21"/>
+          <w:bdr w:val="single" w:sz="2" w:space="0" w:color="auto" w:frame="1"/>
+          <w:shd w:val="clear" w:color="auto" w:fill="FFFFFF"/>
+        </w:rPr>
+        <w:t xml:space="preserve"> </w:t>
+      </w:r>
+      <w:proofErr w:type="spellStart"/>
+      <w:r>
+        <w:rPr>
+          <w:rStyle w:val="a3"/>
+          <w:rFonts w:ascii="Segoe UI" w:hAnsi="Segoe UI" w:cs="Segoe UI"/>
+          <w:color w:val="1A1C1F"/>
+          <w:sz w:val="21"/>
+          <w:szCs w:val="21"/>
+          <w:bdr w:val="single" w:sz="2" w:space="0" w:color="auto" w:frame="1"/>
+          <w:shd w:val="clear" w:color="auto" w:fill="FFFFFF"/>
+        </w:rPr>
+        <w:t>Desktop</w:t>
+      </w:r>
+      <w:proofErr w:type="spellEnd"/>
+      <w:r>
+        <w:rPr>
+          <w:rFonts w:ascii="Segoe UI" w:hAnsi="Segoe UI" w:cs="Segoe UI"/>
+          <w:color w:val="1A1C1F"/>
+          <w:sz w:val="21"/>
+          <w:szCs w:val="21"/>
+          <w:shd w:val="clear" w:color="auto" w:fill="FFFFFF"/>
+        </w:rPr>
+        <w:t>, выбрать </w:t>
+      </w:r>
+      <w:proofErr w:type="spellStart"/>
+      <w:r>
+        <w:rPr>
+          <w:rStyle w:val="inlinemarkdown1dyy3149"/>
+          <w:rFonts w:ascii="Consolas" w:hAnsi="Consolas"/>
+          <w:color w:val="1A1C1F"/>
+          <w:sz w:val="20"/>
+          <w:szCs w:val="20"/>
+          <w:bdr w:val="single" w:sz="2" w:space="0" w:color="auto" w:frame="1"/>
+        </w:rPr>
+        <w:t>File</w:t>
+      </w:r>
+      <w:proofErr w:type="spellEnd"/>
+      <w:r>
+        <w:rPr>
+          <w:rStyle w:val="inlinemarkdown1dyy3149"/>
+          <w:rFonts w:ascii="Consolas" w:hAnsi="Consolas"/>
+          <w:color w:val="1A1C1F"/>
+          <w:sz w:val="20"/>
+          <w:szCs w:val="20"/>
+          <w:bdr w:val="single" w:sz="2" w:space="0" w:color="auto" w:frame="1"/>
+        </w:rPr>
+        <w:t xml:space="preserve"> → </w:t>
+      </w:r>
+      <w:proofErr w:type="spellStart"/>
+      <w:r>
+        <w:rPr>
+          <w:rStyle w:val="inlinemarkdown1dyy3149"/>
+          <w:rFonts w:ascii="Consolas" w:hAnsi="Consolas"/>
+          <w:color w:val="1A1C1F"/>
+          <w:sz w:val="20"/>
+          <w:szCs w:val="20"/>
+          <w:bdr w:val="single" w:sz="2" w:space="0" w:color="auto" w:frame="1"/>
+        </w:rPr>
+        <w:t>Add</w:t>
+      </w:r>
+      <w:proofErr w:type="spellEnd"/>
+      <w:r>
+        <w:rPr>
+          <w:rStyle w:val="inlinemarkdown1dyy3149"/>
+          <w:rFonts w:ascii="Consolas" w:hAnsi="Consolas"/>
+          <w:color w:val="1A1C1F"/>
+          <w:sz w:val="20"/>
+          <w:szCs w:val="20"/>
+          <w:bdr w:val="single" w:sz="2" w:space="0" w:color="auto" w:frame="1"/>
+        </w:rPr>
+        <w:t xml:space="preserve"> </w:t>
+      </w:r>
+      <w:proofErr w:type="spellStart"/>
+      <w:r>
+        <w:rPr>
+          <w:rStyle w:val="inlinemarkdown1dyy3149"/>
+          <w:rFonts w:ascii="Consolas" w:hAnsi="Consolas"/>
+          <w:color w:val="1A1C1F"/>
+          <w:sz w:val="20"/>
+          <w:szCs w:val="20"/>
+          <w:bdr w:val="single" w:sz="2" w:space="0" w:color="auto" w:frame="1"/>
+        </w:rPr>
+        <w:t>local</w:t>
+      </w:r>
+      <w:proofErr w:type="spellEnd"/>
+      <w:r>
+        <w:rPr>
+          <w:rStyle w:val="inlinemarkdown1dyy3149"/>
+          <w:rFonts w:ascii="Consolas" w:hAnsi="Consolas"/>
+          <w:color w:val="1A1C1F"/>
+          <w:sz w:val="20"/>
+          <w:szCs w:val="20"/>
+          <w:bdr w:val="single" w:sz="2" w:space="0" w:color="auto" w:frame="1"/>
+        </w:rPr>
+        <w:t xml:space="preserve"> </w:t>
+      </w:r>
+      <w:proofErr w:type="spellStart"/>
+      <w:r>
+        <w:rPr>
+          <w:rStyle w:val="inlinemarkdown1dyy3149"/>
+          <w:rFonts w:ascii="Consolas" w:hAnsi="Consolas"/>
+          <w:color w:val="1A1C1F"/>
+          <w:sz w:val="20"/>
+          <w:szCs w:val="20"/>
+          <w:bdr w:val="single" w:sz="2" w:space="0" w:color="auto" w:frame="1"/>
+        </w:rPr>
+        <w:t>repository</w:t>
+      </w:r>
+      <w:proofErr w:type="spellEnd"/>
+      <w:r>
+        <w:rPr>
+          <w:rFonts w:ascii="Segoe UI" w:hAnsi="Segoe UI" w:cs="Segoe UI"/>
+          <w:color w:val="1A1C1F"/>
+          <w:sz w:val="21"/>
+          <w:szCs w:val="21"/>
+          <w:shd w:val="clear" w:color="auto" w:fill="FFFFFF"/>
+        </w:rPr>
+        <w:t>, указать папку сайта и нажать </w:t>
+      </w:r>
+      <w:proofErr w:type="spellStart"/>
+      <w:r>
+        <w:rPr>
+          <w:rStyle w:val="inlinemarkdown1dyy3149"/>
+          <w:rFonts w:ascii="Consolas" w:hAnsi="Consolas"/>
+          <w:color w:val="1A1C1F"/>
+          <w:sz w:val="20"/>
+          <w:szCs w:val="20"/>
+          <w:bdr w:val="single" w:sz="2" w:space="0" w:color="auto" w:frame="1"/>
+        </w:rPr>
+        <w:t>Publish</w:t>
+      </w:r>
+      <w:proofErr w:type="spellEnd"/>
+      <w:r>
+        <w:rPr>
+          <w:rStyle w:val="inlinemarkdown1dyy3149"/>
+          <w:rFonts w:ascii="Consolas" w:hAnsi="Consolas"/>
+          <w:color w:val="1A1C1F"/>
+          <w:sz w:val="20"/>
+          <w:szCs w:val="20"/>
+          <w:bdr w:val="single" w:sz="2" w:space="0" w:color="auto" w:frame="1"/>
+        </w:rPr>
+        <w:t>/</w:t>
+      </w:r>
+      <w:proofErr w:type="spellStart"/>
+      <w:r>
+        <w:rPr>
+          <w:rStyle w:val="inlinemarkdown1dyy3149"/>
+          <w:rFonts w:ascii="Consolas" w:hAnsi="Consolas"/>
+          <w:color w:val="1A1C1F"/>
+          <w:sz w:val="20"/>
+          <w:szCs w:val="20"/>
+          <w:bdr w:val="single" w:sz="2" w:space="0" w:color="auto" w:frame="1"/>
+        </w:rPr>
+        <w:t>Push</w:t>
+      </w:r>
+      <w:proofErr w:type="spellEnd"/>
+      <w:r>
+        <w:rPr>
+          <w:rFonts w:ascii="Segoe UI" w:hAnsi="Segoe UI" w:cs="Segoe UI"/>
+          <w:color w:val="1A1C1F"/>
+          <w:sz w:val="21"/>
+          <w:szCs w:val="21"/>
+          <w:shd w:val="clear" w:color="auto" w:fill="FFFFFF"/>
+        </w:rPr>
+        <w:t xml:space="preserve">. Но через командную строку после установки </w:t>
+      </w:r>
+      <w:proofErr w:type="spellStart"/>
+      <w:r>
+        <w:rPr>
+          <w:rFonts w:ascii="Segoe UI" w:hAnsi="Segoe UI" w:cs="Segoe UI"/>
+          <w:color w:val="1A1C1F"/>
+          <w:sz w:val="21"/>
+          <w:szCs w:val="21"/>
+          <w:shd w:val="clear" w:color="auto" w:fill="FFFFFF"/>
+        </w:rPr>
+        <w:t>Git</w:t>
+      </w:r>
+      <w:proofErr w:type="spellEnd"/>
+      <w:r>
+        <w:rPr>
+          <w:rFonts w:ascii="Segoe UI" w:hAnsi="Segoe UI" w:cs="Segoe UI"/>
+          <w:color w:val="1A1C1F"/>
+          <w:sz w:val="21"/>
+          <w:szCs w:val="21"/>
+          <w:shd w:val="clear" w:color="auto" w:fill="FFFFFF"/>
+        </w:rPr>
+        <w:t xml:space="preserve"> тоже всё должно пройти.</w:t>
+      </w:r>
+    </w:p>
+    <w:p>
+      <w:pPr>
+        <w:ind w:left="360"/>
+        <w:rPr>
+          <w:rFonts w:ascii="Segoe UI" w:hAnsi="Segoe UI" w:cs="Segoe UI"/>
+          <w:color w:val="1A1C1F"/>
+          <w:sz w:val="21"/>
+          <w:szCs w:val="21"/>
+          <w:shd w:val="clear" w:color="auto" w:fill="FFFFFF"/>
+        </w:rPr>
+      </w:pPr>
+      <w:r>
+        <w:rPr>
+          <w:noProof/>
+        </w:rPr>
+        <w:drawing>
+          <wp:inline distT="0" distB="0" distL="0" distR="0" wp14:anchorId="1D662D3A" wp14:editId="225B7645">
+            <wp:extent cx="2428875" cy="3921125"/>
+            <wp:effectExtent l="0" t="0" r="9525" b="3175"/>
+            <wp:docPr id="7" name="Рисунок 7"/>
+            <wp:cNvGraphicFramePr>
+              <a:graphicFrameLocks xmlns:a="http://schemas.openxmlformats.org/drawingml/2006/main" noChangeAspect="1"/>
+            </wp:cNvGraphicFramePr>
+            <a:graphic xmlns:a="http://schemas.openxmlformats.org/drawingml/2006/main">
+              <a:graphicData uri="http://schemas.openxmlformats.org/drawingml/2006/picture">
+                <pic:pic xmlns:pic="http://schemas.openxmlformats.org/drawingml/2006/picture">
+                  <pic:nvPicPr>
+                    <pic:cNvPr id="1" name=""/>
+                    <pic:cNvPicPr/>
+                  </pic:nvPicPr>
+                  <pic:blipFill rotWithShape="1">
+                    <a:blip r:embed="rId12"/>
+                    <a:srcRect t="12548" r="75468" b="17015"/>
+                    <a:stretch/>
+                  </pic:blipFill>
+                  <pic:spPr bwMode="auto">
+                    <a:xfrm>
+                      <a:off x="0" y="0"/>
+                      <a:ext cx="2430104" cy="3923109"/>
+                    </a:xfrm>
+                    <a:prstGeom prst="rect">
+                      <a:avLst/>
+                    </a:prstGeom>
+                    <a:ln>
+                      <a:noFill/>
+                    </a:ln>
+                    <a:extLst>
+                      <a:ext uri="{53640926-AAD7-44D8-BBD7-CCE9431645EC}">
+                        <a14:shadowObscured xmlns:a14="http://schemas.microsoft.com/office/drawing/2010/main"/>
+                      </a:ext>
+                    </a:extLst>
+                  </pic:spPr>
+                </pic:pic>
+              </a:graphicData>
+            </a:graphic>
+          </wp:inline>
+        </w:drawing>
+      </w:r>
+    </w:p>
+    <w:p>
+      <w:pPr>
+        <w:ind w:left="360"/>
+        <w:rPr>
+          <w:rFonts w:ascii="Segoe UI" w:hAnsi="Segoe UI" w:cs="Segoe UI"/>
+          <w:color w:val="1A1C1F"/>
+          <w:sz w:val="21"/>
+          <w:szCs w:val="21"/>
+          <w:shd w:val="clear" w:color="auto" w:fill="FFFFFF"/>
+        </w:rPr>
+      </w:pPr>
+      <w:r>
+        <w:rPr>
+          <w:noProof/>
+        </w:rPr>
+        <w:lastRenderedPageBreak/>
+        <w:drawing>
+          <wp:inline distT="0" distB="0" distL="0" distR="0" wp14:anchorId="379513EF" wp14:editId="55A7E5C1">
+            <wp:extent cx="2933700" cy="4495800"/>
+            <wp:effectExtent l="0" t="0" r="0" b="0"/>
+            <wp:docPr id="8" name="Рисунок 8"/>
+            <wp:cNvGraphicFramePr>
+              <a:graphicFrameLocks xmlns:a="http://schemas.openxmlformats.org/drawingml/2006/main" noChangeAspect="1"/>
+            </wp:cNvGraphicFramePr>
+            <a:graphic xmlns:a="http://schemas.openxmlformats.org/drawingml/2006/main">
+              <a:graphicData uri="http://schemas.openxmlformats.org/drawingml/2006/picture">
+                <pic:pic xmlns:pic="http://schemas.openxmlformats.org/drawingml/2006/picture">
+                  <pic:nvPicPr>
+                    <pic:cNvPr id="1" name=""/>
+                    <pic:cNvPicPr/>
+                  </pic:nvPicPr>
+                  <pic:blipFill rotWithShape="1">
+                    <a:blip r:embed="rId13"/>
+                    <a:srcRect t="10552" r="75307" b="22148"/>
+                    <a:stretch/>
+                  </pic:blipFill>
+                  <pic:spPr bwMode="auto">
+                    <a:xfrm>
+                      <a:off x="0" y="0"/>
+                      <a:ext cx="2934021" cy="4496292"/>
+                    </a:xfrm>
+                    <a:prstGeom prst="rect">
+                      <a:avLst/>
+                    </a:prstGeom>
+                    <a:ln>
+                      <a:noFill/>
+                    </a:ln>
+                    <a:extLst>
+                      <a:ext uri="{53640926-AAD7-44D8-BBD7-CCE9431645EC}">
+                        <a14:shadowObscured xmlns:a14="http://schemas.microsoft.com/office/drawing/2010/main"/>
+                      </a:ext>
+                    </a:extLst>
+                  </pic:spPr>
+                </pic:pic>
+              </a:graphicData>
+            </a:graphic>
+          </wp:inline>
+        </w:drawing>
+      </w:r>
+    </w:p>
+    <w:p>
+      <w:pPr>
+        <w:ind w:left="360"/>
+        <w:rPr>
+          <w:rFonts w:ascii="Segoe UI" w:hAnsi="Segoe UI" w:cs="Segoe UI"/>
+          <w:color w:val="1A1C1F"/>
+          <w:sz w:val="21"/>
+          <w:szCs w:val="21"/>
+          <w:shd w:val="clear" w:color="auto" w:fill="FFFFFF"/>
+          <w:lang w:val="en-US"/>
+        </w:rPr>
+      </w:pPr>
+      <w:r>
+        <w:rPr>
+          <w:rFonts w:ascii="Segoe UI" w:hAnsi="Segoe UI" w:cs="Segoe UI"/>
+          <w:color w:val="1A1C1F"/>
+          <w:sz w:val="21"/>
+          <w:szCs w:val="21"/>
+          <w:shd w:val="clear" w:color="auto" w:fill="FFFFFF"/>
+          <w:lang w:val="en-US"/>
+        </w:rPr>
+        <w:t xml:space="preserve">git config --global user.name "Danila </w:t>
+      </w:r>
+      <w:proofErr w:type="spellStart"/>
+      <w:r>
+        <w:rPr>
+          <w:rFonts w:ascii="Segoe UI" w:hAnsi="Segoe UI" w:cs="Segoe UI"/>
+          <w:color w:val="1A1C1F"/>
+          <w:sz w:val="21"/>
+          <w:szCs w:val="21"/>
+          <w:shd w:val="clear" w:color="auto" w:fill="FFFFFF"/>
+          <w:lang w:val="en-US"/>
+        </w:rPr>
+        <w:t>Pischikov</w:t>
+      </w:r>
+      <w:proofErr w:type="spellEnd"/>
+      <w:r>
+        <w:rPr>
+          <w:rFonts w:ascii="Segoe UI" w:hAnsi="Segoe UI" w:cs="Segoe UI"/>
+          <w:color w:val="1A1C1F"/>
+          <w:sz w:val="21"/>
+          <w:szCs w:val="21"/>
+          <w:shd w:val="clear" w:color="auto" w:fill="FFFFFF"/>
+          <w:lang w:val="en-US"/>
+        </w:rPr>
+        <w:t>"</w:t>
+      </w:r>
+    </w:p>
+    <w:p>
+      <w:pPr>
+        <w:ind w:left="360"/>
+        <w:rPr>
+          <w:rFonts w:ascii="Segoe UI" w:hAnsi="Segoe UI" w:cs="Segoe UI"/>
+          <w:color w:val="1A1C1F"/>
+          <w:sz w:val="21"/>
+          <w:szCs w:val="21"/>
+          <w:shd w:val="clear" w:color="auto" w:fill="FFFFFF"/>
+          <w:lang w:val="en-US"/>
+        </w:rPr>
+      </w:pPr>
+      <w:r>
+        <w:rPr>
+          <w:rFonts w:ascii="Segoe UI" w:hAnsi="Segoe UI" w:cs="Segoe UI"/>
+          <w:color w:val="1A1C1F"/>
+          <w:sz w:val="21"/>
+          <w:szCs w:val="21"/>
+          <w:shd w:val="clear" w:color="auto" w:fill="FFFFFF"/>
+          <w:lang w:val="en-US"/>
+        </w:rPr>
+        <w:t xml:space="preserve">git config --global </w:t>
+      </w:r>
+      <w:proofErr w:type="spellStart"/>
+      <w:proofErr w:type="gramStart"/>
+      <w:r>
+        <w:rPr>
+          <w:rFonts w:ascii="Segoe UI" w:hAnsi="Segoe UI" w:cs="Segoe UI"/>
+          <w:color w:val="1A1C1F"/>
+          <w:sz w:val="21"/>
+          <w:szCs w:val="21"/>
+          <w:shd w:val="clear" w:color="auto" w:fill="FFFFFF"/>
+          <w:lang w:val="en-US"/>
+        </w:rPr>
+        <w:t>user.email</w:t>
+      </w:r>
+      <w:proofErr w:type="spellEnd"/>
+      <w:proofErr w:type="gramEnd"/>
+      <w:r>
+        <w:rPr>
+          <w:rFonts w:ascii="Segoe UI" w:hAnsi="Segoe UI" w:cs="Segoe UI"/>
+          <w:color w:val="1A1C1F"/>
+          <w:sz w:val="21"/>
+          <w:szCs w:val="21"/>
+          <w:shd w:val="clear" w:color="auto" w:fill="FFFFFF"/>
+          <w:lang w:val="en-US"/>
+        </w:rPr>
+        <w:t xml:space="preserve"> </w:t>
+      </w:r>
+      <w:r>
+        <w:rPr>
+          <w:rFonts w:ascii="Segoe UI" w:hAnsi="Segoe UI" w:cs="Segoe UI"/>
+          <w:color w:val="1A1C1F"/>
+          <w:sz w:val="21"/>
+          <w:szCs w:val="21"/>
+          <w:shd w:val="clear" w:color="auto" w:fill="FFFFFF"/>
+          <w:lang w:val="en-US"/>
+        </w:rPr>
+        <w:t>«</w:t>
+      </w:r>
+      <w:r>
+        <w:rPr>
+          <w:lang w:val="en-US"/>
+        </w:rPr>
+        <w:t>danilapischikov@gmail.com</w:t>
+      </w:r>
+      <w:r>
+        <w:rPr>
+          <w:lang w:val="en-US"/>
+        </w:rPr>
+        <w:t>»</w:t>
+      </w:r>
+    </w:p>
+    <w:p>
+      <w:pPr>
+        <w:ind w:left="360"/>
+        <w:rPr>
+          <w:rFonts w:ascii="Segoe UI" w:hAnsi="Segoe UI" w:cs="Segoe UI"/>
+          <w:color w:val="1A1C1F"/>
+          <w:sz w:val="21"/>
+          <w:szCs w:val="21"/>
+          <w:shd w:val="clear" w:color="auto" w:fill="FFFFFF"/>
+          <w:lang w:val="en-US"/>
+        </w:rPr>
+      </w:pPr>
+    </w:p>
+    <w:p>
+      <w:pPr>
+        <w:ind w:left="360"/>
+        <w:rPr>
+          <w:rFonts w:ascii="Segoe UI" w:hAnsi="Segoe UI" w:cs="Segoe UI"/>
+          <w:color w:val="1A1C1F"/>
+          <w:sz w:val="21"/>
+          <w:szCs w:val="21"/>
+          <w:shd w:val="clear" w:color="auto" w:fill="FFFFFF"/>
+          <w:lang w:val="en-US"/>
+        </w:rPr>
+      </w:pPr>
+      <w:r>
+        <w:rPr>
+          <w:rFonts w:ascii="Segoe UI" w:hAnsi="Segoe UI" w:cs="Segoe UI"/>
+          <w:color w:val="1A1C1F"/>
+          <w:sz w:val="21"/>
+          <w:szCs w:val="21"/>
+          <w:shd w:val="clear" w:color="auto" w:fill="FFFFFF"/>
+          <w:lang w:val="en-US"/>
+        </w:rPr>
+        <w:t>git commit -m "Initial site"</w:t>
+      </w:r>
+    </w:p>
+    <w:p>
+      <w:pPr>
+        <w:ind w:left="360"/>
+        <w:rPr>
+          <w:rFonts w:ascii="Segoe UI" w:hAnsi="Segoe UI" w:cs="Segoe UI"/>
+          <w:color w:val="1A1C1F"/>
+          <w:sz w:val="21"/>
+          <w:szCs w:val="21"/>
+          <w:shd w:val="clear" w:color="auto" w:fill="FFFFFF"/>
+          <w:lang w:val="en-US"/>
+        </w:rPr>
+      </w:pPr>
+      <w:r>
+        <w:rPr>
+          <w:rFonts w:ascii="Segoe UI" w:hAnsi="Segoe UI" w:cs="Segoe UI"/>
+          <w:color w:val="1A1C1F"/>
+          <w:sz w:val="21"/>
+          <w:szCs w:val="21"/>
+          <w:shd w:val="clear" w:color="auto" w:fill="FFFFFF"/>
+          <w:lang w:val="en-US"/>
+        </w:rPr>
+        <w:t>git branch -M main</w:t>
+      </w:r>
+    </w:p>
+    <w:p>
+      <w:pPr>
+        <w:ind w:left="360"/>
+        <w:rPr>
+          <w:rFonts w:ascii="Segoe UI" w:hAnsi="Segoe UI" w:cs="Segoe UI"/>
+          <w:color w:val="1A1C1F"/>
+          <w:sz w:val="21"/>
+          <w:szCs w:val="21"/>
+          <w:shd w:val="clear" w:color="auto" w:fill="FFFFFF"/>
+          <w:lang w:val="en-US"/>
+        </w:rPr>
+      </w:pPr>
+      <w:r>
+        <w:rPr>
+          <w:rFonts w:ascii="Segoe UI" w:hAnsi="Segoe UI" w:cs="Segoe UI"/>
+          <w:color w:val="1A1C1F"/>
+          <w:sz w:val="21"/>
+          <w:szCs w:val="21"/>
+          <w:shd w:val="clear" w:color="auto" w:fill="FFFFFF"/>
+          <w:lang w:val="en-US"/>
+        </w:rPr>
+        <w:t>git push -u origin main</w:t>
+      </w:r>
+    </w:p>
+    <w:p>
+      <w:pPr>
+        <w:ind w:left="360"/>
+        <w:rPr>
+          <w:rFonts w:ascii="Segoe UI" w:hAnsi="Segoe UI" w:cs="Segoe UI"/>
+          <w:color w:val="1A1C1F"/>
+          <w:sz w:val="21"/>
+          <w:szCs w:val="21"/>
+          <w:shd w:val="clear" w:color="auto" w:fill="FFFFFF"/>
+          <w:lang w:val="en-US"/>
+        </w:rPr>
+      </w:pPr>
+    </w:p>
+    <w:p>
+      <w:pPr>
+        <w:ind w:left="360"/>
+        <w:rPr>
+          <w:rFonts w:ascii="Segoe UI" w:hAnsi="Segoe UI" w:cs="Segoe UI"/>
+          <w:color w:val="1A1C1F"/>
+          <w:sz w:val="21"/>
+          <w:szCs w:val="21"/>
+          <w:shd w:val="clear" w:color="auto" w:fill="FFFFFF"/>
+        </w:rPr>
+      </w:pPr>
+      <w:r>
+        <w:rPr>
+          <w:rStyle w:val="a3"/>
+          <w:rFonts w:ascii="Segoe UI" w:hAnsi="Segoe UI" w:cs="Segoe UI"/>
+          <w:color w:val="1A1C1F"/>
+          <w:sz w:val="21"/>
+          <w:szCs w:val="21"/>
+          <w:bdr w:val="single" w:sz="2" w:space="0" w:color="auto" w:frame="1"/>
+          <w:shd w:val="clear" w:color="auto" w:fill="FFFFFF"/>
+        </w:rPr>
+        <w:t>3. Подготовь сервер</w:t>
+      </w:r>
+      <w:r>
+        <w:rPr>
+          <w:rFonts w:ascii="Segoe UI" w:hAnsi="Segoe UI" w:cs="Segoe UI"/>
+          <w:color w:val="1A1C1F"/>
+          <w:sz w:val="21"/>
+          <w:szCs w:val="21"/>
+        </w:rPr>
+        <w:br/>
+      </w:r>
+      <w:r>
+        <w:rPr>
+          <w:rFonts w:ascii="Segoe UI" w:hAnsi="Segoe UI" w:cs="Segoe UI"/>
+          <w:color w:val="1A1C1F"/>
+          <w:sz w:val="21"/>
+          <w:szCs w:val="21"/>
+          <w:shd w:val="clear" w:color="auto" w:fill="FFFFFF"/>
+        </w:rPr>
+        <w:t xml:space="preserve">На сервере желательно иметь </w:t>
+      </w:r>
+      <w:proofErr w:type="spellStart"/>
+      <w:r>
+        <w:rPr>
+          <w:rFonts w:ascii="Segoe UI" w:hAnsi="Segoe UI" w:cs="Segoe UI"/>
+          <w:color w:val="1A1C1F"/>
+          <w:sz w:val="21"/>
+          <w:szCs w:val="21"/>
+          <w:shd w:val="clear" w:color="auto" w:fill="FFFFFF"/>
+        </w:rPr>
+        <w:t>Nginx</w:t>
+      </w:r>
+      <w:proofErr w:type="spellEnd"/>
+      <w:r>
+        <w:rPr>
+          <w:rFonts w:ascii="Segoe UI" w:hAnsi="Segoe UI" w:cs="Segoe UI"/>
+          <w:color w:val="1A1C1F"/>
+          <w:sz w:val="21"/>
+          <w:szCs w:val="21"/>
+          <w:shd w:val="clear" w:color="auto" w:fill="FFFFFF"/>
+        </w:rPr>
+        <w:t xml:space="preserve">. Обычно для </w:t>
+      </w:r>
+      <w:proofErr w:type="spellStart"/>
+      <w:r>
+        <w:rPr>
+          <w:rFonts w:ascii="Segoe UI" w:hAnsi="Segoe UI" w:cs="Segoe UI"/>
+          <w:color w:val="1A1C1F"/>
+          <w:sz w:val="21"/>
+          <w:szCs w:val="21"/>
+          <w:shd w:val="clear" w:color="auto" w:fill="FFFFFF"/>
+        </w:rPr>
+        <w:t>Ubuntu</w:t>
+      </w:r>
+      <w:proofErr w:type="spellEnd"/>
+      <w:r>
+        <w:rPr>
+          <w:rFonts w:ascii="Segoe UI" w:hAnsi="Segoe UI" w:cs="Segoe UI"/>
+          <w:color w:val="1A1C1F"/>
+          <w:sz w:val="21"/>
+          <w:szCs w:val="21"/>
+          <w:shd w:val="clear" w:color="auto" w:fill="FFFFFF"/>
+        </w:rPr>
+        <w:t>:</w:t>
+      </w:r>
+    </w:p>
+    <w:p>
+      <w:pPr>
+        <w:ind w:left="360"/>
+        <w:rPr>
+          <w:lang w:val="en-US"/>
+        </w:rPr>
+      </w:pPr>
+      <w:proofErr w:type="spellStart"/>
+      <w:r>
+        <w:rPr>
+          <w:lang w:val="en-US"/>
+        </w:rPr>
+        <w:t>sudo</w:t>
+      </w:r>
+      <w:proofErr w:type="spellEnd"/>
+      <w:r>
+        <w:rPr>
+          <w:lang w:val="en-US"/>
+        </w:rPr>
+        <w:t xml:space="preserve"> apt update</w:t>
+      </w:r>
+    </w:p>
+    <w:p>
+      <w:pPr>
+        <w:ind w:left="360"/>
+        <w:rPr>
+          <w:lang w:val="en-US"/>
+        </w:rPr>
+      </w:pPr>
+      <w:proofErr w:type="spellStart"/>
+      <w:r>
+        <w:rPr>
+          <w:lang w:val="en-US"/>
+        </w:rPr>
+        <w:t>sudo</w:t>
+      </w:r>
+      <w:proofErr w:type="spellEnd"/>
+      <w:r>
+        <w:rPr>
+          <w:lang w:val="en-US"/>
+        </w:rPr>
+        <w:t xml:space="preserve"> apt install -y git </w:t>
+      </w:r>
+      <w:proofErr w:type="spellStart"/>
+      <w:r>
+        <w:rPr>
+          <w:lang w:val="en-US"/>
+        </w:rPr>
+        <w:t>nginx</w:t>
+      </w:r>
+      <w:proofErr w:type="spellEnd"/>
+      <w:r>
+        <w:rPr>
+          <w:lang w:val="en-US"/>
+        </w:rPr>
+        <w:t xml:space="preserve"> </w:t>
+      </w:r>
+      <w:proofErr w:type="spellStart"/>
+      <w:r>
+        <w:rPr>
+          <w:lang w:val="en-US"/>
+        </w:rPr>
+        <w:t>nodejs</w:t>
+      </w:r>
+      <w:proofErr w:type="spellEnd"/>
+      <w:r>
+        <w:rPr>
+          <w:lang w:val="en-US"/>
+        </w:rPr>
+        <w:t xml:space="preserve"> </w:t>
+      </w:r>
+      <w:proofErr w:type="spellStart"/>
+      <w:r>
+        <w:rPr>
+          <w:lang w:val="en-US"/>
+        </w:rPr>
+        <w:t>npm</w:t>
+      </w:r>
+      <w:proofErr w:type="spellEnd"/>
+    </w:p>
+    <w:p>
+      <w:pPr>
+        <w:ind w:left="360"/>
+        <w:rPr>
+          <w:rFonts w:ascii="Segoe UI" w:hAnsi="Segoe UI" w:cs="Segoe UI"/>
+          <w:color w:val="1A1C1F"/>
+          <w:sz w:val="21"/>
+          <w:szCs w:val="21"/>
+          <w:shd w:val="clear" w:color="auto" w:fill="FFFFFF"/>
+        </w:rPr>
+      </w:pPr>
+      <w:r>
+        <w:rPr>
+          <w:rFonts w:ascii="Segoe UI" w:hAnsi="Segoe UI" w:cs="Segoe UI"/>
+          <w:color w:val="1A1C1F"/>
+          <w:sz w:val="21"/>
+          <w:szCs w:val="21"/>
+          <w:shd w:val="clear" w:color="auto" w:fill="FFFFFF"/>
+        </w:rPr>
+        <w:t>Создай папку для сайта:</w:t>
+      </w:r>
+    </w:p>
+    <w:p>
+      <w:pPr>
+        <w:ind w:left="360"/>
+        <w:rPr>
+          <w:lang w:val="en-US"/>
+        </w:rPr>
+      </w:pPr>
+      <w:proofErr w:type="spellStart"/>
+      <w:r>
+        <w:rPr>
+          <w:lang w:val="en-US"/>
+        </w:rPr>
+        <w:t>sudo</w:t>
+      </w:r>
+      <w:proofErr w:type="spellEnd"/>
+      <w:r>
+        <w:rPr>
+          <w:lang w:val="en-US"/>
+        </w:rPr>
+        <w:t xml:space="preserve"> </w:t>
+      </w:r>
+      <w:proofErr w:type="spellStart"/>
+      <w:r>
+        <w:rPr>
+          <w:lang w:val="en-US"/>
+        </w:rPr>
+        <w:t>mkdir</w:t>
+      </w:r>
+      <w:proofErr w:type="spellEnd"/>
+      <w:r>
+        <w:rPr>
+          <w:lang w:val="en-US"/>
+        </w:rPr>
+        <w:t xml:space="preserve"> -p /var/www/ascent-private</w:t>
+      </w:r>
+    </w:p>
+    <w:p>
+      <w:pPr>
+        <w:pBdr>
+          <w:top w:val="single" w:sz="2" w:space="0" w:color="auto"/>
+          <w:left w:val="single" w:sz="2" w:space="0" w:color="auto"/>
+          <w:bottom w:val="single" w:sz="2" w:space="0" w:color="auto"/>
+          <w:right w:val="single" w:sz="2" w:space="0" w:color="auto"/>
+        </w:pBdr>
+        <w:shd w:val="clear" w:color="auto" w:fill="FFFFFF"/>
+        <w:spacing w:after="0" w:line="330" w:lineRule="atLeast"/>
+        <w:rPr>
+          <w:rFonts w:ascii="Segoe UI" w:eastAsia="Times New Roman" w:hAnsi="Segoe UI" w:cs="Segoe UI"/>
+          <w:color w:val="1A1C1F"/>
+          <w:sz w:val="21"/>
+          <w:szCs w:val="21"/>
+          <w:lang w:eastAsia="ru-RU"/>
+        </w:rPr>
+      </w:pPr>
+      <w:r>
+        <w:rPr>
+          <w:rFonts w:ascii="Segoe UI" w:eastAsia="Times New Roman" w:hAnsi="Segoe UI" w:cs="Segoe UI"/>
+          <w:color w:val="1A1C1F"/>
+          <w:sz w:val="21"/>
+          <w:szCs w:val="21"/>
+          <w:lang w:eastAsia="ru-RU"/>
+        </w:rPr>
+        <w:t>Загрузи содержимое локальной папки </w:t>
+      </w:r>
+      <w:proofErr w:type="spellStart"/>
+      <w:r>
+        <w:rPr>
+          <w:rFonts w:ascii="Consolas" w:eastAsia="Times New Roman" w:hAnsi="Consolas" w:cs="Segoe UI"/>
+          <w:color w:val="1A1C1F"/>
+          <w:sz w:val="20"/>
+          <w:szCs w:val="20"/>
+          <w:bdr w:val="single" w:sz="2" w:space="0" w:color="auto" w:frame="1"/>
+          <w:lang w:eastAsia="ru-RU"/>
+        </w:rPr>
+        <w:t>dist</w:t>
+      </w:r>
+      <w:proofErr w:type="spellEnd"/>
+      <w:r>
+        <w:rPr>
+          <w:rFonts w:ascii="Segoe UI" w:eastAsia="Times New Roman" w:hAnsi="Segoe UI" w:cs="Segoe UI"/>
+          <w:color w:val="1A1C1F"/>
+          <w:sz w:val="21"/>
+          <w:szCs w:val="21"/>
+          <w:lang w:eastAsia="ru-RU"/>
+        </w:rPr>
+        <w:t> в эту папку на сервере.</w:t>
+      </w:r>
+    </w:p>
+    <w:p>
+      <w:pPr>
+        <w:pBdr>
+          <w:top w:val="single" w:sz="2" w:space="0" w:color="auto"/>
+          <w:left w:val="single" w:sz="2" w:space="0" w:color="auto"/>
+          <w:bottom w:val="single" w:sz="2" w:space="0" w:color="auto"/>
+          <w:right w:val="single" w:sz="2" w:space="0" w:color="auto"/>
+        </w:pBdr>
+        <w:shd w:val="clear" w:color="auto" w:fill="FFFFFF"/>
+        <w:spacing w:after="0" w:line="330" w:lineRule="atLeast"/>
+        <w:rPr>
+          <w:rFonts w:ascii="Segoe UI" w:eastAsia="Times New Roman" w:hAnsi="Segoe UI" w:cs="Segoe UI"/>
+          <w:color w:val="1A1C1F"/>
+          <w:sz w:val="21"/>
+          <w:szCs w:val="21"/>
+          <w:lang w:eastAsia="ru-RU"/>
+        </w:rPr>
+      </w:pPr>
+      <w:proofErr w:type="gramStart"/>
+      <w:r>
+        <w:rPr>
+          <w:rFonts w:ascii="Segoe UI" w:eastAsia="Times New Roman" w:hAnsi="Segoe UI" w:cs="Segoe UI"/>
+          <w:color w:val="1A1C1F"/>
+          <w:sz w:val="21"/>
+          <w:szCs w:val="21"/>
+          <w:lang w:eastAsia="ru-RU"/>
+        </w:rPr>
+        <w:t>Например</w:t>
+      </w:r>
+      <w:proofErr w:type="gramEnd"/>
+      <w:r>
+        <w:rPr>
+          <w:rFonts w:ascii="Segoe UI" w:eastAsia="Times New Roman" w:hAnsi="Segoe UI" w:cs="Segoe UI"/>
+          <w:color w:val="1A1C1F"/>
+          <w:sz w:val="21"/>
+          <w:szCs w:val="21"/>
+          <w:lang w:eastAsia="ru-RU"/>
+        </w:rPr>
+        <w:t xml:space="preserve"> через </w:t>
+      </w:r>
+      <w:proofErr w:type="spellStart"/>
+      <w:r>
+        <w:rPr>
+          <w:rFonts w:ascii="Consolas" w:eastAsia="Times New Roman" w:hAnsi="Consolas" w:cs="Segoe UI"/>
+          <w:color w:val="1A1C1F"/>
+          <w:sz w:val="20"/>
+          <w:szCs w:val="20"/>
+          <w:bdr w:val="single" w:sz="2" w:space="0" w:color="auto" w:frame="1"/>
+          <w:lang w:eastAsia="ru-RU"/>
+        </w:rPr>
+        <w:t>scp</w:t>
+      </w:r>
+      <w:proofErr w:type="spellEnd"/>
+      <w:r>
+        <w:rPr>
+          <w:rFonts w:ascii="Segoe UI" w:eastAsia="Times New Roman" w:hAnsi="Segoe UI" w:cs="Segoe UI"/>
+          <w:color w:val="1A1C1F"/>
+          <w:sz w:val="21"/>
+          <w:szCs w:val="21"/>
+          <w:lang w:eastAsia="ru-RU"/>
+        </w:rPr>
+        <w:t>:</w:t>
+      </w:r>
+    </w:p>
+    <w:p>
+      <w:pPr>
+        <w:ind w:left="360"/>
+      </w:pPr>
+      <w:proofErr w:type="spellStart"/>
+      <w:r>
+        <w:rPr>
+          <w:lang w:val="en-US"/>
+        </w:rPr>
+        <w:t>scp</w:t>
+      </w:r>
+      <w:proofErr w:type="spellEnd"/>
+      <w:r>
+        <w:t xml:space="preserve"> -</w:t>
+      </w:r>
+      <w:r>
+        <w:rPr>
+          <w:lang w:val="en-US"/>
+        </w:rPr>
+        <w:t>r</w:t>
+      </w:r>
+      <w:r>
+        <w:t xml:space="preserve"> </w:t>
+      </w:r>
+      <w:proofErr w:type="spellStart"/>
+      <w:r>
+        <w:rPr>
+          <w:lang w:val="en-US"/>
+        </w:rPr>
+        <w:t>dist</w:t>
+      </w:r>
+      <w:proofErr w:type="spellEnd"/>
+      <w:r>
+        <w:t xml:space="preserve">/* </w:t>
+      </w:r>
+      <w:r>
+        <w:rPr>
+          <w:lang w:val="en-US"/>
+        </w:rPr>
+        <w:t>user</w:t>
+      </w:r>
+      <w:r>
+        <w:t>@</w:t>
+      </w:r>
+      <w:r>
+        <w:rPr>
+          <w:lang w:val="en-US"/>
+        </w:rPr>
+        <w:t>SERVER</w:t>
+      </w:r>
+      <w:r>
+        <w:t>_</w:t>
+      </w:r>
+      <w:r>
+        <w:rPr>
+          <w:lang w:val="en-US"/>
+        </w:rPr>
+        <w:t>IP</w:t>
+      </w:r>
+      <w:r>
+        <w:t>:/</w:t>
+      </w:r>
+      <w:r>
+        <w:rPr>
+          <w:lang w:val="en-US"/>
+        </w:rPr>
+        <w:t>var</w:t>
+      </w:r>
+      <w:r>
+        <w:t>/</w:t>
+      </w:r>
+      <w:r>
+        <w:rPr>
+          <w:lang w:val="en-US"/>
+        </w:rPr>
+        <w:t>www</w:t>
+      </w:r>
+      <w:r>
+        <w:t>/</w:t>
+      </w:r>
+      <w:r>
+        <w:rPr>
+          <w:lang w:val="en-US"/>
+        </w:rPr>
+        <w:t>ascent</w:t>
+      </w:r>
+      <w:r>
+        <w:t>-</w:t>
+      </w:r>
+      <w:r>
+        <w:rPr>
+          <w:lang w:val="en-US"/>
+        </w:rPr>
+        <w:t>private</w:t>
+      </w:r>
+      <w:r>
+        <w:t>/</w:t>
+      </w:r>
+    </w:p>
+    <w:p>
+      <w:pPr>
+        <w:ind w:left="360"/>
+        <w:rPr>
+          <w:rFonts w:ascii="Segoe UI" w:hAnsi="Segoe UI" w:cs="Segoe UI"/>
+          <w:color w:val="1A1C1F"/>
+          <w:sz w:val="21"/>
+          <w:szCs w:val="21"/>
+          <w:shd w:val="clear" w:color="auto" w:fill="FFFFFF"/>
+        </w:rPr>
+      </w:pPr>
+      <w:r>
+        <w:rPr>
+          <w:rStyle w:val="a3"/>
+          <w:rFonts w:ascii="Segoe UI" w:hAnsi="Segoe UI" w:cs="Segoe UI"/>
+          <w:color w:val="1A1C1F"/>
+          <w:sz w:val="21"/>
+          <w:szCs w:val="21"/>
+          <w:bdr w:val="single" w:sz="2" w:space="0" w:color="auto" w:frame="1"/>
+          <w:shd w:val="clear" w:color="auto" w:fill="FFFFFF"/>
+        </w:rPr>
+        <w:lastRenderedPageBreak/>
+        <w:t xml:space="preserve">4. Настрой </w:t>
+      </w:r>
+      <w:proofErr w:type="spellStart"/>
+      <w:r>
+        <w:rPr>
+          <w:rStyle w:val="a3"/>
+          <w:rFonts w:ascii="Segoe UI" w:hAnsi="Segoe UI" w:cs="Segoe UI"/>
+          <w:color w:val="1A1C1F"/>
+          <w:sz w:val="21"/>
+          <w:szCs w:val="21"/>
+          <w:bdr w:val="single" w:sz="2" w:space="0" w:color="auto" w:frame="1"/>
+          <w:shd w:val="clear" w:color="auto" w:fill="FFFFFF"/>
+        </w:rPr>
+        <w:t>Nginx</w:t>
+      </w:r>
+      <w:proofErr w:type="spellEnd"/>
+      <w:r>
+        <w:rPr>
+          <w:rFonts w:ascii="Segoe UI" w:hAnsi="Segoe UI" w:cs="Segoe UI"/>
+          <w:color w:val="1A1C1F"/>
+          <w:sz w:val="21"/>
+          <w:szCs w:val="21"/>
+        </w:rPr>
+        <w:br/>
+      </w:r>
+      <w:r>
+        <w:rPr>
+          <w:rFonts w:ascii="Segoe UI" w:hAnsi="Segoe UI" w:cs="Segoe UI"/>
+          <w:color w:val="1A1C1F"/>
+          <w:sz w:val="21"/>
+          <w:szCs w:val="21"/>
+          <w:shd w:val="clear" w:color="auto" w:fill="FFFFFF"/>
+        </w:rPr>
+        <w:t>Создай конфиг:</w:t>
+      </w:r>
+    </w:p>
+    <w:p>
+      <w:pPr>
+        <w:ind w:left="360"/>
+        <w:rPr>
+          <w:lang w:val="en-US"/>
+        </w:rPr>
+      </w:pPr>
+      <w:proofErr w:type="spellStart"/>
+      <w:r>
+        <w:rPr>
+          <w:lang w:val="en-US"/>
+        </w:rPr>
+        <w:t>sudo</w:t>
+      </w:r>
+      <w:proofErr w:type="spellEnd"/>
+      <w:r>
+        <w:rPr>
+          <w:lang w:val="en-US"/>
+        </w:rPr>
+        <w:t xml:space="preserve"> </w:t>
+      </w:r>
+      <w:proofErr w:type="spellStart"/>
+      <w:r>
+        <w:rPr>
+          <w:lang w:val="en-US"/>
+        </w:rPr>
+        <w:t>nano</w:t>
+      </w:r>
+      <w:proofErr w:type="spellEnd"/>
+      <w:r>
+        <w:rPr>
+          <w:lang w:val="en-US"/>
+        </w:rPr>
+        <w:t xml:space="preserve"> /</w:t>
+      </w:r>
+      <w:proofErr w:type="spellStart"/>
+      <w:r>
+        <w:rPr>
+          <w:lang w:val="en-US"/>
+        </w:rPr>
+        <w:t>etc</w:t>
+      </w:r>
+      <w:proofErr w:type="spellEnd"/>
+      <w:r>
+        <w:rPr>
+          <w:lang w:val="en-US"/>
+        </w:rPr>
+        <w:t>/</w:t>
+      </w:r>
+      <w:proofErr w:type="spellStart"/>
+      <w:r>
+        <w:rPr>
+          <w:lang w:val="en-US"/>
+        </w:rPr>
+        <w:t>nginx</w:t>
+      </w:r>
+      <w:proofErr w:type="spellEnd"/>
+      <w:r>
+        <w:rPr>
+          <w:lang w:val="en-US"/>
+        </w:rPr>
+        <w:t>/sites-available/ascent-private</w:t>
+      </w:r>
+    </w:p>
+    <w:p>
+      <w:pPr>
+        <w:ind w:left="360"/>
+        <w:rPr>
+          <w:rFonts w:ascii="Segoe UI" w:hAnsi="Segoe UI" w:cs="Segoe UI"/>
+          <w:color w:val="1A1C1F"/>
+          <w:sz w:val="21"/>
+          <w:szCs w:val="21"/>
+          <w:shd w:val="clear" w:color="auto" w:fill="FFFFFF"/>
+        </w:rPr>
+      </w:pPr>
+      <w:r>
+        <w:rPr>
+          <w:rFonts w:ascii="Segoe UI" w:hAnsi="Segoe UI" w:cs="Segoe UI"/>
+          <w:color w:val="1A1C1F"/>
+          <w:sz w:val="21"/>
+          <w:szCs w:val="21"/>
+          <w:shd w:val="clear" w:color="auto" w:fill="FFFFFF"/>
+        </w:rPr>
+        <w:t>Вставь:</w:t>
+      </w:r>
+    </w:p>
+    <w:p>
+      <w:pPr>
+        <w:ind w:left="360"/>
+        <w:rPr>
+          <w:lang w:val="en-US"/>
+        </w:rPr>
+      </w:pPr>
+      <w:r>
+        <w:rPr>
+          <w:lang w:val="en-US"/>
+        </w:rPr>
+        <w:t>server {</w:t>
+      </w:r>
+    </w:p>
+    <w:p>
+      <w:pPr>
+        <w:ind w:left="360"/>
+        <w:rPr>
+          <w:lang w:val="en-US"/>
+        </w:rPr>
+      </w:pPr>
+      <w:r>
+        <w:rPr>
+          <w:lang w:val="en-US"/>
+        </w:rPr>
+        <w:t xml:space="preserve">    listen 80;</w:t>
+      </w:r>
+    </w:p>
+    <w:p>
+      <w:pPr>
+        <w:ind w:left="360"/>
+        <w:rPr>
+          <w:lang w:val="en-US"/>
+        </w:rPr>
+      </w:pPr>
+      <w:r>
+        <w:rPr>
+          <w:lang w:val="en-US"/>
+        </w:rPr>
+        <w:t xml:space="preserve">    </w:t>
+      </w:r>
+      <w:proofErr w:type="spellStart"/>
+      <w:r>
+        <w:rPr>
+          <w:lang w:val="en-US"/>
+        </w:rPr>
+        <w:t>server_name</w:t>
+      </w:r>
+      <w:proofErr w:type="spellEnd"/>
+      <w:r>
+        <w:rPr>
+          <w:lang w:val="en-US"/>
+        </w:rPr>
+        <w:t xml:space="preserve"> ascentprivate.com www.ascentprivate.com;</w:t>
+      </w:r>
+    </w:p>
+    <w:p>
+      <w:pPr>
+        <w:ind w:left="360"/>
+        <w:rPr>
+          <w:lang w:val="en-US"/>
+        </w:rPr>
+      </w:pPr>
+    </w:p>
+    <w:p>
+      <w:pPr>
+        <w:ind w:left="360"/>
+        <w:rPr>
+          <w:lang w:val="en-US"/>
+        </w:rPr>
+      </w:pPr>
+      <w:r>
+        <w:rPr>
+          <w:lang w:val="en-US"/>
+        </w:rPr>
+        <w:t xml:space="preserve">    root /var/www/ascent-private/</w:t>
+      </w:r>
+      <w:proofErr w:type="spellStart"/>
+      <w:r>
+        <w:rPr>
+          <w:lang w:val="en-US"/>
+        </w:rPr>
+        <w:t>dist</w:t>
+      </w:r>
+      <w:proofErr w:type="spellEnd"/>
+      <w:r>
+        <w:rPr>
+          <w:lang w:val="en-US"/>
+        </w:rPr>
+        <w:t>/client;</w:t>
+      </w:r>
+    </w:p>
+    <w:p>
+      <w:pPr>
+        <w:ind w:left="360"/>
+        <w:rPr>
+          <w:lang w:val="en-US"/>
+        </w:rPr>
+      </w:pPr>
+      <w:r>
+        <w:rPr>
+          <w:lang w:val="en-US"/>
+        </w:rPr>
+        <w:t xml:space="preserve">    index index.html;</w:t>
+      </w:r>
+    </w:p>
+    <w:p>
+      <w:pPr>
+        <w:ind w:left="360"/>
+        <w:rPr>
+          <w:lang w:val="en-US"/>
+        </w:rPr>
+      </w:pPr>
+    </w:p>
+    <w:p>
+      <w:pPr>
+        <w:ind w:left="360"/>
+        <w:rPr>
+          <w:lang w:val="en-US"/>
+        </w:rPr>
+      </w:pPr>
+      <w:r>
+        <w:rPr>
+          <w:lang w:val="en-US"/>
+        </w:rPr>
+        <w:t xml:space="preserve">    location / {</w:t>
+      </w:r>
+    </w:p>
+    <w:p>
+      <w:pPr>
+        <w:ind w:left="360"/>
+        <w:rPr>
+          <w:lang w:val="en-US"/>
+        </w:rPr>
+      </w:pPr>
+      <w:r>
+        <w:rPr>
+          <w:lang w:val="en-US"/>
+        </w:rPr>
+        <w:t xml:space="preserve">        </w:t>
+      </w:r>
+      <w:proofErr w:type="spellStart"/>
+      <w:r>
+        <w:rPr>
+          <w:lang w:val="en-US"/>
+        </w:rPr>
+        <w:t>try_files</w:t>
+      </w:r>
+      <w:proofErr w:type="spellEnd"/>
+      <w:r>
+        <w:rPr>
+          <w:lang w:val="en-US"/>
+        </w:rPr>
+        <w:t xml:space="preserve"> $</w:t>
+      </w:r>
+      <w:proofErr w:type="spellStart"/>
+      <w:r>
+        <w:rPr>
+          <w:lang w:val="en-US"/>
+        </w:rPr>
+        <w:t>uri</w:t>
+      </w:r>
+      <w:proofErr w:type="spellEnd"/>
+      <w:r>
+        <w:rPr>
+          <w:lang w:val="en-US"/>
+        </w:rPr>
+        <w:t xml:space="preserve"> $</w:t>
+      </w:r>
+      <w:proofErr w:type="spellStart"/>
+      <w:r>
+        <w:rPr>
+          <w:lang w:val="en-US"/>
+        </w:rPr>
+        <w:t>uri</w:t>
+      </w:r>
+      <w:proofErr w:type="spellEnd"/>
+      <w:r>
+        <w:rPr>
+          <w:lang w:val="en-US"/>
+        </w:rPr>
+        <w:t>/ /index.html;</w:t>
+      </w:r>
+    </w:p>
+    <w:p>
+      <w:pPr>
+        <w:ind w:left="360"/>
+        <w:rPr>
+          <w:lang w:val="en-US"/>
+        </w:rPr>
+      </w:pPr>
+      <w:r>
+        <w:rPr>
+          <w:lang w:val="en-US"/>
+        </w:rPr>
+        <w:t xml:space="preserve">    }</w:t>
+      </w:r>
+    </w:p>
+    <w:p>
+      <w:pPr>
+        <w:ind w:left="360"/>
+        <w:rPr>
+          <w:lang w:val="en-US"/>
+        </w:rPr>
+      </w:pPr>
+      <w:r>
+        <w:rPr>
+          <w:lang w:val="en-US"/>
+        </w:rPr>
+        <w:t>}</w:t>
+      </w:r>
+    </w:p>
+    <w:p>
+      <w:pPr>
+        <w:ind w:left="360"/>
+        <w:rPr>
+          <w:rFonts w:ascii="Segoe UI" w:hAnsi="Segoe UI" w:cs="Segoe UI"/>
+          <w:color w:val="1A1C1F"/>
+          <w:sz w:val="21"/>
+          <w:szCs w:val="21"/>
+          <w:shd w:val="clear" w:color="auto" w:fill="FFFFFF"/>
+        </w:rPr>
+      </w:pPr>
+      <w:r>
+        <w:rPr>
+          <w:rFonts w:ascii="Segoe UI" w:hAnsi="Segoe UI" w:cs="Segoe UI"/>
+          <w:color w:val="1A1C1F"/>
+          <w:sz w:val="21"/>
+          <w:szCs w:val="21"/>
+          <w:shd w:val="clear" w:color="auto" w:fill="FFFFFF"/>
+        </w:rPr>
+        <w:t>Активируй сайт:</w:t>
+      </w:r>
+    </w:p>
+    <w:p>
+      <w:pPr>
+        <w:ind w:left="360"/>
+        <w:rPr>
+          <w:lang w:val="en-US"/>
+        </w:rPr>
+      </w:pPr>
+      <w:proofErr w:type="spellStart"/>
+      <w:r>
+        <w:rPr>
+          <w:lang w:val="en-US"/>
+        </w:rPr>
+        <w:t>sudo</w:t>
+      </w:r>
+      <w:proofErr w:type="spellEnd"/>
+      <w:r>
+        <w:rPr>
+          <w:lang w:val="en-US"/>
+        </w:rPr>
+        <w:t xml:space="preserve"> ln -s /</w:t>
+      </w:r>
+      <w:proofErr w:type="spellStart"/>
+      <w:r>
+        <w:rPr>
+          <w:lang w:val="en-US"/>
+        </w:rPr>
+        <w:t>etc</w:t>
+      </w:r>
+      <w:proofErr w:type="spellEnd"/>
+      <w:r>
+        <w:rPr>
+          <w:lang w:val="en-US"/>
+        </w:rPr>
+        <w:t>/</w:t>
+      </w:r>
+      <w:proofErr w:type="spellStart"/>
+      <w:r>
+        <w:rPr>
+          <w:lang w:val="en-US"/>
+        </w:rPr>
+        <w:t>nginx</w:t>
+      </w:r>
+      <w:proofErr w:type="spellEnd"/>
+      <w:r>
+        <w:rPr>
+          <w:lang w:val="en-US"/>
+        </w:rPr>
+        <w:t>/sites-available/ascent-private /</w:t>
+      </w:r>
+      <w:proofErr w:type="spellStart"/>
+      <w:r>
+        <w:rPr>
+          <w:lang w:val="en-US"/>
+        </w:rPr>
+        <w:t>etc</w:t>
+      </w:r>
+      <w:proofErr w:type="spellEnd"/>
+      <w:r>
+        <w:rPr>
+          <w:lang w:val="en-US"/>
+        </w:rPr>
+        <w:t>/</w:t>
+      </w:r>
+      <w:proofErr w:type="spellStart"/>
+      <w:r>
+        <w:rPr>
+          <w:lang w:val="en-US"/>
+        </w:rPr>
+        <w:t>nginx</w:t>
+      </w:r>
+      <w:proofErr w:type="spellEnd"/>
+      <w:r>
+        <w:rPr>
+          <w:lang w:val="en-US"/>
+        </w:rPr>
+        <w:t>/sites-enabled/</w:t>
+      </w:r>
+    </w:p>
+    <w:p>
+      <w:pPr>
+        <w:ind w:left="360"/>
+        <w:rPr>
+          <w:lang w:val="en-US"/>
+        </w:rPr>
+      </w:pPr>
+      <w:proofErr w:type="spellStart"/>
+      <w:r>
+        <w:rPr>
+          <w:lang w:val="en-US"/>
+        </w:rPr>
+        <w:t>sudo</w:t>
+      </w:r>
+      <w:proofErr w:type="spellEnd"/>
+      <w:r>
+        <w:rPr>
+          <w:lang w:val="en-US"/>
+        </w:rPr>
+        <w:t xml:space="preserve"> </w:t>
+      </w:r>
+      <w:proofErr w:type="spellStart"/>
+      <w:r>
+        <w:rPr>
+          <w:lang w:val="en-US"/>
+        </w:rPr>
+        <w:t>nginx</w:t>
+      </w:r>
+      <w:proofErr w:type="spellEnd"/>
+      <w:r>
+        <w:rPr>
+          <w:lang w:val="en-US"/>
+        </w:rPr>
+        <w:t xml:space="preserve"> -t</w:t>
+      </w:r>
+    </w:p>
+    <w:p>
+      <w:pPr>
+        <w:ind w:left="360"/>
+        <w:rPr>
+          <w:lang w:val="en-US"/>
+        </w:rPr>
+      </w:pPr>
+      <w:proofErr w:type="spellStart"/>
+      <w:r>
+        <w:rPr>
+          <w:lang w:val="en-US"/>
+        </w:rPr>
+        <w:t>sudo</w:t>
+      </w:r>
+      <w:proofErr w:type="spellEnd"/>
+      <w:r>
+        <w:rPr>
+          <w:lang w:val="en-US"/>
+        </w:rPr>
+        <w:t xml:space="preserve"> </w:t>
+      </w:r>
+      <w:proofErr w:type="spellStart"/>
+      <w:r>
+        <w:rPr>
+          <w:lang w:val="en-US"/>
+        </w:rPr>
+        <w:t>systemctl</w:t>
+      </w:r>
+      <w:proofErr w:type="spellEnd"/>
+      <w:r>
+        <w:rPr>
+          <w:lang w:val="en-US"/>
+        </w:rPr>
+        <w:t xml:space="preserve"> reload </w:t>
+      </w:r>
+      <w:proofErr w:type="spellStart"/>
+      <w:r>
+        <w:rPr>
+          <w:lang w:val="en-US"/>
+        </w:rPr>
+        <w:t>nginx</w:t>
+      </w:r>
+      <w:proofErr w:type="spellEnd"/>
+    </w:p>
+    <w:p>
+      <w:pPr>
+        <w:ind w:left="360"/>
+        <w:rPr>
+          <w:rFonts w:ascii="Segoe UI" w:hAnsi="Segoe UI" w:cs="Segoe UI"/>
+          <w:color w:val="1A1C1F"/>
+          <w:sz w:val="21"/>
+          <w:szCs w:val="21"/>
+          <w:shd w:val="clear" w:color="auto" w:fill="FFFFFF"/>
+        </w:rPr>
+      </w:pPr>
+      <w:proofErr w:type="spellStart"/>
+      <w:r>
+        <w:rPr>
+          <w:rStyle w:val="inlinemarkdown1dyy3149"/>
+          <w:rFonts w:ascii="Consolas" w:hAnsi="Consolas"/>
+          <w:color w:val="1A1C1F"/>
+          <w:sz w:val="20"/>
+          <w:szCs w:val="20"/>
+          <w:bdr w:val="single" w:sz="2" w:space="0" w:color="auto" w:frame="1"/>
+        </w:rPr>
+        <w:t>try_files</w:t>
+      </w:r>
+      <w:proofErr w:type="spellEnd"/>
+      <w:r>
+        <w:rPr>
+          <w:rStyle w:val="inlinemarkdown1dyy3149"/>
+          <w:rFonts w:ascii="Consolas" w:hAnsi="Consolas"/>
+          <w:color w:val="1A1C1F"/>
+          <w:sz w:val="20"/>
+          <w:szCs w:val="20"/>
+          <w:bdr w:val="single" w:sz="2" w:space="0" w:color="auto" w:frame="1"/>
+        </w:rPr>
+        <w:t xml:space="preserve"> ... /index.html</w:t>
+      </w:r>
+      <w:r>
+        <w:rPr>
+          <w:rFonts w:ascii="Segoe UI" w:hAnsi="Segoe UI" w:cs="Segoe UI"/>
+          <w:color w:val="1A1C1F"/>
+          <w:sz w:val="21"/>
+          <w:szCs w:val="21"/>
+          <w:shd w:val="clear" w:color="auto" w:fill="FFFFFF"/>
+        </w:rPr>
+        <w:t xml:space="preserve"> важен, потому что сайт на </w:t>
+      </w:r>
+      <w:proofErr w:type="spellStart"/>
+      <w:r>
+        <w:rPr>
+          <w:rFonts w:ascii="Segoe UI" w:hAnsi="Segoe UI" w:cs="Segoe UI"/>
+          <w:color w:val="1A1C1F"/>
+          <w:sz w:val="21"/>
+          <w:szCs w:val="21"/>
+          <w:shd w:val="clear" w:color="auto" w:fill="FFFFFF"/>
+        </w:rPr>
+        <w:t>React</w:t>
+      </w:r>
+      <w:proofErr w:type="spellEnd"/>
+      <w:r>
+        <w:rPr>
+          <w:rFonts w:ascii="Segoe UI" w:hAnsi="Segoe UI" w:cs="Segoe UI"/>
+          <w:color w:val="1A1C1F"/>
+          <w:sz w:val="21"/>
+          <w:szCs w:val="21"/>
+          <w:shd w:val="clear" w:color="auto" w:fill="FFFFFF"/>
+        </w:rPr>
+        <w:t>/</w:t>
+      </w:r>
+      <w:proofErr w:type="spellStart"/>
+      <w:r>
+        <w:rPr>
+          <w:rFonts w:ascii="Segoe UI" w:hAnsi="Segoe UI" w:cs="Segoe UI"/>
+          <w:color w:val="1A1C1F"/>
+          <w:sz w:val="21"/>
+          <w:szCs w:val="21"/>
+          <w:shd w:val="clear" w:color="auto" w:fill="FFFFFF"/>
+        </w:rPr>
+        <w:t>TanStack</w:t>
+      </w:r>
+      <w:proofErr w:type="spellEnd"/>
+      <w:r>
+        <w:rPr>
+          <w:rFonts w:ascii="Segoe UI" w:hAnsi="Segoe UI" w:cs="Segoe UI"/>
+          <w:color w:val="1A1C1F"/>
+          <w:sz w:val="21"/>
+          <w:szCs w:val="21"/>
+          <w:shd w:val="clear" w:color="auto" w:fill="FFFFFF"/>
+        </w:rPr>
+        <w:t xml:space="preserve"> </w:t>
+      </w:r>
+      <w:proofErr w:type="spellStart"/>
+      <w:r>
+        <w:rPr>
+          <w:rFonts w:ascii="Segoe UI" w:hAnsi="Segoe UI" w:cs="Segoe UI"/>
+          <w:color w:val="1A1C1F"/>
+          <w:sz w:val="21"/>
+          <w:szCs w:val="21"/>
+          <w:shd w:val="clear" w:color="auto" w:fill="FFFFFF"/>
+        </w:rPr>
+        <w:t>Router</w:t>
+      </w:r>
+      <w:proofErr w:type="spellEnd"/>
+      <w:r>
+        <w:rPr>
+          <w:rFonts w:ascii="Segoe UI" w:hAnsi="Segoe UI" w:cs="Segoe UI"/>
+          <w:color w:val="1A1C1F"/>
+          <w:sz w:val="21"/>
+          <w:szCs w:val="21"/>
+          <w:shd w:val="clear" w:color="auto" w:fill="FFFFFF"/>
+        </w:rPr>
+        <w:t>: без этого прямые переходы по внутренним адресам могут давать 404.</w:t>
+      </w:r>
+    </w:p>
+    <w:p>
+      <w:pPr>
+        <w:ind w:left="360"/>
+        <w:rPr>
+          <w:rFonts w:ascii="Segoe UI" w:hAnsi="Segoe UI" w:cs="Segoe UI"/>
+          <w:color w:val="1A1C1F"/>
+          <w:sz w:val="21"/>
+          <w:szCs w:val="21"/>
+          <w:shd w:val="clear" w:color="auto" w:fill="FFFFFF"/>
+        </w:rPr>
+      </w:pPr>
+      <w:r>
+        <w:rPr>
+          <w:rStyle w:val="a3"/>
+          <w:rFonts w:ascii="Segoe UI" w:hAnsi="Segoe UI" w:cs="Segoe UI"/>
+          <w:color w:val="1A1C1F"/>
+          <w:sz w:val="21"/>
+          <w:szCs w:val="21"/>
+          <w:bdr w:val="single" w:sz="2" w:space="0" w:color="auto" w:frame="1"/>
+          <w:shd w:val="clear" w:color="auto" w:fill="FFFFFF"/>
+        </w:rPr>
+        <w:t>5. Привяжи домен</w:t>
+      </w:r>
+      <w:r>
+        <w:rPr>
+          <w:rFonts w:ascii="Segoe UI" w:hAnsi="Segoe UI" w:cs="Segoe UI"/>
+          <w:color w:val="1A1C1F"/>
+          <w:sz w:val="21"/>
+          <w:szCs w:val="21"/>
+        </w:rPr>
+        <w:br/>
+      </w:r>
+      <w:r>
+        <w:rPr>
+          <w:rFonts w:ascii="Segoe UI" w:hAnsi="Segoe UI" w:cs="Segoe UI"/>
+          <w:color w:val="1A1C1F"/>
+          <w:sz w:val="21"/>
+          <w:szCs w:val="21"/>
+          <w:shd w:val="clear" w:color="auto" w:fill="FFFFFF"/>
+        </w:rPr>
+        <w:t>В DNS домена добавь записи:</w:t>
+      </w:r>
+    </w:p>
+    <w:p>
+      <w:pPr>
+        <w:ind w:left="360"/>
+        <w:rPr>
+          <w:lang w:val="en-US"/>
+        </w:rPr>
+      </w:pPr>
+      <w:r>
+        <w:rPr>
+          <w:lang w:val="en-US"/>
+        </w:rPr>
+        <w:t>A     @      SERVER_IP</w:t>
+      </w:r>
+    </w:p>
+    <w:p>
+      <w:pPr>
+        <w:ind w:left="360"/>
+        <w:rPr>
+          <w:lang w:val="en-US"/>
+        </w:rPr>
+      </w:pPr>
+      <w:r>
+        <w:rPr>
+          <w:lang w:val="en-US"/>
+        </w:rPr>
+        <w:t>A     www    SERVER_IP</w:t>
+      </w:r>
+    </w:p>
+    <w:p>
+      <w:pPr>
+        <w:pBdr>
+          <w:top w:val="single" w:sz="2" w:space="0" w:color="auto"/>
+          <w:left w:val="single" w:sz="2" w:space="0" w:color="auto"/>
+          <w:bottom w:val="single" w:sz="2" w:space="0" w:color="auto"/>
+          <w:right w:val="single" w:sz="2" w:space="0" w:color="auto"/>
+        </w:pBdr>
+        <w:shd w:val="clear" w:color="auto" w:fill="FFFFFF"/>
+        <w:spacing w:after="0" w:line="330" w:lineRule="atLeast"/>
+        <w:rPr>
+          <w:rFonts w:ascii="Segoe UI" w:eastAsia="Times New Roman" w:hAnsi="Segoe UI" w:cs="Segoe UI"/>
+          <w:color w:val="1A1C1F"/>
+          <w:sz w:val="21"/>
+          <w:szCs w:val="21"/>
+          <w:lang w:eastAsia="ru-RU"/>
+        </w:rPr>
+      </w:pPr>
+      <w:r>
+        <w:rPr>
+          <w:rFonts w:ascii="Segoe UI" w:eastAsia="Times New Roman" w:hAnsi="Segoe UI" w:cs="Segoe UI"/>
+          <w:color w:val="1A1C1F"/>
+          <w:sz w:val="21"/>
+          <w:szCs w:val="21"/>
+          <w:lang w:eastAsia="ru-RU"/>
+        </w:rPr>
+        <w:t xml:space="preserve">Если используешь </w:t>
+      </w:r>
+      <w:proofErr w:type="spellStart"/>
+      <w:r>
+        <w:rPr>
+          <w:rFonts w:ascii="Segoe UI" w:eastAsia="Times New Roman" w:hAnsi="Segoe UI" w:cs="Segoe UI"/>
+          <w:color w:val="1A1C1F"/>
+          <w:sz w:val="21"/>
+          <w:szCs w:val="21"/>
+          <w:lang w:eastAsia="ru-RU"/>
+        </w:rPr>
+        <w:t>Cloudflare</w:t>
+      </w:r>
+      <w:proofErr w:type="spellEnd"/>
+      <w:r>
+        <w:rPr>
+          <w:rFonts w:ascii="Segoe UI" w:eastAsia="Times New Roman" w:hAnsi="Segoe UI" w:cs="Segoe UI"/>
+          <w:color w:val="1A1C1F"/>
+          <w:sz w:val="21"/>
+          <w:szCs w:val="21"/>
+          <w:lang w:eastAsia="ru-RU"/>
+        </w:rPr>
+        <w:t xml:space="preserve">, можно включить </w:t>
+      </w:r>
+      <w:proofErr w:type="spellStart"/>
+      <w:r>
+        <w:rPr>
+          <w:rFonts w:ascii="Segoe UI" w:eastAsia="Times New Roman" w:hAnsi="Segoe UI" w:cs="Segoe UI"/>
+          <w:color w:val="1A1C1F"/>
+          <w:sz w:val="21"/>
+          <w:szCs w:val="21"/>
+          <w:lang w:eastAsia="ru-RU"/>
+        </w:rPr>
+        <w:t>proxy</w:t>
+      </w:r>
+      <w:proofErr w:type="spellEnd"/>
+      <w:r>
+        <w:rPr>
+          <w:rFonts w:ascii="Segoe UI" w:eastAsia="Times New Roman" w:hAnsi="Segoe UI" w:cs="Segoe UI"/>
+          <w:color w:val="1A1C1F"/>
+          <w:sz w:val="21"/>
+          <w:szCs w:val="21"/>
+          <w:lang w:eastAsia="ru-RU"/>
+        </w:rPr>
+        <w:t>, но сначала проще проверить без него.</w:t>
+      </w:r>
+    </w:p>
+    <w:p>
+      <w:pPr>
+        <w:pBdr>
+          <w:top w:val="single" w:sz="2" w:space="0" w:color="auto"/>
+          <w:left w:val="single" w:sz="2" w:space="0" w:color="auto"/>
+          <w:bottom w:val="single" w:sz="2" w:space="0" w:color="auto"/>
+          <w:right w:val="single" w:sz="2" w:space="0" w:color="auto"/>
+        </w:pBdr>
+        <w:shd w:val="clear" w:color="auto" w:fill="FFFFFF"/>
+        <w:spacing w:after="0" w:line="330" w:lineRule="atLeast"/>
+        <w:rPr>
+          <w:rFonts w:ascii="Segoe UI" w:eastAsia="Times New Roman" w:hAnsi="Segoe UI" w:cs="Segoe UI"/>
+          <w:color w:val="1A1C1F"/>
+          <w:sz w:val="21"/>
+          <w:szCs w:val="21"/>
+          <w:lang w:eastAsia="ru-RU"/>
+        </w:rPr>
+      </w:pPr>
+      <w:r>
+        <w:rPr>
+          <w:rFonts w:ascii="Segoe UI" w:eastAsia="Times New Roman" w:hAnsi="Segoe UI" w:cs="Segoe UI"/>
+          <w:b/>
+          <w:bCs/>
+          <w:color w:val="1A1C1F"/>
+          <w:sz w:val="21"/>
+          <w:szCs w:val="21"/>
+          <w:bdr w:val="single" w:sz="2" w:space="0" w:color="auto" w:frame="1"/>
+          <w:lang w:eastAsia="ru-RU"/>
+        </w:rPr>
         <w:t>6. Подключи HTTPS</w:t>
       </w:r>
       <w:r>
@@ -2289,7 +4045,7 @@
         </w:rPr>
         <w:t xml:space="preserve"> -d your-domain.com -d </w:t>
       </w:r>
-      <w:hyperlink r:id="rId7" w:history="1">
+      <w:hyperlink r:id="rId14" w:history="1">
         <w:r>
           <w:rPr>
             <w:rStyle w:val="a5"/>
@@ -2389,563 +4145,791 @@
       </w:r>
       <w:r>
         <w:rPr>
-          <w:rFonts w:ascii="Segoe UI" w:hAnsi="Segoe UI" w:cs="Segoe UI"/>
-          <w:color w:val="1A1C1F"/>
-          <w:sz w:val="21"/>
-          <w:szCs w:val="21"/>
-          <w:shd w:val="clear" w:color="auto" w:fill="FFFFFF"/>
-        </w:rPr>
-        <w:t>Локально:</w:t>
-      </w:r>
-    </w:p>
-    <w:p>
-      <w:pPr>
-        <w:ind w:left="360"/>
-      </w:pPr>
-      <w:proofErr w:type="spellStart"/>
-      <w:r>
+          <w:rStyle w:val="a3"/>
+          <w:rFonts w:ascii="Segoe UI" w:hAnsi="Segoe UI" w:cs="Segoe UI"/>
+          <w:color w:val="1A1C1F"/>
+          <w:sz w:val="21"/>
+          <w:szCs w:val="21"/>
+          <w:bdr w:val="single" w:sz="2" w:space="0" w:color="auto" w:frame="1"/>
+          <w:shd w:val="clear" w:color="auto" w:fill="FFFFFF"/>
+        </w:rPr>
+        <w:t xml:space="preserve">На компьютере в </w:t>
+      </w:r>
+      <w:proofErr w:type="spellStart"/>
+      <w:r>
+        <w:rPr>
+          <w:rStyle w:val="a3"/>
+          <w:rFonts w:ascii="Segoe UI" w:hAnsi="Segoe UI" w:cs="Segoe UI"/>
+          <w:color w:val="1A1C1F"/>
+          <w:sz w:val="21"/>
+          <w:szCs w:val="21"/>
+          <w:bdr w:val="single" w:sz="2" w:space="0" w:color="auto" w:frame="1"/>
+          <w:shd w:val="clear" w:color="auto" w:fill="FFFFFF"/>
+        </w:rPr>
+        <w:t>PowerShell</w:t>
+      </w:r>
+      <w:proofErr w:type="spellEnd"/>
+      <w:r>
+        <w:rPr>
+          <w:rStyle w:val="a3"/>
+          <w:rFonts w:ascii="Segoe UI" w:hAnsi="Segoe UI" w:cs="Segoe UI"/>
+          <w:color w:val="1A1C1F"/>
+          <w:sz w:val="21"/>
+          <w:szCs w:val="21"/>
+          <w:bdr w:val="single" w:sz="2" w:space="0" w:color="auto" w:frame="1"/>
+          <w:shd w:val="clear" w:color="auto" w:fill="FFFFFF"/>
+        </w:rPr>
+        <w:t>:</w:t>
+      </w:r>
+    </w:p>
+    <w:p>
+      <w:pPr>
+        <w:ind w:left="360"/>
+        <w:rPr>
+          <w:lang w:val="en-US"/>
+        </w:rPr>
+      </w:pPr>
+      <w:r>
+        <w:rPr>
+          <w:lang w:val="en-US"/>
+        </w:rPr>
+        <w:t>cd "E:\</w:t>
+      </w:r>
+      <w:r>
+        <w:t>Маркетинг</w:t>
+      </w:r>
+      <w:r>
+        <w:rPr>
+          <w:lang w:val="en-US"/>
+        </w:rPr>
+        <w:t>\</w:t>
+      </w:r>
+      <w:r>
+        <w:t>Сайт</w:t>
+      </w:r>
+      <w:r>
+        <w:rPr>
+          <w:lang w:val="en-US"/>
+        </w:rPr>
+        <w:t>\ascent-responsive-design-main"</w:t>
+      </w:r>
+    </w:p>
+    <w:p>
+      <w:pPr>
+        <w:ind w:left="360"/>
+        <w:rPr>
+          <w:lang w:val="en-US"/>
+        </w:rPr>
+      </w:pPr>
+      <w:r>
+        <w:rPr>
+          <w:highlight w:val="green"/>
+          <w:lang w:val="en-US"/>
+        </w:rPr>
+        <w:lastRenderedPageBreak/>
+        <w:t xml:space="preserve">git add </w:t>
+      </w:r>
+      <w:proofErr w:type="spellStart"/>
+      <w:r>
+        <w:rPr>
+          <w:highlight w:val="green"/>
+          <w:lang w:val="en-US"/>
+        </w:rPr>
+        <w:t>src</w:t>
+      </w:r>
+      <w:proofErr w:type="spellEnd"/>
+      <w:r>
+        <w:rPr>
+          <w:highlight w:val="green"/>
+          <w:lang w:val="en-US"/>
+        </w:rPr>
+        <w:t>/components/site/</w:t>
+      </w:r>
+      <w:proofErr w:type="spellStart"/>
+      <w:r>
+        <w:rPr>
+          <w:highlight w:val="green"/>
+          <w:lang w:val="en-US"/>
+        </w:rPr>
+        <w:t>Hero.tsx</w:t>
+      </w:r>
+      <w:proofErr w:type="spellEnd"/>
+      <w:r>
+        <w:rPr>
+          <w:highlight w:val="green"/>
+          <w:lang w:val="en-US"/>
+        </w:rPr>
+        <w:t xml:space="preserve"> </w:t>
+      </w:r>
+      <w:proofErr w:type="spellStart"/>
+      <w:r>
+        <w:rPr>
+          <w:highlight w:val="green"/>
+          <w:lang w:val="en-US"/>
+        </w:rPr>
+        <w:t>src</w:t>
+      </w:r>
+      <w:proofErr w:type="spellEnd"/>
+      <w:r>
+        <w:rPr>
+          <w:highlight w:val="green"/>
+          <w:lang w:val="en-US"/>
+        </w:rPr>
+        <w:t>/components/site/</w:t>
+      </w:r>
+      <w:proofErr w:type="spellStart"/>
+      <w:r>
+        <w:rPr>
+          <w:highlight w:val="green"/>
+          <w:lang w:val="en-US"/>
+        </w:rPr>
+        <w:t>Section.tsx</w:t>
+      </w:r>
+      <w:proofErr w:type="spellEnd"/>
+      <w:r>
+        <w:rPr>
+          <w:highlight w:val="green"/>
+          <w:lang w:val="en-US"/>
+        </w:rPr>
+        <w:t xml:space="preserve"> </w:t>
+      </w:r>
+      <w:proofErr w:type="spellStart"/>
+      <w:r>
+        <w:rPr>
+          <w:highlight w:val="green"/>
+          <w:lang w:val="en-US"/>
+        </w:rPr>
+        <w:t>src</w:t>
+      </w:r>
+      <w:proofErr w:type="spellEnd"/>
+      <w:r>
+        <w:rPr>
+          <w:highlight w:val="green"/>
+          <w:lang w:val="en-US"/>
+        </w:rPr>
+        <w:t>/components/site/</w:t>
+      </w:r>
+      <w:proofErr w:type="spellStart"/>
+      <w:r>
+        <w:rPr>
+          <w:highlight w:val="green"/>
+          <w:lang w:val="en-US"/>
+        </w:rPr>
+        <w:t>Faq.tsx</w:t>
+      </w:r>
+      <w:proofErr w:type="spellEnd"/>
+      <w:r>
+        <w:rPr>
+          <w:highlight w:val="green"/>
+          <w:lang w:val="en-US"/>
+        </w:rPr>
+        <w:t xml:space="preserve"> </w:t>
+      </w:r>
+      <w:proofErr w:type="spellStart"/>
+      <w:r>
+        <w:rPr>
+          <w:highlight w:val="green"/>
+          <w:lang w:val="en-US"/>
+        </w:rPr>
+        <w:t>src</w:t>
+      </w:r>
+      <w:proofErr w:type="spellEnd"/>
+      <w:r>
+        <w:rPr>
+          <w:highlight w:val="green"/>
+          <w:lang w:val="en-US"/>
+        </w:rPr>
+        <w:t>/styles.css</w:t>
+      </w:r>
+      <w:r>
+        <w:rPr>
+          <w:highlight w:val="green"/>
+          <w:lang w:val="en-US"/>
+        </w:rPr>
+        <w:t xml:space="preserve"> – </w:t>
+      </w:r>
+      <w:r>
+        <w:rPr>
+          <w:highlight w:val="green"/>
+        </w:rPr>
+        <w:t>эта</w:t>
+      </w:r>
+      <w:r>
+        <w:rPr>
+          <w:highlight w:val="green"/>
+          <w:lang w:val="en-US"/>
+        </w:rPr>
+        <w:t xml:space="preserve"> </w:t>
+      </w:r>
+      <w:r>
+        <w:rPr>
+          <w:highlight w:val="green"/>
+        </w:rPr>
+        <w:t>команда</w:t>
+      </w:r>
+      <w:r>
+        <w:rPr>
+          <w:highlight w:val="green"/>
+          <w:lang w:val="en-US"/>
+        </w:rPr>
+        <w:t xml:space="preserve"> </w:t>
+      </w:r>
+      <w:r>
+        <w:rPr>
+          <w:highlight w:val="green"/>
+        </w:rPr>
+        <w:t>будет</w:t>
+      </w:r>
+      <w:r>
+        <w:rPr>
+          <w:highlight w:val="green"/>
+          <w:lang w:val="en-US"/>
+        </w:rPr>
+        <w:t xml:space="preserve"> </w:t>
+      </w:r>
+      <w:r>
+        <w:rPr>
+          <w:highlight w:val="green"/>
+        </w:rPr>
+        <w:t>меняться</w:t>
+      </w:r>
+      <w:r>
+        <w:rPr>
+          <w:highlight w:val="green"/>
+          <w:lang w:val="en-US"/>
+        </w:rPr>
+        <w:t xml:space="preserve"> </w:t>
+      </w:r>
+      <w:r>
+        <w:rPr>
+          <w:highlight w:val="green"/>
+        </w:rPr>
+        <w:t>в</w:t>
+      </w:r>
+      <w:r>
+        <w:rPr>
+          <w:highlight w:val="green"/>
+          <w:lang w:val="en-US"/>
+        </w:rPr>
+        <w:t xml:space="preserve"> </w:t>
+      </w:r>
+      <w:r>
+        <w:rPr>
+          <w:highlight w:val="green"/>
+        </w:rPr>
+        <w:t>зависимости</w:t>
+      </w:r>
+      <w:r>
+        <w:rPr>
+          <w:highlight w:val="green"/>
+          <w:lang w:val="en-US"/>
+        </w:rPr>
+        <w:t xml:space="preserve"> </w:t>
+      </w:r>
+      <w:r>
+        <w:rPr>
+          <w:highlight w:val="green"/>
+        </w:rPr>
+        <w:t>от</w:t>
+      </w:r>
+      <w:r>
+        <w:rPr>
+          <w:highlight w:val="green"/>
+          <w:lang w:val="en-US"/>
+        </w:rPr>
+        <w:t xml:space="preserve"> </w:t>
+      </w:r>
+      <w:r>
+        <w:rPr>
+          <w:highlight w:val="green"/>
+        </w:rPr>
+        <w:t>изменения</w:t>
+      </w:r>
+      <w:r>
+        <w:rPr>
+          <w:highlight w:val="green"/>
+          <w:lang w:val="en-US"/>
+        </w:rPr>
+        <w:t xml:space="preserve">, </w:t>
+      </w:r>
+      <w:proofErr w:type="spellStart"/>
+      <w:r>
+        <w:rPr>
+          <w:highlight w:val="green"/>
+        </w:rPr>
+        <w:t>окторое</w:t>
+      </w:r>
+      <w:proofErr w:type="spellEnd"/>
+      <w:r>
+        <w:rPr>
+          <w:highlight w:val="green"/>
+          <w:lang w:val="en-US"/>
+        </w:rPr>
+        <w:t xml:space="preserve"> </w:t>
+      </w:r>
+      <w:r>
+        <w:rPr>
+          <w:highlight w:val="green"/>
+        </w:rPr>
+        <w:t>сделано</w:t>
+      </w:r>
+      <w:r>
+        <w:rPr>
+          <w:highlight w:val="green"/>
+          <w:lang w:val="en-US"/>
+        </w:rPr>
+        <w:t xml:space="preserve"> </w:t>
+      </w:r>
+      <w:r>
+        <w:rPr>
+          <w:highlight w:val="green"/>
+        </w:rPr>
+        <w:t>на</w:t>
+      </w:r>
+      <w:r>
+        <w:rPr>
+          <w:highlight w:val="green"/>
+          <w:lang w:val="en-US"/>
+        </w:rPr>
+        <w:t xml:space="preserve"> </w:t>
+      </w:r>
+      <w:r>
+        <w:rPr>
+          <w:highlight w:val="green"/>
+        </w:rPr>
+        <w:t>сайте</w:t>
+      </w:r>
+      <w:r>
+        <w:rPr>
+          <w:highlight w:val="green"/>
+          <w:lang w:val="en-US"/>
+        </w:rPr>
+        <w:t>.</w:t>
+      </w:r>
+    </w:p>
+    <w:p>
+      <w:pPr>
+        <w:ind w:left="360"/>
+        <w:rPr>
+          <w:lang w:val="en-US"/>
+        </w:rPr>
+      </w:pPr>
+      <w:r>
+        <w:rPr>
+          <w:lang w:val="en-US"/>
+        </w:rPr>
+        <w:t>git commit -m "Update backgrounds and FAQ text"</w:t>
+      </w:r>
+    </w:p>
+    <w:p>
+      <w:pPr>
+        <w:ind w:left="360"/>
+      </w:pPr>
+      <w:proofErr w:type="spellStart"/>
+      <w:r>
+        <w:t>git</w:t>
+      </w:r>
+      <w:proofErr w:type="spellEnd"/>
+      <w:r>
+        <w:t xml:space="preserve"> </w:t>
+      </w:r>
+      <w:proofErr w:type="spellStart"/>
+      <w:r>
+        <w:t>push</w:t>
+      </w:r>
+      <w:proofErr w:type="spellEnd"/>
+    </w:p>
+    <w:p>
+      <w:pPr>
+        <w:pBdr>
+          <w:top w:val="single" w:sz="2" w:space="0" w:color="auto"/>
+          <w:left w:val="single" w:sz="2" w:space="0" w:color="auto"/>
+          <w:bottom w:val="single" w:sz="2" w:space="0" w:color="auto"/>
+          <w:right w:val="single" w:sz="2" w:space="0" w:color="auto"/>
+        </w:pBdr>
+        <w:shd w:val="clear" w:color="auto" w:fill="FFFFFF"/>
+        <w:spacing w:after="0" w:line="330" w:lineRule="atLeast"/>
+        <w:rPr>
+          <w:rFonts w:ascii="Segoe UI" w:eastAsia="Times New Roman" w:hAnsi="Segoe UI" w:cs="Segoe UI"/>
+          <w:color w:val="1A1C1F"/>
+          <w:sz w:val="21"/>
+          <w:szCs w:val="21"/>
+          <w:lang w:eastAsia="ru-RU"/>
+        </w:rPr>
+      </w:pPr>
+      <w:r>
+        <w:rPr>
+          <w:rFonts w:ascii="Segoe UI" w:eastAsia="Times New Roman" w:hAnsi="Segoe UI" w:cs="Segoe UI"/>
+          <w:color w:val="1A1C1F"/>
+          <w:sz w:val="21"/>
+          <w:szCs w:val="21"/>
+          <w:lang w:eastAsia="ru-RU"/>
+        </w:rPr>
+        <w:t>Потом обнови сервер.</w:t>
+      </w:r>
+    </w:p>
+    <w:p>
+      <w:pPr>
+        <w:pBdr>
+          <w:top w:val="single" w:sz="2" w:space="0" w:color="auto"/>
+          <w:left w:val="single" w:sz="2" w:space="0" w:color="auto"/>
+          <w:bottom w:val="single" w:sz="2" w:space="0" w:color="auto"/>
+          <w:right w:val="single" w:sz="2" w:space="0" w:color="auto"/>
+        </w:pBdr>
+        <w:shd w:val="clear" w:color="auto" w:fill="FFFFFF"/>
+        <w:spacing w:after="0" w:line="330" w:lineRule="atLeast"/>
+        <w:rPr>
+          <w:rFonts w:ascii="Segoe UI" w:eastAsia="Times New Roman" w:hAnsi="Segoe UI" w:cs="Segoe UI"/>
+          <w:color w:val="1A1C1F"/>
+          <w:sz w:val="21"/>
+          <w:szCs w:val="21"/>
+          <w:lang w:eastAsia="ru-RU"/>
+        </w:rPr>
+      </w:pPr>
+      <w:r>
+        <w:rPr>
+          <w:rFonts w:ascii="Segoe UI" w:eastAsia="Times New Roman" w:hAnsi="Segoe UI" w:cs="Segoe UI"/>
+          <w:b/>
+          <w:bCs/>
+          <w:color w:val="1A1C1F"/>
+          <w:sz w:val="21"/>
+          <w:szCs w:val="21"/>
+          <w:bdr w:val="single" w:sz="2" w:space="0" w:color="auto" w:frame="1"/>
+          <w:lang w:eastAsia="ru-RU"/>
+        </w:rPr>
+        <w:t xml:space="preserve">На сервере в </w:t>
+      </w:r>
+      <w:proofErr w:type="spellStart"/>
+      <w:r>
+        <w:rPr>
+          <w:rFonts w:ascii="Segoe UI" w:eastAsia="Times New Roman" w:hAnsi="Segoe UI" w:cs="Segoe UI"/>
+          <w:b/>
+          <w:bCs/>
+          <w:color w:val="1A1C1F"/>
+          <w:sz w:val="21"/>
+          <w:szCs w:val="21"/>
+          <w:bdr w:val="single" w:sz="2" w:space="0" w:color="auto" w:frame="1"/>
+          <w:lang w:eastAsia="ru-RU"/>
+        </w:rPr>
+        <w:t>Termius</w:t>
+      </w:r>
+      <w:proofErr w:type="spellEnd"/>
+      <w:r>
+        <w:rPr>
+          <w:rFonts w:ascii="Segoe UI" w:eastAsia="Times New Roman" w:hAnsi="Segoe UI" w:cs="Segoe UI"/>
+          <w:b/>
+          <w:bCs/>
+          <w:color w:val="1A1C1F"/>
+          <w:sz w:val="21"/>
+          <w:szCs w:val="21"/>
+          <w:bdr w:val="single" w:sz="2" w:space="0" w:color="auto" w:frame="1"/>
+          <w:lang w:eastAsia="ru-RU"/>
+        </w:rPr>
+        <w:t>:</w:t>
+      </w:r>
+    </w:p>
+    <w:p>
+      <w:pPr>
+        <w:ind w:left="360"/>
+        <w:rPr>
+          <w:rFonts w:ascii="Segoe UI" w:hAnsi="Segoe UI" w:cs="Segoe UI"/>
+          <w:color w:val="1A1C1F"/>
+          <w:sz w:val="21"/>
+          <w:szCs w:val="21"/>
+          <w:shd w:val="clear" w:color="auto" w:fill="FFFFFF"/>
+          <w:lang w:val="en-US"/>
+        </w:rPr>
+      </w:pPr>
+      <w:r>
+        <w:rPr>
+          <w:rFonts w:ascii="Segoe UI" w:hAnsi="Segoe UI" w:cs="Segoe UI"/>
+          <w:color w:val="1A1C1F"/>
+          <w:sz w:val="21"/>
+          <w:szCs w:val="21"/>
+          <w:shd w:val="clear" w:color="auto" w:fill="FFFFFF"/>
+          <w:lang w:val="en-US"/>
+        </w:rPr>
+        <w:t>cd /var/www/ascent-private</w:t>
+      </w:r>
+    </w:p>
+    <w:p>
+      <w:pPr>
+        <w:ind w:left="360"/>
+        <w:rPr>
+          <w:rFonts w:ascii="Segoe UI" w:hAnsi="Segoe UI" w:cs="Segoe UI"/>
+          <w:color w:val="1A1C1F"/>
+          <w:sz w:val="21"/>
+          <w:szCs w:val="21"/>
+          <w:shd w:val="clear" w:color="auto" w:fill="FFFFFF"/>
+          <w:lang w:val="en-US"/>
+        </w:rPr>
+      </w:pPr>
+      <w:r>
+        <w:rPr>
+          <w:rFonts w:ascii="Segoe UI" w:hAnsi="Segoe UI" w:cs="Segoe UI"/>
+          <w:color w:val="1A1C1F"/>
+          <w:sz w:val="21"/>
+          <w:szCs w:val="21"/>
+          <w:shd w:val="clear" w:color="auto" w:fill="FFFFFF"/>
+          <w:lang w:val="en-US"/>
+        </w:rPr>
+        <w:t xml:space="preserve">git </w:t>
+      </w:r>
+      <w:proofErr w:type="gramStart"/>
+      <w:r>
+        <w:rPr>
+          <w:rFonts w:ascii="Segoe UI" w:hAnsi="Segoe UI" w:cs="Segoe UI"/>
+          <w:color w:val="1A1C1F"/>
+          <w:sz w:val="21"/>
+          <w:szCs w:val="21"/>
+          <w:shd w:val="clear" w:color="auto" w:fill="FFFFFF"/>
+          <w:lang w:val="en-US"/>
+        </w:rPr>
+        <w:t>pull</w:t>
+      </w:r>
+      <w:proofErr w:type="gramEnd"/>
+    </w:p>
+    <w:p>
+      <w:pPr>
+        <w:ind w:left="360"/>
+        <w:rPr>
+          <w:rFonts w:ascii="Segoe UI" w:hAnsi="Segoe UI" w:cs="Segoe UI"/>
+          <w:color w:val="1A1C1F"/>
+          <w:sz w:val="21"/>
+          <w:szCs w:val="21"/>
+          <w:shd w:val="clear" w:color="auto" w:fill="FFFFFF"/>
+          <w:lang w:val="en-US"/>
+        </w:rPr>
+      </w:pPr>
+      <w:proofErr w:type="spellStart"/>
+      <w:r>
+        <w:rPr>
+          <w:rFonts w:ascii="Segoe UI" w:hAnsi="Segoe UI" w:cs="Segoe UI"/>
+          <w:color w:val="1A1C1F"/>
+          <w:sz w:val="21"/>
+          <w:szCs w:val="21"/>
+          <w:shd w:val="clear" w:color="auto" w:fill="FFFFFF"/>
+          <w:lang w:val="en-US"/>
+        </w:rPr>
         <w:t>npm</w:t>
       </w:r>
       <w:proofErr w:type="spellEnd"/>
       <w:r>
+        <w:rPr>
+          <w:rFonts w:ascii="Segoe UI" w:hAnsi="Segoe UI" w:cs="Segoe UI"/>
+          <w:color w:val="1A1C1F"/>
+          <w:sz w:val="21"/>
+          <w:szCs w:val="21"/>
+          <w:shd w:val="clear" w:color="auto" w:fill="FFFFFF"/>
+          <w:lang w:val="en-US"/>
+        </w:rPr>
+        <w:t xml:space="preserve"> run </w:t>
+      </w:r>
+      <w:proofErr w:type="spellStart"/>
+      <w:proofErr w:type="gramStart"/>
+      <w:r>
+        <w:rPr>
+          <w:rFonts w:ascii="Segoe UI" w:hAnsi="Segoe UI" w:cs="Segoe UI"/>
+          <w:color w:val="1A1C1F"/>
+          <w:sz w:val="21"/>
+          <w:szCs w:val="21"/>
+          <w:shd w:val="clear" w:color="auto" w:fill="FFFFFF"/>
+          <w:lang w:val="en-US"/>
+        </w:rPr>
+        <w:t>build:static</w:t>
+      </w:r>
+      <w:proofErr w:type="spellEnd"/>
+      <w:proofErr w:type="gramEnd"/>
+    </w:p>
+    <w:p>
+      <w:pPr>
+        <w:ind w:left="360"/>
+        <w:rPr>
+          <w:rFonts w:ascii="Segoe UI" w:hAnsi="Segoe UI" w:cs="Segoe UI"/>
+          <w:color w:val="1A1C1F"/>
+          <w:sz w:val="21"/>
+          <w:szCs w:val="21"/>
+          <w:shd w:val="clear" w:color="auto" w:fill="FFFFFF"/>
+          <w:lang w:val="en-US"/>
+        </w:rPr>
+      </w:pPr>
+      <w:proofErr w:type="spellStart"/>
+      <w:r>
+        <w:rPr>
+          <w:rFonts w:ascii="Segoe UI" w:hAnsi="Segoe UI" w:cs="Segoe UI"/>
+          <w:color w:val="1A1C1F"/>
+          <w:sz w:val="21"/>
+          <w:szCs w:val="21"/>
+          <w:shd w:val="clear" w:color="auto" w:fill="FFFFFF"/>
+          <w:lang w:val="en-US"/>
+        </w:rPr>
+        <w:t>sudo</w:t>
+      </w:r>
+      <w:proofErr w:type="spellEnd"/>
+      <w:r>
+        <w:rPr>
+          <w:rFonts w:ascii="Segoe UI" w:hAnsi="Segoe UI" w:cs="Segoe UI"/>
+          <w:color w:val="1A1C1F"/>
+          <w:sz w:val="21"/>
+          <w:szCs w:val="21"/>
+          <w:shd w:val="clear" w:color="auto" w:fill="FFFFFF"/>
+          <w:lang w:val="en-US"/>
+        </w:rPr>
         <w:t xml:space="preserve"> </w:t>
       </w:r>
       <w:proofErr w:type="spellStart"/>
       <w:r>
-        <w:t>run</w:t>
-      </w:r>
-      <w:proofErr w:type="spellEnd"/>
-      <w:r>
+        <w:rPr>
+          <w:rFonts w:ascii="Segoe UI" w:hAnsi="Segoe UI" w:cs="Segoe UI"/>
+          <w:color w:val="1A1C1F"/>
+          <w:sz w:val="21"/>
+          <w:szCs w:val="21"/>
+          <w:shd w:val="clear" w:color="auto" w:fill="FFFFFF"/>
+          <w:lang w:val="en-US"/>
+        </w:rPr>
+        <w:t>nginx</w:t>
+      </w:r>
+      <w:proofErr w:type="spellEnd"/>
+      <w:r>
+        <w:rPr>
+          <w:rFonts w:ascii="Segoe UI" w:hAnsi="Segoe UI" w:cs="Segoe UI"/>
+          <w:color w:val="1A1C1F"/>
+          <w:sz w:val="21"/>
+          <w:szCs w:val="21"/>
+          <w:shd w:val="clear" w:color="auto" w:fill="FFFFFF"/>
+          <w:lang w:val="en-US"/>
+        </w:rPr>
+        <w:t xml:space="preserve"> -t</w:t>
+      </w:r>
+    </w:p>
+    <w:p>
+      <w:pPr>
+        <w:ind w:left="360"/>
+        <w:rPr>
+          <w:rFonts w:ascii="Segoe UI" w:hAnsi="Segoe UI" w:cs="Segoe UI"/>
+          <w:color w:val="1A1C1F"/>
+          <w:sz w:val="21"/>
+          <w:szCs w:val="21"/>
+          <w:shd w:val="clear" w:color="auto" w:fill="FFFFFF"/>
+          <w:lang w:val="en-US"/>
+        </w:rPr>
+      </w:pPr>
+      <w:proofErr w:type="spellStart"/>
+      <w:r>
+        <w:rPr>
+          <w:rFonts w:ascii="Segoe UI" w:hAnsi="Segoe UI" w:cs="Segoe UI"/>
+          <w:color w:val="1A1C1F"/>
+          <w:sz w:val="21"/>
+          <w:szCs w:val="21"/>
+          <w:shd w:val="clear" w:color="auto" w:fill="FFFFFF"/>
+          <w:lang w:val="en-US"/>
+        </w:rPr>
+        <w:t>sudo</w:t>
+      </w:r>
+      <w:proofErr w:type="spellEnd"/>
+      <w:r>
+        <w:rPr>
+          <w:rFonts w:ascii="Segoe UI" w:hAnsi="Segoe UI" w:cs="Segoe UI"/>
+          <w:color w:val="1A1C1F"/>
+          <w:sz w:val="21"/>
+          <w:szCs w:val="21"/>
+          <w:shd w:val="clear" w:color="auto" w:fill="FFFFFF"/>
+          <w:lang w:val="en-US"/>
+        </w:rPr>
         <w:t xml:space="preserve"> </w:t>
       </w:r>
       <w:proofErr w:type="spellStart"/>
       <w:r>
-        <w:t>build</w:t>
-      </w:r>
-      <w:proofErr w:type="spellEnd"/>
-    </w:p>
-    <w:p>
-      <w:pPr>
-        <w:ind w:left="360"/>
-        <w:rPr>
-          <w:rFonts w:ascii="Segoe UI" w:hAnsi="Segoe UI" w:cs="Segoe UI"/>
-          <w:color w:val="1A1C1F"/>
-          <w:sz w:val="21"/>
-          <w:szCs w:val="21"/>
-          <w:shd w:val="clear" w:color="auto" w:fill="FFFFFF"/>
-        </w:rPr>
-      </w:pPr>
-      <w:r>
-        <w:rPr>
-          <w:rFonts w:ascii="Segoe UI" w:hAnsi="Segoe UI" w:cs="Segoe UI"/>
-          <w:color w:val="1A1C1F"/>
-          <w:sz w:val="21"/>
-          <w:szCs w:val="21"/>
-          <w:shd w:val="clear" w:color="auto" w:fill="FFFFFF"/>
-        </w:rPr>
-        <w:t>Потом снова загружаешь содержимое </w:t>
-      </w:r>
-      <w:proofErr w:type="spellStart"/>
-      <w:r>
-        <w:rPr>
-          <w:rStyle w:val="inlinemarkdown1dyy3149"/>
-          <w:rFonts w:ascii="Consolas" w:hAnsi="Consolas"/>
-          <w:color w:val="1A1C1F"/>
-          <w:sz w:val="20"/>
-          <w:szCs w:val="20"/>
-          <w:bdr w:val="single" w:sz="2" w:space="0" w:color="auto" w:frame="1"/>
-        </w:rPr>
-        <w:t>dist</w:t>
-      </w:r>
-      <w:proofErr w:type="spellEnd"/>
-      <w:r>
-        <w:rPr>
-          <w:rFonts w:ascii="Segoe UI" w:hAnsi="Segoe UI" w:cs="Segoe UI"/>
-          <w:color w:val="1A1C1F"/>
-          <w:sz w:val="21"/>
-          <w:szCs w:val="21"/>
-          <w:shd w:val="clear" w:color="auto" w:fill="FFFFFF"/>
-        </w:rPr>
-        <w:t> на сервер:</w:t>
-      </w:r>
-    </w:p>
-    <w:p>
-      <w:pPr>
-        <w:ind w:left="360"/>
-        <w:rPr>
-          <w:lang w:val="en-US"/>
-        </w:rPr>
-      </w:pPr>
-      <w:proofErr w:type="spellStart"/>
-      <w:r>
-        <w:rPr>
-          <w:lang w:val="en-US"/>
-        </w:rPr>
-        <w:t>scp</w:t>
-      </w:r>
-      <w:proofErr w:type="spellEnd"/>
-      <w:r>
-        <w:rPr>
-          <w:lang w:val="en-US"/>
-        </w:rPr>
-        <w:t xml:space="preserve"> -r </w:t>
-      </w:r>
-      <w:proofErr w:type="spellStart"/>
-      <w:r>
-        <w:rPr>
-          <w:lang w:val="en-US"/>
-        </w:rPr>
-        <w:t>dist</w:t>
-      </w:r>
-      <w:proofErr w:type="spellEnd"/>
-      <w:r>
-        <w:rPr>
-          <w:lang w:val="en-US"/>
-        </w:rPr>
-        <w:t xml:space="preserve">/* </w:t>
-      </w:r>
-      <w:proofErr w:type="spellStart"/>
-      <w:r>
-        <w:rPr>
-          <w:lang w:val="en-US"/>
-        </w:rPr>
-        <w:t>user@SERVER_IP</w:t>
-      </w:r>
-      <w:proofErr w:type="spellEnd"/>
-      <w:r>
-        <w:rPr>
-          <w:lang w:val="en-US"/>
-        </w:rPr>
-        <w:t>:/var/www/ascent-private/</w:t>
-      </w:r>
-    </w:p>
-    <w:p>
-      <w:pPr>
-        <w:ind w:left="360"/>
-        <w:rPr>
-          <w:lang w:val="en-US"/>
-        </w:rPr>
-      </w:pPr>
-      <w:r>
-        <w:rPr>
-          <w:rFonts w:ascii="Segoe UI" w:hAnsi="Segoe UI" w:cs="Segoe UI"/>
-          <w:color w:val="1A1C1F"/>
-          <w:sz w:val="21"/>
-          <w:szCs w:val="21"/>
-          <w:shd w:val="clear" w:color="auto" w:fill="FFFFFF"/>
-        </w:rPr>
-        <w:t>Если</w:t>
-      </w:r>
-      <w:r>
-        <w:rPr>
-          <w:rFonts w:ascii="Segoe UI" w:hAnsi="Segoe UI" w:cs="Segoe UI"/>
-          <w:color w:val="1A1C1F"/>
-          <w:sz w:val="21"/>
-          <w:szCs w:val="21"/>
-          <w:shd w:val="clear" w:color="auto" w:fill="FFFFFF"/>
-          <w:lang w:val="en-US"/>
-        </w:rPr>
-        <w:t xml:space="preserve"> </w:t>
-      </w:r>
-      <w:r>
-        <w:rPr>
-          <w:rFonts w:ascii="Segoe UI" w:hAnsi="Segoe UI" w:cs="Segoe UI"/>
-          <w:color w:val="1A1C1F"/>
-          <w:sz w:val="21"/>
-          <w:szCs w:val="21"/>
-          <w:shd w:val="clear" w:color="auto" w:fill="FFFFFF"/>
-        </w:rPr>
-        <w:t>хочешь</w:t>
-      </w:r>
-      <w:r>
-        <w:rPr>
-          <w:rFonts w:ascii="Segoe UI" w:hAnsi="Segoe UI" w:cs="Segoe UI"/>
-          <w:color w:val="1A1C1F"/>
-          <w:sz w:val="21"/>
-          <w:szCs w:val="21"/>
-          <w:shd w:val="clear" w:color="auto" w:fill="FFFFFF"/>
-          <w:lang w:val="en-US"/>
-        </w:rPr>
-        <w:t xml:space="preserve"> </w:t>
-      </w:r>
-      <w:r>
-        <w:rPr>
-          <w:rFonts w:ascii="Segoe UI" w:hAnsi="Segoe UI" w:cs="Segoe UI"/>
-          <w:color w:val="1A1C1F"/>
-          <w:sz w:val="21"/>
-          <w:szCs w:val="21"/>
-          <w:shd w:val="clear" w:color="auto" w:fill="FFFFFF"/>
-        </w:rPr>
-        <w:t>более</w:t>
-      </w:r>
-      <w:r>
-        <w:rPr>
-          <w:rFonts w:ascii="Segoe UI" w:hAnsi="Segoe UI" w:cs="Segoe UI"/>
-          <w:color w:val="1A1C1F"/>
-          <w:sz w:val="21"/>
-          <w:szCs w:val="21"/>
-          <w:shd w:val="clear" w:color="auto" w:fill="FFFFFF"/>
-          <w:lang w:val="en-US"/>
-        </w:rPr>
-        <w:t xml:space="preserve"> </w:t>
-      </w:r>
-      <w:r>
-        <w:rPr>
-          <w:rFonts w:ascii="Segoe UI" w:hAnsi="Segoe UI" w:cs="Segoe UI"/>
-          <w:color w:val="1A1C1F"/>
-          <w:sz w:val="21"/>
-          <w:szCs w:val="21"/>
-          <w:shd w:val="clear" w:color="auto" w:fill="FFFFFF"/>
-        </w:rPr>
-        <w:t>удобно</w:t>
-      </w:r>
-      <w:r>
-        <w:rPr>
-          <w:rFonts w:ascii="Segoe UI" w:hAnsi="Segoe UI" w:cs="Segoe UI"/>
-          <w:color w:val="1A1C1F"/>
-          <w:sz w:val="21"/>
-          <w:szCs w:val="21"/>
-          <w:shd w:val="clear" w:color="auto" w:fill="FFFFFF"/>
-          <w:lang w:val="en-US"/>
-        </w:rPr>
-        <w:t xml:space="preserve"> </w:t>
-      </w:r>
-      <w:r>
-        <w:rPr>
-          <w:rFonts w:ascii="Segoe UI" w:hAnsi="Segoe UI" w:cs="Segoe UI"/>
-          <w:color w:val="1A1C1F"/>
-          <w:sz w:val="21"/>
-          <w:szCs w:val="21"/>
-          <w:shd w:val="clear" w:color="auto" w:fill="FFFFFF"/>
-        </w:rPr>
-        <w:t>через</w:t>
-      </w:r>
-      <w:r>
-        <w:rPr>
-          <w:rFonts w:ascii="Segoe UI" w:hAnsi="Segoe UI" w:cs="Segoe UI"/>
-          <w:color w:val="1A1C1F"/>
-          <w:sz w:val="21"/>
-          <w:szCs w:val="21"/>
-          <w:shd w:val="clear" w:color="auto" w:fill="FFFFFF"/>
-          <w:lang w:val="en-US"/>
-        </w:rPr>
-        <w:t xml:space="preserve"> GitHub: </w:t>
-      </w:r>
-      <w:r>
-        <w:rPr>
-          <w:rFonts w:ascii="Segoe UI" w:hAnsi="Segoe UI" w:cs="Segoe UI"/>
-          <w:color w:val="1A1C1F"/>
-          <w:sz w:val="21"/>
-          <w:szCs w:val="21"/>
-          <w:shd w:val="clear" w:color="auto" w:fill="FFFFFF"/>
-        </w:rPr>
-        <w:t>сервер</w:t>
-      </w:r>
-      <w:r>
-        <w:rPr>
-          <w:rFonts w:ascii="Segoe UI" w:hAnsi="Segoe UI" w:cs="Segoe UI"/>
-          <w:color w:val="1A1C1F"/>
-          <w:sz w:val="21"/>
-          <w:szCs w:val="21"/>
-          <w:shd w:val="clear" w:color="auto" w:fill="FFFFFF"/>
-          <w:lang w:val="en-US"/>
-        </w:rPr>
-        <w:t xml:space="preserve"> </w:t>
-      </w:r>
-      <w:r>
-        <w:rPr>
-          <w:rFonts w:ascii="Segoe UI" w:hAnsi="Segoe UI" w:cs="Segoe UI"/>
-          <w:color w:val="1A1C1F"/>
-          <w:sz w:val="21"/>
-          <w:szCs w:val="21"/>
-          <w:shd w:val="clear" w:color="auto" w:fill="FFFFFF"/>
-        </w:rPr>
-        <w:t>может</w:t>
-      </w:r>
-      <w:r>
-        <w:rPr>
-          <w:rFonts w:ascii="Segoe UI" w:hAnsi="Segoe UI" w:cs="Segoe UI"/>
-          <w:color w:val="1A1C1F"/>
-          <w:sz w:val="21"/>
-          <w:szCs w:val="21"/>
-          <w:shd w:val="clear" w:color="auto" w:fill="FFFFFF"/>
-          <w:lang w:val="en-US"/>
-        </w:rPr>
-        <w:t xml:space="preserve"> </w:t>
-      </w:r>
-      <w:r>
-        <w:rPr>
-          <w:rFonts w:ascii="Segoe UI" w:hAnsi="Segoe UI" w:cs="Segoe UI"/>
-          <w:color w:val="1A1C1F"/>
-          <w:sz w:val="21"/>
-          <w:szCs w:val="21"/>
-          <w:shd w:val="clear" w:color="auto" w:fill="FFFFFF"/>
-        </w:rPr>
-        <w:t>делать</w:t>
-      </w:r>
-      <w:r>
-        <w:rPr>
-          <w:rFonts w:ascii="Segoe UI" w:hAnsi="Segoe UI" w:cs="Segoe UI"/>
-          <w:color w:val="1A1C1F"/>
-          <w:sz w:val="21"/>
-          <w:szCs w:val="21"/>
-          <w:shd w:val="clear" w:color="auto" w:fill="FFFFFF"/>
-          <w:lang w:val="en-US"/>
-        </w:rPr>
-        <w:t> </w:t>
-      </w:r>
-      <w:r>
-        <w:rPr>
-          <w:rStyle w:val="inlinemarkdown1dyy3149"/>
-          <w:rFonts w:ascii="Consolas" w:hAnsi="Consolas"/>
-          <w:color w:val="1A1C1F"/>
-          <w:sz w:val="20"/>
-          <w:szCs w:val="20"/>
-          <w:bdr w:val="single" w:sz="2" w:space="0" w:color="auto" w:frame="1"/>
-          <w:lang w:val="en-US"/>
-        </w:rPr>
-        <w:t>git pull</w:t>
-      </w:r>
-      <w:r>
-        <w:rPr>
-          <w:rFonts w:ascii="Segoe UI" w:hAnsi="Segoe UI" w:cs="Segoe UI"/>
-          <w:color w:val="1A1C1F"/>
-          <w:sz w:val="21"/>
-          <w:szCs w:val="21"/>
-          <w:shd w:val="clear" w:color="auto" w:fill="FFFFFF"/>
-          <w:lang w:val="en-US"/>
-        </w:rPr>
-        <w:t xml:space="preserve">, </w:t>
-      </w:r>
-      <w:r>
-        <w:rPr>
-          <w:rFonts w:ascii="Segoe UI" w:hAnsi="Segoe UI" w:cs="Segoe UI"/>
-          <w:color w:val="1A1C1F"/>
-          <w:sz w:val="21"/>
-          <w:szCs w:val="21"/>
-          <w:shd w:val="clear" w:color="auto" w:fill="FFFFFF"/>
-        </w:rPr>
-        <w:t>затем</w:t>
-      </w:r>
-      <w:r>
-        <w:rPr>
-          <w:rFonts w:ascii="Segoe UI" w:hAnsi="Segoe UI" w:cs="Segoe UI"/>
-          <w:color w:val="1A1C1F"/>
-          <w:sz w:val="21"/>
-          <w:szCs w:val="21"/>
-          <w:shd w:val="clear" w:color="auto" w:fill="FFFFFF"/>
-          <w:lang w:val="en-US"/>
-        </w:rPr>
-        <w:t> </w:t>
-      </w:r>
-      <w:r>
-        <w:rPr>
-          <w:rStyle w:val="inlinemarkdown1dyy3149"/>
-          <w:rFonts w:ascii="Consolas" w:hAnsi="Consolas"/>
-          <w:color w:val="1A1C1F"/>
-          <w:sz w:val="20"/>
-          <w:szCs w:val="20"/>
-          <w:bdr w:val="single" w:sz="2" w:space="0" w:color="auto" w:frame="1"/>
-          <w:lang w:val="en-US"/>
-        </w:rPr>
-        <w:t>npm install</w:t>
-      </w:r>
-      <w:r>
-        <w:rPr>
-          <w:rFonts w:ascii="Segoe UI" w:hAnsi="Segoe UI" w:cs="Segoe UI"/>
-          <w:color w:val="1A1C1F"/>
-          <w:sz w:val="21"/>
-          <w:szCs w:val="21"/>
-          <w:shd w:val="clear" w:color="auto" w:fill="FFFFFF"/>
-          <w:lang w:val="en-US"/>
-        </w:rPr>
-        <w:t>, </w:t>
-      </w:r>
-      <w:r>
-        <w:rPr>
-          <w:rStyle w:val="inlinemarkdown1dyy3149"/>
-          <w:rFonts w:ascii="Consolas" w:hAnsi="Consolas"/>
-          <w:color w:val="1A1C1F"/>
-          <w:sz w:val="20"/>
-          <w:szCs w:val="20"/>
-          <w:bdr w:val="single" w:sz="2" w:space="0" w:color="auto" w:frame="1"/>
-          <w:lang w:val="en-US"/>
-        </w:rPr>
-        <w:t>npm run build</w:t>
-      </w:r>
-      <w:r>
-        <w:rPr>
-          <w:rFonts w:ascii="Segoe UI" w:hAnsi="Segoe UI" w:cs="Segoe UI"/>
-          <w:color w:val="1A1C1F"/>
-          <w:sz w:val="21"/>
-          <w:szCs w:val="21"/>
-          <w:shd w:val="clear" w:color="auto" w:fill="FFFFFF"/>
-          <w:lang w:val="en-US"/>
-        </w:rPr>
-        <w:t xml:space="preserve">, </w:t>
-      </w:r>
-      <w:r>
-        <w:rPr>
-          <w:rFonts w:ascii="Segoe UI" w:hAnsi="Segoe UI" w:cs="Segoe UI"/>
-          <w:color w:val="1A1C1F"/>
-          <w:sz w:val="21"/>
-          <w:szCs w:val="21"/>
-          <w:shd w:val="clear" w:color="auto" w:fill="FFFFFF"/>
-        </w:rPr>
-        <w:t>и</w:t>
-      </w:r>
-      <w:r>
-        <w:rPr>
-          <w:rFonts w:ascii="Segoe UI" w:hAnsi="Segoe UI" w:cs="Segoe UI"/>
-          <w:color w:val="1A1C1F"/>
-          <w:sz w:val="21"/>
-          <w:szCs w:val="21"/>
-          <w:shd w:val="clear" w:color="auto" w:fill="FFFFFF"/>
-          <w:lang w:val="en-US"/>
-        </w:rPr>
-        <w:t xml:space="preserve"> </w:t>
-      </w:r>
-      <w:r>
-        <w:rPr>
-          <w:rFonts w:ascii="Segoe UI" w:hAnsi="Segoe UI" w:cs="Segoe UI"/>
-          <w:color w:val="1A1C1F"/>
-          <w:sz w:val="21"/>
-          <w:szCs w:val="21"/>
-          <w:shd w:val="clear" w:color="auto" w:fill="FFFFFF"/>
-        </w:rPr>
-        <w:t>копировать</w:t>
-      </w:r>
-      <w:r>
-        <w:rPr>
-          <w:rFonts w:ascii="Segoe UI" w:hAnsi="Segoe UI" w:cs="Segoe UI"/>
-          <w:color w:val="1A1C1F"/>
-          <w:sz w:val="21"/>
-          <w:szCs w:val="21"/>
-          <w:shd w:val="clear" w:color="auto" w:fill="FFFFFF"/>
-          <w:lang w:val="en-US"/>
-        </w:rPr>
-        <w:t> </w:t>
-      </w:r>
-      <w:r>
-        <w:rPr>
-          <w:rStyle w:val="inlinemarkdown1dyy3149"/>
-          <w:rFonts w:ascii="Consolas" w:hAnsi="Consolas"/>
-          <w:color w:val="1A1C1F"/>
-          <w:sz w:val="20"/>
-          <w:szCs w:val="20"/>
-          <w:bdr w:val="single" w:sz="2" w:space="0" w:color="auto" w:frame="1"/>
-          <w:lang w:val="en-US"/>
-        </w:rPr>
-        <w:t>dist</w:t>
-      </w:r>
-      <w:r>
-        <w:rPr>
-          <w:rFonts w:ascii="Segoe UI" w:hAnsi="Segoe UI" w:cs="Segoe UI"/>
-          <w:color w:val="1A1C1F"/>
-          <w:sz w:val="21"/>
-          <w:szCs w:val="21"/>
-          <w:shd w:val="clear" w:color="auto" w:fill="FFFFFF"/>
-          <w:lang w:val="en-US"/>
-        </w:rPr>
-        <w:t> </w:t>
-      </w:r>
-      <w:r>
-        <w:rPr>
-          <w:rFonts w:ascii="Segoe UI" w:hAnsi="Segoe UI" w:cs="Segoe UI"/>
-          <w:color w:val="1A1C1F"/>
-          <w:sz w:val="21"/>
-          <w:szCs w:val="21"/>
-          <w:shd w:val="clear" w:color="auto" w:fill="FFFFFF"/>
-        </w:rPr>
-        <w:t>в</w:t>
-      </w:r>
-      <w:r>
-        <w:rPr>
-          <w:rFonts w:ascii="Segoe UI" w:hAnsi="Segoe UI" w:cs="Segoe UI"/>
-          <w:color w:val="1A1C1F"/>
-          <w:sz w:val="21"/>
-          <w:szCs w:val="21"/>
-          <w:shd w:val="clear" w:color="auto" w:fill="FFFFFF"/>
-          <w:lang w:val="en-US"/>
-        </w:rPr>
-        <w:t> </w:t>
-      </w:r>
-      <w:r>
-        <w:rPr>
-          <w:rStyle w:val="inlinemarkdown1dyy3149"/>
-          <w:rFonts w:ascii="Consolas" w:hAnsi="Consolas"/>
-          <w:color w:val="1A1C1F"/>
-          <w:sz w:val="20"/>
-          <w:szCs w:val="20"/>
-          <w:bdr w:val="single" w:sz="2" w:space="0" w:color="auto" w:frame="1"/>
-          <w:lang w:val="en-US"/>
-        </w:rPr>
-        <w:t>/var/www/ascent-private</w:t>
-      </w:r>
-      <w:r>
-        <w:rPr>
-          <w:rFonts w:ascii="Segoe UI" w:hAnsi="Segoe UI" w:cs="Segoe UI"/>
-          <w:color w:val="1A1C1F"/>
-          <w:sz w:val="21"/>
-          <w:szCs w:val="21"/>
-          <w:shd w:val="clear" w:color="auto" w:fill="FFFFFF"/>
-          <w:lang w:val="en-US"/>
-        </w:rPr>
-        <w:t xml:space="preserve">. </w:t>
-      </w:r>
-      <w:r>
-        <w:rPr>
-          <w:rFonts w:ascii="Segoe UI" w:hAnsi="Segoe UI" w:cs="Segoe UI"/>
-          <w:color w:val="1A1C1F"/>
-          <w:sz w:val="21"/>
-          <w:szCs w:val="21"/>
-          <w:shd w:val="clear" w:color="auto" w:fill="FFFFFF"/>
-        </w:rPr>
-        <w:t xml:space="preserve">Это уже можно автоматизировать через </w:t>
-      </w:r>
-      <w:proofErr w:type="spellStart"/>
-      <w:r>
-        <w:rPr>
-          <w:rFonts w:ascii="Segoe UI" w:hAnsi="Segoe UI" w:cs="Segoe UI"/>
-          <w:color w:val="1A1C1F"/>
-          <w:sz w:val="21"/>
-          <w:szCs w:val="21"/>
-          <w:shd w:val="clear" w:color="auto" w:fill="FFFFFF"/>
-        </w:rPr>
-        <w:t>GitHub</w:t>
-      </w:r>
-      <w:proofErr w:type="spellEnd"/>
-      <w:r>
-        <w:rPr>
-          <w:rFonts w:ascii="Segoe UI" w:hAnsi="Segoe UI" w:cs="Segoe UI"/>
-          <w:color w:val="1A1C1F"/>
-          <w:sz w:val="21"/>
-          <w:szCs w:val="21"/>
-          <w:shd w:val="clear" w:color="auto" w:fill="FFFFFF"/>
-        </w:rPr>
-        <w:t xml:space="preserve"> </w:t>
-      </w:r>
-      <w:proofErr w:type="spellStart"/>
-      <w:r>
-        <w:rPr>
-          <w:rFonts w:ascii="Segoe UI" w:hAnsi="Segoe UI" w:cs="Segoe UI"/>
-          <w:color w:val="1A1C1F"/>
-          <w:sz w:val="21"/>
-          <w:szCs w:val="21"/>
-          <w:shd w:val="clear" w:color="auto" w:fill="FFFFFF"/>
-        </w:rPr>
-        <w:t>Actions</w:t>
-      </w:r>
-      <w:proofErr w:type="spellEnd"/>
-      <w:r>
-        <w:rPr>
-          <w:rFonts w:ascii="Segoe UI" w:hAnsi="Segoe UI" w:cs="Segoe UI"/>
-          <w:color w:val="1A1C1F"/>
-          <w:sz w:val="21"/>
-          <w:szCs w:val="21"/>
-          <w:shd w:val="clear" w:color="auto" w:fill="FFFFFF"/>
-        </w:rPr>
-        <w:t>.</w:t>
+        <w:rPr>
+          <w:rFonts w:ascii="Segoe UI" w:hAnsi="Segoe UI" w:cs="Segoe UI"/>
+          <w:color w:val="1A1C1F"/>
+          <w:sz w:val="21"/>
+          <w:szCs w:val="21"/>
+          <w:shd w:val="clear" w:color="auto" w:fill="FFFFFF"/>
+          <w:lang w:val="en-US"/>
+        </w:rPr>
+        <w:t>systemctl</w:t>
+      </w:r>
+      <w:proofErr w:type="spellEnd"/>
+      <w:r>
+        <w:rPr>
+          <w:rFonts w:ascii="Segoe UI" w:hAnsi="Segoe UI" w:cs="Segoe UI"/>
+          <w:color w:val="1A1C1F"/>
+          <w:sz w:val="21"/>
+          <w:szCs w:val="21"/>
+          <w:shd w:val="clear" w:color="auto" w:fill="FFFFFF"/>
+          <w:lang w:val="en-US"/>
+        </w:rPr>
+        <w:t xml:space="preserve"> reload </w:t>
+      </w:r>
+      <w:proofErr w:type="spellStart"/>
+      <w:r>
+        <w:rPr>
+          <w:rFonts w:ascii="Segoe UI" w:hAnsi="Segoe UI" w:cs="Segoe UI"/>
+          <w:color w:val="1A1C1F"/>
+          <w:sz w:val="21"/>
+          <w:szCs w:val="21"/>
+          <w:shd w:val="clear" w:color="auto" w:fill="FFFFFF"/>
+          <w:lang w:val="en-US"/>
+        </w:rPr>
+        <w:t>nginx</w:t>
+      </w:r>
+      <w:proofErr w:type="spellEnd"/>
+    </w:p>
+    <w:p>
+      <w:pPr>
+        <w:ind w:left="360"/>
+        <w:rPr>
+          <w:rFonts w:ascii="Segoe UI" w:hAnsi="Segoe UI" w:cs="Segoe UI"/>
+          <w:color w:val="1A1C1F"/>
+          <w:sz w:val="21"/>
+          <w:szCs w:val="21"/>
+          <w:shd w:val="clear" w:color="auto" w:fill="FFFFFF"/>
+          <w:lang w:val="en-US"/>
+        </w:rPr>
+      </w:pPr>
+    </w:p>
+    <w:p>
+      <w:pPr>
+        <w:ind w:left="360"/>
+        <w:rPr>
+          <w:rFonts w:ascii="Segoe UI" w:hAnsi="Segoe UI" w:cs="Segoe UI"/>
+          <w:color w:val="1A1C1F"/>
+          <w:sz w:val="21"/>
+          <w:szCs w:val="21"/>
+          <w:shd w:val="clear" w:color="auto" w:fill="FFFFFF"/>
+        </w:rPr>
+      </w:pPr>
+      <w:r>
+        <w:rPr>
+          <w:rFonts w:ascii="Segoe UI" w:hAnsi="Segoe UI" w:cs="Segoe UI"/>
+          <w:color w:val="1A1C1F"/>
+          <w:sz w:val="21"/>
+          <w:szCs w:val="21"/>
+          <w:shd w:val="clear" w:color="auto" w:fill="FFFFFF"/>
+        </w:rPr>
+        <w:t xml:space="preserve">А лучше спрашивать </w:t>
+      </w:r>
+      <w:r>
+        <w:rPr>
+          <w:rFonts w:ascii="Segoe UI" w:hAnsi="Segoe UI" w:cs="Segoe UI"/>
+          <w:color w:val="1A1C1F"/>
+          <w:sz w:val="21"/>
+          <w:szCs w:val="21"/>
+          <w:shd w:val="clear" w:color="auto" w:fill="FFFFFF"/>
+          <w:lang w:val="en-US"/>
+        </w:rPr>
+        <w:t>Codex</w:t>
+      </w:r>
+      <w:r>
+        <w:rPr>
+          <w:rFonts w:ascii="Segoe UI" w:hAnsi="Segoe UI" w:cs="Segoe UI"/>
+          <w:color w:val="1A1C1F"/>
+          <w:sz w:val="21"/>
+          <w:szCs w:val="21"/>
+          <w:shd w:val="clear" w:color="auto" w:fill="FFFFFF"/>
+        </w:rPr>
+        <w:t xml:space="preserve"> каждый раз как обновлять))</w:t>
       </w:r>
       <w:bookmarkStart w:id="0" w:name="_GoBack"/>
       <w:bookmarkEnd w:id="0"/>
@@ -2953,9 +4937,6 @@
     <w:p>
       <w:pPr>
         <w:ind w:left="360"/>
-        <w:rPr>
-          <w:lang w:val="en-US"/>
-        </w:rPr>
       </w:pPr>
     </w:p>
     <w:sectPr>
@@ -3967,4 +5948,16 @@
     </a:ext>
   </a:extLst>
 </a:theme>
+</file>
+
+<file path=customXml/item1.xml><?xml version="1.0" encoding="utf-8"?>
+<b:Sources xmlns:b="http://schemas.openxmlformats.org/officeDocument/2006/bibliography" xmlns="http://schemas.openxmlformats.org/officeDocument/2006/bibliography" SelectedStyle="\APASixthEditionOfficeOnline.xsl" StyleName="APA" Version="6"/>
+</file>
+
+<file path=customXml/itemProps1.xml><?xml version="1.0" encoding="utf-8"?>
+<ds:datastoreItem xmlns:ds="http://schemas.openxmlformats.org/officeDocument/2006/customXml" ds:itemID="{DF9820D4-C426-4F7D-9CE8-89CF4660E0D1}">
+  <ds:schemaRefs>
+    <ds:schemaRef ds:uri="http://schemas.openxmlformats.org/officeDocument/2006/bibliography"/>
+  </ds:schemaRefs>
+</ds:datastoreItem>
 </file>